--- a/backend/templates/docx/cc_ip_ot.docx
+++ b/backend/templates/docx/cc_ip_ot.docx
@@ -15,60 +15,20 @@
       <w:r>
         <w:rPr>
           <w:rFonts w:asciiTheme="majorHAnsi" w:hAnsiTheme="majorHAnsi" w:cstheme="majorHAnsi"/>
-          <w:noProof/>
-        </w:rPr>
-        <w:drawing>
-          <wp:inline distT="0" distB="0" distL="0" distR="0" wp14:anchorId="4360CA9B" wp14:editId="73497612">
-            <wp:extent cx="1630668" cy="658662"/>
-            <wp:effectExtent l="0" t="0" r="0" b="0"/>
-            <wp:docPr id="1" name="image1.jpg"/>
-            <wp:cNvGraphicFramePr/>
-            <a:graphic xmlns:a="http://schemas.openxmlformats.org/drawingml/2006/main">
-              <a:graphicData uri="http://schemas.openxmlformats.org/drawingml/2006/picture">
-                <pic:pic xmlns:pic="http://schemas.openxmlformats.org/drawingml/2006/picture">
-                  <pic:nvPicPr>
-                    <pic:cNvPr id="0" name="image1.jpg"/>
-                    <pic:cNvPicPr preferRelativeResize="0"/>
-                  </pic:nvPicPr>
-                  <pic:blipFill>
-                    <a:blip r:embed="rId8"/>
-                    <a:srcRect l="6167" t="12132" r="6486" b="14346"/>
-                    <a:stretch>
-                      <a:fillRect/>
-                    </a:stretch>
-                  </pic:blipFill>
-                  <pic:spPr>
-                    <a:xfrm>
-                      <a:off x="0" y="0"/>
-                      <a:ext cx="1630668" cy="658662"/>
-                    </a:xfrm>
-                    <a:prstGeom prst="rect">
-                      <a:avLst/>
-                    </a:prstGeom>
-                    <a:ln/>
-                  </pic:spPr>
-                </pic:pic>
-              </a:graphicData>
-            </a:graphic>
-          </wp:inline>
-        </w:drawing>
+          <w:b/>
+          <w:sz w:val="24"/>
+        </w:rPr>
+        <w:t>BERITA ACARA INSTALASI</w:t>
       </w:r>
     </w:p>
     <w:p>
       <w:pPr>
+        <w:spacing w:after="0"/>
         <w:jc w:val="center"/>
         <w:rPr>
           <w:rFonts w:asciiTheme="majorHAnsi" w:hAnsiTheme="majorHAnsi" w:cstheme="majorHAnsi"/>
         </w:rPr>
       </w:pPr>
-      <w:r>
-        <w:rPr>
-          <w:rFonts w:asciiTheme="majorHAnsi" w:hAnsiTheme="majorHAnsi" w:cstheme="majorHAnsi"/>
-          <w:b/>
-          <w:sz w:val="24"/>
-        </w:rPr>
-        <w:t>Berita Acara Instalasi – Aktivasi (BAI – BAA)</w:t>
-      </w:r>
     </w:p>
     <w:p>
       <w:pPr>
@@ -80,84 +40,337 @@
       <w:r>
         <w:rPr>
           <w:rFonts w:asciiTheme="majorHAnsi" w:hAnsiTheme="majorHAnsi" w:cstheme="majorHAnsi"/>
-          <w:sz w:val="20"/>
-        </w:rPr>
-        <w:t xml:space="preserve">Pada Hari ini </w:t>
-      </w:r>
+        </w:rPr>
+        <w:t xml:space="preserve">Pada Hari </w:t>
+      </w:r>
+      <w:proofErr w:type="spellStart"/>
+      <w:r>
+        <w:rPr>
+          <w:rFonts w:asciiTheme="majorHAnsi" w:hAnsiTheme="majorHAnsi" w:cstheme="majorHAnsi"/>
+        </w:rPr>
+        <w:t>ini</w:t>
+      </w:r>
+      <w:proofErr w:type="spellEnd"/>
+      <w:r>
+        <w:rPr>
+          <w:rFonts w:asciiTheme="majorHAnsi" w:hAnsiTheme="majorHAnsi" w:cstheme="majorHAnsi"/>
+        </w:rPr>
+        <w:t xml:space="preserve"> </w:t>
+      </w:r>
+      <w:proofErr w:type="gramStart"/>
       <w:r>
         <w:rPr>
           <w:rFonts w:asciiTheme="majorHAnsi" w:hAnsiTheme="majorHAnsi" w:cstheme="majorHAnsi"/>
           <w:b/>
-          <w:sz w:val="20"/>
-        </w:rPr>
-        <w:t>{{ hari }}</w:t>
-      </w:r>
-      <w:r>
-        <w:rPr>
-          <w:rFonts w:asciiTheme="majorHAnsi" w:hAnsiTheme="majorHAnsi" w:cstheme="majorHAnsi"/>
-          <w:sz w:val="20"/>
-        </w:rPr>
-        <w:t xml:space="preserve">  Tanggal </w:t>
-      </w:r>
+        </w:rPr>
+        <w:t xml:space="preserve">{{ </w:t>
+      </w:r>
+      <w:proofErr w:type="spellStart"/>
       <w:r>
         <w:rPr>
           <w:rFonts w:asciiTheme="majorHAnsi" w:hAnsiTheme="majorHAnsi" w:cstheme="majorHAnsi"/>
           <w:b/>
-          <w:sz w:val="20"/>
-        </w:rPr>
-        <w:t>{{ tgl }}</w:t>
-      </w:r>
-      <w:r>
-        <w:rPr>
-          <w:rFonts w:asciiTheme="majorHAnsi" w:hAnsiTheme="majorHAnsi" w:cstheme="majorHAnsi"/>
-          <w:sz w:val="20"/>
-        </w:rPr>
-        <w:t xml:space="preserve">  Bulan </w:t>
-      </w:r>
+        </w:rPr>
+        <w:t>hari</w:t>
+      </w:r>
+      <w:proofErr w:type="spellEnd"/>
+      <w:proofErr w:type="gramEnd"/>
       <w:r>
         <w:rPr>
           <w:rFonts w:asciiTheme="majorHAnsi" w:hAnsiTheme="majorHAnsi" w:cstheme="majorHAnsi"/>
           <w:b/>
-          <w:sz w:val="20"/>
-        </w:rPr>
-        <w:t>{{ bln }}</w:t>
-      </w:r>
-      <w:r>
-        <w:rPr>
-          <w:rFonts w:asciiTheme="majorHAnsi" w:hAnsiTheme="majorHAnsi" w:cstheme="majorHAnsi"/>
-          <w:sz w:val="20"/>
-        </w:rPr>
-        <w:t xml:space="preserve">  Tahun </w:t>
+        </w:rPr>
+        <w:t xml:space="preserve"> }}</w:t>
+      </w:r>
+      <w:r>
+        <w:rPr>
+          <w:rFonts w:asciiTheme="majorHAnsi" w:hAnsiTheme="majorHAnsi" w:cstheme="majorHAnsi"/>
+        </w:rPr>
+        <w:t xml:space="preserve">  </w:t>
+      </w:r>
+      <w:proofErr w:type="spellStart"/>
+      <w:r>
+        <w:rPr>
+          <w:rFonts w:asciiTheme="majorHAnsi" w:hAnsiTheme="majorHAnsi" w:cstheme="majorHAnsi"/>
+        </w:rPr>
+        <w:t>Tanggal</w:t>
+      </w:r>
+      <w:proofErr w:type="spellEnd"/>
+      <w:r>
+        <w:rPr>
+          <w:rFonts w:asciiTheme="majorHAnsi" w:hAnsiTheme="majorHAnsi" w:cstheme="majorHAnsi"/>
+        </w:rPr>
+        <w:t xml:space="preserve"> </w:t>
       </w:r>
       <w:r>
         <w:rPr>
           <w:rFonts w:asciiTheme="majorHAnsi" w:hAnsiTheme="majorHAnsi" w:cstheme="majorHAnsi"/>
           <w:b/>
-          <w:sz w:val="20"/>
-        </w:rPr>
-        <w:t>{{ thn }}</w:t>
-      </w:r>
-      <w:r>
-        <w:rPr>
-          <w:rFonts w:asciiTheme="majorHAnsi" w:hAnsiTheme="majorHAnsi" w:cstheme="majorHAnsi"/>
-          <w:sz w:val="20"/>
-        </w:rPr>
-        <w:t xml:space="preserve"> telah dilakukan pekerjaan Aktivasi layanan </w:t>
-      </w:r>
+        </w:rPr>
+        <w:t xml:space="preserve">{{ </w:t>
+      </w:r>
+      <w:proofErr w:type="spellStart"/>
       <w:r>
         <w:rPr>
           <w:rFonts w:asciiTheme="majorHAnsi" w:hAnsiTheme="majorHAnsi" w:cstheme="majorHAnsi"/>
           <w:b/>
-          <w:sz w:val="20"/>
-        </w:rPr>
-        <w:t>{{ nama_layanan }}</w:t>
-      </w:r>
-      <w:r>
-        <w:rPr>
-          <w:rFonts w:asciiTheme="majorHAnsi" w:hAnsiTheme="majorHAnsi" w:cstheme="majorHAnsi"/>
-          <w:sz w:val="20"/>
-        </w:rPr>
-        <w:t xml:space="preserve"> dengan hasil BAIK, Adapun spesifikasi sebagai berikut :</w:t>
+        </w:rPr>
+        <w:t>tgl</w:t>
+      </w:r>
+      <w:proofErr w:type="spellEnd"/>
+      <w:r>
+        <w:rPr>
+          <w:rFonts w:asciiTheme="majorHAnsi" w:hAnsiTheme="majorHAnsi" w:cstheme="majorHAnsi"/>
+          <w:b/>
+        </w:rPr>
+        <w:t xml:space="preserve"> }}</w:t>
+      </w:r>
+      <w:r>
+        <w:rPr>
+          <w:rFonts w:asciiTheme="majorHAnsi" w:hAnsiTheme="majorHAnsi" w:cstheme="majorHAnsi"/>
+        </w:rPr>
+        <w:t xml:space="preserve">  </w:t>
+      </w:r>
+      <w:proofErr w:type="spellStart"/>
+      <w:r>
+        <w:rPr>
+          <w:rFonts w:asciiTheme="majorHAnsi" w:hAnsiTheme="majorHAnsi" w:cstheme="majorHAnsi"/>
+        </w:rPr>
+        <w:t>Bulan</w:t>
+      </w:r>
+      <w:proofErr w:type="spellEnd"/>
+      <w:r>
+        <w:rPr>
+          <w:rFonts w:asciiTheme="majorHAnsi" w:hAnsiTheme="majorHAnsi" w:cstheme="majorHAnsi"/>
+        </w:rPr>
+        <w:t xml:space="preserve"> </w:t>
+      </w:r>
+      <w:r>
+        <w:rPr>
+          <w:rFonts w:asciiTheme="majorHAnsi" w:hAnsiTheme="majorHAnsi" w:cstheme="majorHAnsi"/>
+          <w:b/>
+        </w:rPr>
+        <w:t xml:space="preserve">{{ </w:t>
+      </w:r>
+      <w:proofErr w:type="spellStart"/>
+      <w:r>
+        <w:rPr>
+          <w:rFonts w:asciiTheme="majorHAnsi" w:hAnsiTheme="majorHAnsi" w:cstheme="majorHAnsi"/>
+          <w:b/>
+        </w:rPr>
+        <w:t>bln</w:t>
+      </w:r>
+      <w:proofErr w:type="spellEnd"/>
+      <w:r>
+        <w:rPr>
+          <w:rFonts w:asciiTheme="majorHAnsi" w:hAnsiTheme="majorHAnsi" w:cstheme="majorHAnsi"/>
+          <w:b/>
+        </w:rPr>
+        <w:t xml:space="preserve"> }}</w:t>
+      </w:r>
+      <w:r>
+        <w:rPr>
+          <w:rFonts w:asciiTheme="majorHAnsi" w:hAnsiTheme="majorHAnsi" w:cstheme="majorHAnsi"/>
+        </w:rPr>
+        <w:t xml:space="preserve">  </w:t>
+      </w:r>
+      <w:proofErr w:type="spellStart"/>
+      <w:r>
+        <w:rPr>
+          <w:rFonts w:asciiTheme="majorHAnsi" w:hAnsiTheme="majorHAnsi" w:cstheme="majorHAnsi"/>
+        </w:rPr>
+        <w:t>Tahun</w:t>
+      </w:r>
+      <w:proofErr w:type="spellEnd"/>
+      <w:r>
+        <w:rPr>
+          <w:rFonts w:asciiTheme="majorHAnsi" w:hAnsiTheme="majorHAnsi" w:cstheme="majorHAnsi"/>
+        </w:rPr>
+        <w:t xml:space="preserve"> </w:t>
+      </w:r>
+      <w:r>
+        <w:rPr>
+          <w:rFonts w:asciiTheme="majorHAnsi" w:hAnsiTheme="majorHAnsi" w:cstheme="majorHAnsi"/>
+          <w:b/>
+        </w:rPr>
+        <w:t xml:space="preserve">{{ </w:t>
+      </w:r>
+      <w:proofErr w:type="spellStart"/>
+      <w:r>
+        <w:rPr>
+          <w:rFonts w:asciiTheme="majorHAnsi" w:hAnsiTheme="majorHAnsi" w:cstheme="majorHAnsi"/>
+          <w:b/>
+        </w:rPr>
+        <w:t>thn</w:t>
+      </w:r>
+      <w:proofErr w:type="spellEnd"/>
+      <w:r>
+        <w:rPr>
+          <w:rFonts w:asciiTheme="majorHAnsi" w:hAnsiTheme="majorHAnsi" w:cstheme="majorHAnsi"/>
+          <w:b/>
+        </w:rPr>
+        <w:t xml:space="preserve"> }}</w:t>
+      </w:r>
+      <w:r>
+        <w:rPr>
+          <w:rFonts w:asciiTheme="majorHAnsi" w:hAnsiTheme="majorHAnsi" w:cstheme="majorHAnsi"/>
+        </w:rPr>
+        <w:t xml:space="preserve"> </w:t>
+      </w:r>
+      <w:proofErr w:type="spellStart"/>
+      <w:r>
+        <w:rPr>
+          <w:rFonts w:asciiTheme="majorHAnsi" w:hAnsiTheme="majorHAnsi" w:cstheme="majorHAnsi"/>
+        </w:rPr>
+        <w:t>telah</w:t>
+      </w:r>
+      <w:proofErr w:type="spellEnd"/>
+      <w:r>
+        <w:rPr>
+          <w:rFonts w:asciiTheme="majorHAnsi" w:hAnsiTheme="majorHAnsi" w:cstheme="majorHAnsi"/>
+        </w:rPr>
+        <w:t xml:space="preserve"> </w:t>
+      </w:r>
+      <w:proofErr w:type="spellStart"/>
+      <w:r>
+        <w:rPr>
+          <w:rFonts w:asciiTheme="majorHAnsi" w:hAnsiTheme="majorHAnsi" w:cstheme="majorHAnsi"/>
+        </w:rPr>
+        <w:t>dilakukan</w:t>
+      </w:r>
+      <w:proofErr w:type="spellEnd"/>
+      <w:r>
+        <w:rPr>
+          <w:rFonts w:asciiTheme="majorHAnsi" w:hAnsiTheme="majorHAnsi" w:cstheme="majorHAnsi"/>
+        </w:rPr>
+        <w:t xml:space="preserve"> </w:t>
+      </w:r>
+      <w:proofErr w:type="spellStart"/>
+      <w:r>
+        <w:rPr>
+          <w:rFonts w:asciiTheme="majorHAnsi" w:hAnsiTheme="majorHAnsi" w:cstheme="majorHAnsi"/>
+        </w:rPr>
+        <w:t>pekerjaan</w:t>
+      </w:r>
+      <w:proofErr w:type="spellEnd"/>
+      <w:r>
+        <w:rPr>
+          <w:rFonts w:asciiTheme="majorHAnsi" w:hAnsiTheme="majorHAnsi" w:cstheme="majorHAnsi"/>
+        </w:rPr>
+        <w:t xml:space="preserve"> Aktivasi </w:t>
+      </w:r>
+      <w:proofErr w:type="spellStart"/>
+      <w:r>
+        <w:rPr>
+          <w:rFonts w:asciiTheme="majorHAnsi" w:hAnsiTheme="majorHAnsi" w:cstheme="majorHAnsi"/>
+        </w:rPr>
+        <w:t>layanan</w:t>
+      </w:r>
+      <w:proofErr w:type="spellEnd"/>
+      <w:r>
+        <w:rPr>
+          <w:rFonts w:asciiTheme="majorHAnsi" w:hAnsiTheme="majorHAnsi" w:cstheme="majorHAnsi"/>
+        </w:rPr>
+        <w:t xml:space="preserve"> </w:t>
+      </w:r>
+      <w:r>
+        <w:rPr>
+          <w:rFonts w:asciiTheme="majorHAnsi" w:hAnsiTheme="majorHAnsi" w:cstheme="majorHAnsi"/>
+          <w:b/>
+        </w:rPr>
+        <w:t xml:space="preserve">{{ </w:t>
+      </w:r>
+      <w:proofErr w:type="spellStart"/>
+      <w:r>
+        <w:rPr>
+          <w:rFonts w:asciiTheme="majorHAnsi" w:hAnsiTheme="majorHAnsi" w:cstheme="majorHAnsi"/>
+          <w:b/>
+        </w:rPr>
+        <w:t>nama_layanan</w:t>
+      </w:r>
+      <w:proofErr w:type="spellEnd"/>
+      <w:r>
+        <w:rPr>
+          <w:rFonts w:asciiTheme="majorHAnsi" w:hAnsiTheme="majorHAnsi" w:cstheme="majorHAnsi"/>
+          <w:b/>
+        </w:rPr>
+        <w:t xml:space="preserve"> }}</w:t>
+      </w:r>
+      <w:r>
+        <w:rPr>
+          <w:rFonts w:asciiTheme="majorHAnsi" w:hAnsiTheme="majorHAnsi" w:cstheme="majorHAnsi"/>
+        </w:rPr>
+        <w:t xml:space="preserve"> </w:t>
+      </w:r>
+      <w:proofErr w:type="spellStart"/>
+      <w:r>
+        <w:rPr>
+          <w:rFonts w:asciiTheme="majorHAnsi" w:hAnsiTheme="majorHAnsi" w:cstheme="majorHAnsi"/>
+        </w:rPr>
+        <w:t>dengan</w:t>
+      </w:r>
+      <w:proofErr w:type="spellEnd"/>
+      <w:r>
+        <w:rPr>
+          <w:rFonts w:asciiTheme="majorHAnsi" w:hAnsiTheme="majorHAnsi" w:cstheme="majorHAnsi"/>
+        </w:rPr>
+        <w:t xml:space="preserve"> </w:t>
+      </w:r>
+      <w:proofErr w:type="spellStart"/>
+      <w:r>
+        <w:rPr>
+          <w:rFonts w:asciiTheme="majorHAnsi" w:hAnsiTheme="majorHAnsi" w:cstheme="majorHAnsi"/>
+        </w:rPr>
+        <w:t>hasil</w:t>
+      </w:r>
+      <w:proofErr w:type="spellEnd"/>
+      <w:r>
+        <w:rPr>
+          <w:rFonts w:asciiTheme="majorHAnsi" w:hAnsiTheme="majorHAnsi" w:cstheme="majorHAnsi"/>
+        </w:rPr>
+        <w:t xml:space="preserve"> BAIK, Adapun </w:t>
+      </w:r>
+      <w:proofErr w:type="spellStart"/>
+      <w:r>
+        <w:rPr>
+          <w:rFonts w:asciiTheme="majorHAnsi" w:hAnsiTheme="majorHAnsi" w:cstheme="majorHAnsi"/>
+        </w:rPr>
+        <w:t>spesifikasi</w:t>
+      </w:r>
+      <w:proofErr w:type="spellEnd"/>
+      <w:r>
+        <w:rPr>
+          <w:rFonts w:asciiTheme="majorHAnsi" w:hAnsiTheme="majorHAnsi" w:cstheme="majorHAnsi"/>
+        </w:rPr>
+        <w:t xml:space="preserve"> </w:t>
+      </w:r>
+      <w:proofErr w:type="spellStart"/>
+      <w:r>
+        <w:rPr>
+          <w:rFonts w:asciiTheme="majorHAnsi" w:hAnsiTheme="majorHAnsi" w:cstheme="majorHAnsi"/>
+        </w:rPr>
+        <w:t>sebagai</w:t>
+      </w:r>
+      <w:proofErr w:type="spellEnd"/>
+      <w:r>
+        <w:rPr>
+          <w:rFonts w:asciiTheme="majorHAnsi" w:hAnsiTheme="majorHAnsi" w:cstheme="majorHAnsi"/>
+        </w:rPr>
+        <w:t xml:space="preserve"> </w:t>
+      </w:r>
+      <w:proofErr w:type="spellStart"/>
+      <w:r>
+        <w:rPr>
+          <w:rFonts w:asciiTheme="majorHAnsi" w:hAnsiTheme="majorHAnsi" w:cstheme="majorHAnsi"/>
+        </w:rPr>
+        <w:t>berikut</w:t>
+      </w:r>
+      <w:proofErr w:type="spellEnd"/>
+      <w:r>
+        <w:rPr>
+          <w:rFonts w:asciiTheme="majorHAnsi" w:hAnsiTheme="majorHAnsi" w:cstheme="majorHAnsi"/>
+        </w:rPr>
+        <w:t xml:space="preserve"> :</w:t>
       </w:r>
     </w:p>
     <w:tbl>
@@ -190,10 +403,17 @@
             <w:r>
               <w:rPr>
                 <w:rFonts w:asciiTheme="majorHAnsi" w:hAnsiTheme="majorHAnsi" w:cstheme="majorHAnsi"/>
-                <w:sz w:val="20"/>
-              </w:rPr>
-              <w:t>Nama Pelanggan</w:t>
-            </w:r>
+              </w:rPr>
+              <w:t xml:space="preserve">Nama </w:t>
+            </w:r>
+            <w:proofErr w:type="spellStart"/>
+            <w:r>
+              <w:rPr>
+                <w:rFonts w:asciiTheme="majorHAnsi" w:hAnsiTheme="majorHAnsi" w:cstheme="majorHAnsi"/>
+              </w:rPr>
+              <w:t>Pelanggan</w:t>
+            </w:r>
+            <w:proofErr w:type="spellEnd"/>
           </w:p>
         </w:tc>
         <w:tc>
@@ -214,7 +434,6 @@
             <w:r>
               <w:rPr>
                 <w:rFonts w:asciiTheme="majorHAnsi" w:hAnsiTheme="majorHAnsi" w:cstheme="majorHAnsi"/>
-                <w:sz w:val="20"/>
               </w:rPr>
               <w:t>:</w:t>
             </w:r>
@@ -238,7 +457,6 @@
             <w:r>
               <w:rPr>
                 <w:rFonts w:asciiTheme="majorHAnsi" w:hAnsiTheme="majorHAnsi" w:cstheme="majorHAnsi"/>
-                <w:sz w:val="20"/>
               </w:rPr>
               <w:t>{{ user</w:t>
             </w:r>
@@ -246,7 +464,6 @@
             <w:r>
               <w:rPr>
                 <w:rFonts w:asciiTheme="majorHAnsi" w:hAnsiTheme="majorHAnsi" w:cstheme="majorHAnsi"/>
-                <w:sz w:val="20"/>
               </w:rPr>
               <w:t xml:space="preserve"> }}</w:t>
             </w:r>
@@ -272,7 +489,6 @@
             <w:r>
               <w:rPr>
                 <w:rFonts w:asciiTheme="majorHAnsi" w:hAnsiTheme="majorHAnsi" w:cstheme="majorHAnsi"/>
-                <w:sz w:val="20"/>
               </w:rPr>
               <w:t>No. PA</w:t>
             </w:r>
@@ -297,7 +513,6 @@
             <w:r>
               <w:rPr>
                 <w:rFonts w:asciiTheme="majorHAnsi" w:hAnsiTheme="majorHAnsi" w:cstheme="majorHAnsi"/>
-                <w:sz w:val="20"/>
               </w:rPr>
               <w:t>:</w:t>
             </w:r>
@@ -322,17 +537,29 @@
             <w:r>
               <w:rPr>
                 <w:rFonts w:asciiTheme="majorHAnsi" w:hAnsiTheme="majorHAnsi" w:cstheme="majorHAnsi"/>
-                <w:sz w:val="20"/>
-              </w:rPr>
-              <w:t>{{ no</w:t>
+              </w:rPr>
+              <w:t xml:space="preserve">{{ </w:t>
+            </w:r>
+            <w:proofErr w:type="spellStart"/>
+            <w:r>
+              <w:rPr>
+                <w:rFonts w:asciiTheme="majorHAnsi" w:hAnsiTheme="majorHAnsi" w:cstheme="majorHAnsi"/>
+              </w:rPr>
+              <w:t>no</w:t>
             </w:r>
             <w:proofErr w:type="gramEnd"/>
             <w:r>
               <w:rPr>
                 <w:rFonts w:asciiTheme="majorHAnsi" w:hAnsiTheme="majorHAnsi" w:cstheme="majorHAnsi"/>
-                <w:sz w:val="20"/>
-              </w:rPr>
-              <w:t>_pa }}</w:t>
+              </w:rPr>
+              <w:t>_pa</w:t>
+            </w:r>
+            <w:proofErr w:type="spellEnd"/>
+            <w:r>
+              <w:rPr>
+                <w:rFonts w:asciiTheme="majorHAnsi" w:hAnsiTheme="majorHAnsi" w:cstheme="majorHAnsi"/>
+              </w:rPr>
+              <w:t xml:space="preserve"> }}</w:t>
             </w:r>
           </w:p>
         </w:tc>
@@ -356,10 +583,17 @@
             <w:r>
               <w:rPr>
                 <w:rFonts w:asciiTheme="majorHAnsi" w:hAnsiTheme="majorHAnsi" w:cstheme="majorHAnsi"/>
-                <w:sz w:val="20"/>
-              </w:rPr>
-              <w:t>Nama Layanan</w:t>
-            </w:r>
+              </w:rPr>
+              <w:t xml:space="preserve">Nama </w:t>
+            </w:r>
+            <w:proofErr w:type="spellStart"/>
+            <w:r>
+              <w:rPr>
+                <w:rFonts w:asciiTheme="majorHAnsi" w:hAnsiTheme="majorHAnsi" w:cstheme="majorHAnsi"/>
+              </w:rPr>
+              <w:t>Layanan</w:t>
+            </w:r>
+            <w:proofErr w:type="spellEnd"/>
           </w:p>
         </w:tc>
         <w:tc>
@@ -381,7 +615,6 @@
             <w:r>
               <w:rPr>
                 <w:rFonts w:asciiTheme="majorHAnsi" w:hAnsiTheme="majorHAnsi" w:cstheme="majorHAnsi"/>
-                <w:sz w:val="20"/>
               </w:rPr>
               <w:t>:</w:t>
             </w:r>
@@ -406,17 +639,29 @@
             <w:r>
               <w:rPr>
                 <w:rFonts w:asciiTheme="majorHAnsi" w:hAnsiTheme="majorHAnsi" w:cstheme="majorHAnsi"/>
-                <w:sz w:val="20"/>
-              </w:rPr>
-              <w:t>{{ nama</w:t>
+              </w:rPr>
+              <w:t xml:space="preserve">{{ </w:t>
+            </w:r>
+            <w:proofErr w:type="spellStart"/>
+            <w:r>
+              <w:rPr>
+                <w:rFonts w:asciiTheme="majorHAnsi" w:hAnsiTheme="majorHAnsi" w:cstheme="majorHAnsi"/>
+              </w:rPr>
+              <w:t>nama</w:t>
             </w:r>
             <w:proofErr w:type="gramEnd"/>
             <w:r>
               <w:rPr>
                 <w:rFonts w:asciiTheme="majorHAnsi" w:hAnsiTheme="majorHAnsi" w:cstheme="majorHAnsi"/>
-                <w:sz w:val="20"/>
-              </w:rPr>
-              <w:t>_layanan }}</w:t>
+              </w:rPr>
+              <w:t>_layanan</w:t>
+            </w:r>
+            <w:proofErr w:type="spellEnd"/>
+            <w:r>
+              <w:rPr>
+                <w:rFonts w:asciiTheme="majorHAnsi" w:hAnsiTheme="majorHAnsi" w:cstheme="majorHAnsi"/>
+              </w:rPr>
+              <w:t xml:space="preserve"> }}</w:t>
             </w:r>
           </w:p>
         </w:tc>
@@ -440,7 +685,6 @@
             <w:r>
               <w:rPr>
                 <w:rFonts w:asciiTheme="majorHAnsi" w:hAnsiTheme="majorHAnsi" w:cstheme="majorHAnsi"/>
-                <w:sz w:val="20"/>
               </w:rPr>
               <w:t>Service ID</w:t>
             </w:r>
@@ -465,7 +709,6 @@
             <w:r>
               <w:rPr>
                 <w:rFonts w:asciiTheme="majorHAnsi" w:hAnsiTheme="majorHAnsi" w:cstheme="majorHAnsi"/>
-                <w:sz w:val="20"/>
               </w:rPr>
               <w:t>:</w:t>
             </w:r>
@@ -490,15 +733,21 @@
             <w:r>
               <w:rPr>
                 <w:rFonts w:asciiTheme="majorHAnsi" w:hAnsiTheme="majorHAnsi" w:cstheme="majorHAnsi"/>
-                <w:sz w:val="20"/>
-              </w:rPr>
-              <w:t>{{ sid</w:t>
-            </w:r>
+              </w:rPr>
+              <w:t xml:space="preserve">{{ </w:t>
+            </w:r>
+            <w:proofErr w:type="spellStart"/>
+            <w:r>
+              <w:rPr>
+                <w:rFonts w:asciiTheme="majorHAnsi" w:hAnsiTheme="majorHAnsi" w:cstheme="majorHAnsi"/>
+              </w:rPr>
+              <w:t>sid</w:t>
+            </w:r>
+            <w:proofErr w:type="spellEnd"/>
             <w:proofErr w:type="gramEnd"/>
             <w:r>
               <w:rPr>
                 <w:rFonts w:asciiTheme="majorHAnsi" w:hAnsiTheme="majorHAnsi" w:cstheme="majorHAnsi"/>
-                <w:sz w:val="20"/>
               </w:rPr>
               <w:t xml:space="preserve"> }}</w:t>
             </w:r>
@@ -524,7 +773,6 @@
             <w:r>
               <w:rPr>
                 <w:rFonts w:asciiTheme="majorHAnsi" w:hAnsiTheme="majorHAnsi" w:cstheme="majorHAnsi"/>
-                <w:sz w:val="20"/>
               </w:rPr>
               <w:t>Bandwidth</w:t>
             </w:r>
@@ -549,7 +797,6 @@
             <w:r>
               <w:rPr>
                 <w:rFonts w:asciiTheme="majorHAnsi" w:hAnsiTheme="majorHAnsi" w:cstheme="majorHAnsi"/>
-                <w:sz w:val="20"/>
               </w:rPr>
               <w:t>:</w:t>
             </w:r>
@@ -574,7 +821,6 @@
             <w:r>
               <w:rPr>
                 <w:rFonts w:asciiTheme="majorHAnsi" w:hAnsiTheme="majorHAnsi" w:cstheme="majorHAnsi"/>
-                <w:sz w:val="20"/>
               </w:rPr>
               <w:t>{{ bandwidth</w:t>
             </w:r>
@@ -582,7 +828,6 @@
             <w:r>
               <w:rPr>
                 <w:rFonts w:asciiTheme="majorHAnsi" w:hAnsiTheme="majorHAnsi" w:cstheme="majorHAnsi"/>
-                <w:sz w:val="20"/>
               </w:rPr>
               <w:t xml:space="preserve"> }}</w:t>
             </w:r>
@@ -608,10 +853,17 @@
             <w:r>
               <w:rPr>
                 <w:rFonts w:asciiTheme="majorHAnsi" w:hAnsiTheme="majorHAnsi" w:cstheme="majorHAnsi"/>
-                <w:sz w:val="20"/>
-              </w:rPr>
-              <w:t>No Surat Permohonan</w:t>
-            </w:r>
+              </w:rPr>
+              <w:t xml:space="preserve">No Surat </w:t>
+            </w:r>
+            <w:proofErr w:type="spellStart"/>
+            <w:r>
+              <w:rPr>
+                <w:rFonts w:asciiTheme="majorHAnsi" w:hAnsiTheme="majorHAnsi" w:cstheme="majorHAnsi"/>
+              </w:rPr>
+              <w:t>Permohonan</w:t>
+            </w:r>
+            <w:proofErr w:type="spellEnd"/>
           </w:p>
         </w:tc>
         <w:tc>
@@ -633,7 +885,6 @@
             <w:r>
               <w:rPr>
                 <w:rFonts w:asciiTheme="majorHAnsi" w:hAnsiTheme="majorHAnsi" w:cstheme="majorHAnsi"/>
-                <w:sz w:val="20"/>
               </w:rPr>
               <w:t>:</w:t>
             </w:r>
@@ -658,17 +909,29 @@
             <w:r>
               <w:rPr>
                 <w:rFonts w:asciiTheme="majorHAnsi" w:hAnsiTheme="majorHAnsi" w:cstheme="majorHAnsi"/>
-                <w:sz w:val="20"/>
-              </w:rPr>
-              <w:t>{{ no</w:t>
+              </w:rPr>
+              <w:t xml:space="preserve">{{ </w:t>
+            </w:r>
+            <w:proofErr w:type="spellStart"/>
+            <w:r>
+              <w:rPr>
+                <w:rFonts w:asciiTheme="majorHAnsi" w:hAnsiTheme="majorHAnsi" w:cstheme="majorHAnsi"/>
+              </w:rPr>
+              <w:t>no</w:t>
             </w:r>
             <w:proofErr w:type="gramEnd"/>
             <w:r>
               <w:rPr>
                 <w:rFonts w:asciiTheme="majorHAnsi" w:hAnsiTheme="majorHAnsi" w:cstheme="majorHAnsi"/>
-                <w:sz w:val="20"/>
-              </w:rPr>
-              <w:t>_surat }}</w:t>
+              </w:rPr>
+              <w:t>_surat</w:t>
+            </w:r>
+            <w:proofErr w:type="spellEnd"/>
+            <w:r>
+              <w:rPr>
+                <w:rFonts w:asciiTheme="majorHAnsi" w:hAnsiTheme="majorHAnsi" w:cstheme="majorHAnsi"/>
+              </w:rPr>
+              <w:t xml:space="preserve"> }}</w:t>
             </w:r>
           </w:p>
         </w:tc>
@@ -689,12 +952,19 @@
                 <w:rFonts w:asciiTheme="majorHAnsi" w:hAnsiTheme="majorHAnsi" w:cstheme="majorHAnsi"/>
               </w:rPr>
             </w:pPr>
-            <w:r>
-              <w:rPr>
-                <w:rFonts w:asciiTheme="majorHAnsi" w:hAnsiTheme="majorHAnsi" w:cstheme="majorHAnsi"/>
-                <w:sz w:val="20"/>
-              </w:rPr>
-              <w:t>Tanggal Surat</w:t>
+            <w:proofErr w:type="spellStart"/>
+            <w:r>
+              <w:rPr>
+                <w:rFonts w:asciiTheme="majorHAnsi" w:hAnsiTheme="majorHAnsi" w:cstheme="majorHAnsi"/>
+              </w:rPr>
+              <w:t>Tanggal</w:t>
+            </w:r>
+            <w:proofErr w:type="spellEnd"/>
+            <w:r>
+              <w:rPr>
+                <w:rFonts w:asciiTheme="majorHAnsi" w:hAnsiTheme="majorHAnsi" w:cstheme="majorHAnsi"/>
+              </w:rPr>
+              <w:t xml:space="preserve"> Surat</w:t>
             </w:r>
           </w:p>
         </w:tc>
@@ -717,7 +987,6 @@
             <w:r>
               <w:rPr>
                 <w:rFonts w:asciiTheme="majorHAnsi" w:hAnsiTheme="majorHAnsi" w:cstheme="majorHAnsi"/>
-                <w:sz w:val="20"/>
               </w:rPr>
               <w:t>:</w:t>
             </w:r>
@@ -742,17 +1011,29 @@
             <w:r>
               <w:rPr>
                 <w:rFonts w:asciiTheme="majorHAnsi" w:hAnsiTheme="majorHAnsi" w:cstheme="majorHAnsi"/>
-                <w:sz w:val="20"/>
-              </w:rPr>
-              <w:t>{{ tgl</w:t>
+              </w:rPr>
+              <w:t xml:space="preserve">{{ </w:t>
+            </w:r>
+            <w:proofErr w:type="spellStart"/>
+            <w:r>
+              <w:rPr>
+                <w:rFonts w:asciiTheme="majorHAnsi" w:hAnsiTheme="majorHAnsi" w:cstheme="majorHAnsi"/>
+              </w:rPr>
+              <w:t>tgl</w:t>
             </w:r>
             <w:proofErr w:type="gramEnd"/>
             <w:r>
               <w:rPr>
                 <w:rFonts w:asciiTheme="majorHAnsi" w:hAnsiTheme="majorHAnsi" w:cstheme="majorHAnsi"/>
-                <w:sz w:val="20"/>
-              </w:rPr>
-              <w:t>_surat }}</w:t>
+              </w:rPr>
+              <w:t>_surat</w:t>
+            </w:r>
+            <w:proofErr w:type="spellEnd"/>
+            <w:r>
+              <w:rPr>
+                <w:rFonts w:asciiTheme="majorHAnsi" w:hAnsiTheme="majorHAnsi" w:cstheme="majorHAnsi"/>
+              </w:rPr>
+              <w:t xml:space="preserve"> }}</w:t>
             </w:r>
           </w:p>
         </w:tc>
@@ -771,16 +1052,30 @@
             <w:pPr>
               <w:rPr>
                 <w:rFonts w:asciiTheme="majorHAnsi" w:hAnsiTheme="majorHAnsi" w:cstheme="majorHAnsi"/>
-                <w:sz w:val="20"/>
-              </w:rPr>
-            </w:pPr>
-            <w:r>
-              <w:rPr>
-                <w:rFonts w:asciiTheme="majorHAnsi" w:hAnsiTheme="majorHAnsi" w:cstheme="majorHAnsi"/>
-                <w:sz w:val="20"/>
-              </w:rPr>
-              <w:t>Peruntukan Layanan</w:t>
-            </w:r>
+              </w:rPr>
+            </w:pPr>
+            <w:proofErr w:type="spellStart"/>
+            <w:r>
+              <w:rPr>
+                <w:rFonts w:asciiTheme="majorHAnsi" w:hAnsiTheme="majorHAnsi" w:cstheme="majorHAnsi"/>
+              </w:rPr>
+              <w:t>Peruntukan</w:t>
+            </w:r>
+            <w:proofErr w:type="spellEnd"/>
+            <w:r>
+              <w:rPr>
+                <w:rFonts w:asciiTheme="majorHAnsi" w:hAnsiTheme="majorHAnsi" w:cstheme="majorHAnsi"/>
+              </w:rPr>
+              <w:t xml:space="preserve"> </w:t>
+            </w:r>
+            <w:proofErr w:type="spellStart"/>
+            <w:r>
+              <w:rPr>
+                <w:rFonts w:asciiTheme="majorHAnsi" w:hAnsiTheme="majorHAnsi" w:cstheme="majorHAnsi"/>
+              </w:rPr>
+              <w:t>Layanan</w:t>
+            </w:r>
+            <w:proofErr w:type="spellEnd"/>
           </w:p>
         </w:tc>
         <w:tc>
@@ -797,13 +1092,11 @@
             <w:pPr>
               <w:rPr>
                 <w:rFonts w:asciiTheme="majorHAnsi" w:hAnsiTheme="majorHAnsi" w:cstheme="majorHAnsi"/>
-                <w:sz w:val="20"/>
-              </w:rPr>
-            </w:pPr>
-            <w:r>
-              <w:rPr>
-                <w:rFonts w:asciiTheme="majorHAnsi" w:hAnsiTheme="majorHAnsi" w:cstheme="majorHAnsi"/>
-                <w:sz w:val="20"/>
+              </w:rPr>
+            </w:pPr>
+            <w:r>
+              <w:rPr>
+                <w:rFonts w:asciiTheme="majorHAnsi" w:hAnsiTheme="majorHAnsi" w:cstheme="majorHAnsi"/>
               </w:rPr>
               <w:t>:</w:t>
             </w:r>
@@ -822,24 +1115,35 @@
             <w:pPr>
               <w:rPr>
                 <w:rFonts w:asciiTheme="majorHAnsi" w:hAnsiTheme="majorHAnsi" w:cstheme="majorHAnsi"/>
-                <w:sz w:val="20"/>
               </w:rPr>
             </w:pPr>
             <w:proofErr w:type="gramStart"/>
             <w:r>
               <w:rPr>
                 <w:rFonts w:asciiTheme="majorHAnsi" w:hAnsiTheme="majorHAnsi" w:cstheme="majorHAnsi"/>
-                <w:sz w:val="20"/>
-              </w:rPr>
-              <w:t>{{ peruntukan</w:t>
+              </w:rPr>
+              <w:t xml:space="preserve">{{ </w:t>
+            </w:r>
+            <w:proofErr w:type="spellStart"/>
+            <w:r>
+              <w:rPr>
+                <w:rFonts w:asciiTheme="majorHAnsi" w:hAnsiTheme="majorHAnsi" w:cstheme="majorHAnsi"/>
+              </w:rPr>
+              <w:t>peruntukan</w:t>
             </w:r>
             <w:proofErr w:type="gramEnd"/>
             <w:r>
               <w:rPr>
                 <w:rFonts w:asciiTheme="majorHAnsi" w:hAnsiTheme="majorHAnsi" w:cstheme="majorHAnsi"/>
-                <w:sz w:val="20"/>
-              </w:rPr>
-              <w:t>_layanan }}</w:t>
+              </w:rPr>
+              <w:t>_layanan</w:t>
+            </w:r>
+            <w:proofErr w:type="spellEnd"/>
+            <w:r>
+              <w:rPr>
+                <w:rFonts w:asciiTheme="majorHAnsi" w:hAnsiTheme="majorHAnsi" w:cstheme="majorHAnsi"/>
+              </w:rPr>
+              <w:t xml:space="preserve"> }}</w:t>
             </w:r>
           </w:p>
         </w:tc>
@@ -858,7 +1162,6 @@
             <w:pPr>
               <w:rPr>
                 <w:rFonts w:asciiTheme="majorHAnsi" w:hAnsiTheme="majorHAnsi" w:cstheme="majorHAnsi"/>
-                <w:sz w:val="20"/>
               </w:rPr>
             </w:pPr>
           </w:p>
@@ -877,7 +1180,6 @@
             <w:pPr>
               <w:rPr>
                 <w:rFonts w:asciiTheme="majorHAnsi" w:hAnsiTheme="majorHAnsi" w:cstheme="majorHAnsi"/>
-                <w:sz w:val="20"/>
               </w:rPr>
             </w:pPr>
           </w:p>
@@ -895,7 +1197,6 @@
             <w:pPr>
               <w:rPr>
                 <w:rFonts w:asciiTheme="majorHAnsi" w:hAnsiTheme="majorHAnsi" w:cstheme="majorHAnsi"/>
-                <w:sz w:val="20"/>
               </w:rPr>
             </w:pPr>
           </w:p>
@@ -919,7 +1220,6 @@
             <w:r>
               <w:rPr>
                 <w:rFonts w:asciiTheme="majorHAnsi" w:hAnsiTheme="majorHAnsi" w:cstheme="majorHAnsi"/>
-                <w:sz w:val="20"/>
               </w:rPr>
               <w:t>Alamat/Lokasi Terminating</w:t>
             </w:r>
@@ -943,7 +1243,6 @@
             <w:r>
               <w:rPr>
                 <w:rFonts w:asciiTheme="majorHAnsi" w:hAnsiTheme="majorHAnsi" w:cstheme="majorHAnsi"/>
-                <w:sz w:val="20"/>
               </w:rPr>
               <w:t>:</w:t>
             </w:r>
@@ -967,17 +1266,29 @@
             <w:r>
               <w:rPr>
                 <w:rFonts w:asciiTheme="majorHAnsi" w:hAnsiTheme="majorHAnsi" w:cstheme="majorHAnsi"/>
-                <w:sz w:val="20"/>
-              </w:rPr>
-              <w:t>{{ nama</w:t>
+              </w:rPr>
+              <w:t xml:space="preserve">{{ </w:t>
+            </w:r>
+            <w:proofErr w:type="spellStart"/>
+            <w:r>
+              <w:rPr>
+                <w:rFonts w:asciiTheme="majorHAnsi" w:hAnsiTheme="majorHAnsi" w:cstheme="majorHAnsi"/>
+              </w:rPr>
+              <w:t>nama</w:t>
             </w:r>
             <w:proofErr w:type="gramEnd"/>
             <w:r>
               <w:rPr>
                 <w:rFonts w:asciiTheme="majorHAnsi" w:hAnsiTheme="majorHAnsi" w:cstheme="majorHAnsi"/>
-                <w:sz w:val="20"/>
-              </w:rPr>
-              <w:t>_t }}</w:t>
+              </w:rPr>
+              <w:t>_t</w:t>
+            </w:r>
+            <w:proofErr w:type="spellEnd"/>
+            <w:r>
+              <w:rPr>
+                <w:rFonts w:asciiTheme="majorHAnsi" w:hAnsiTheme="majorHAnsi" w:cstheme="majorHAnsi"/>
+              </w:rPr>
+              <w:t xml:space="preserve"> }}</w:t>
             </w:r>
           </w:p>
         </w:tc>
@@ -1001,9 +1312,22 @@
             <w:r>
               <w:rPr>
                 <w:rFonts w:asciiTheme="majorHAnsi" w:hAnsiTheme="majorHAnsi" w:cstheme="majorHAnsi"/>
-                <w:sz w:val="20"/>
-              </w:rPr>
-              <w:t>Nama Perangkat &amp; SN</w:t>
+              </w:rPr>
+              <w:t xml:space="preserve">Nama </w:t>
+            </w:r>
+            <w:proofErr w:type="spellStart"/>
+            <w:r>
+              <w:rPr>
+                <w:rFonts w:asciiTheme="majorHAnsi" w:hAnsiTheme="majorHAnsi" w:cstheme="majorHAnsi"/>
+              </w:rPr>
+              <w:t>Perangkat</w:t>
+            </w:r>
+            <w:proofErr w:type="spellEnd"/>
+            <w:r>
+              <w:rPr>
+                <w:rFonts w:asciiTheme="majorHAnsi" w:hAnsiTheme="majorHAnsi" w:cstheme="majorHAnsi"/>
+              </w:rPr>
+              <w:t xml:space="preserve"> &amp; SN</w:t>
             </w:r>
           </w:p>
         </w:tc>
@@ -1026,7 +1350,6 @@
             <w:r>
               <w:rPr>
                 <w:rFonts w:asciiTheme="majorHAnsi" w:hAnsiTheme="majorHAnsi" w:cstheme="majorHAnsi"/>
-                <w:sz w:val="20"/>
               </w:rPr>
               <w:t>:</w:t>
             </w:r>
@@ -1051,17 +1374,29 @@
             <w:r>
               <w:rPr>
                 <w:rFonts w:asciiTheme="majorHAnsi" w:hAnsiTheme="majorHAnsi" w:cstheme="majorHAnsi"/>
-                <w:sz w:val="20"/>
-              </w:rPr>
-              <w:t>{{ perangkat</w:t>
+              </w:rPr>
+              <w:t xml:space="preserve">{{ </w:t>
+            </w:r>
+            <w:proofErr w:type="spellStart"/>
+            <w:r>
+              <w:rPr>
+                <w:rFonts w:asciiTheme="majorHAnsi" w:hAnsiTheme="majorHAnsi" w:cstheme="majorHAnsi"/>
+              </w:rPr>
+              <w:t>perangkat</w:t>
             </w:r>
             <w:proofErr w:type="gramEnd"/>
             <w:r>
               <w:rPr>
                 <w:rFonts w:asciiTheme="majorHAnsi" w:hAnsiTheme="majorHAnsi" w:cstheme="majorHAnsi"/>
-                <w:sz w:val="20"/>
-              </w:rPr>
-              <w:t>_t }}</w:t>
+              </w:rPr>
+              <w:t>_t</w:t>
+            </w:r>
+            <w:proofErr w:type="spellEnd"/>
+            <w:r>
+              <w:rPr>
+                <w:rFonts w:asciiTheme="majorHAnsi" w:hAnsiTheme="majorHAnsi" w:cstheme="majorHAnsi"/>
+              </w:rPr>
+              <w:t xml:space="preserve"> }}</w:t>
             </w:r>
           </w:p>
         </w:tc>
@@ -1082,12 +1417,19 @@
                 <w:rFonts w:asciiTheme="majorHAnsi" w:hAnsiTheme="majorHAnsi" w:cstheme="majorHAnsi"/>
               </w:rPr>
             </w:pPr>
-            <w:r>
-              <w:rPr>
-                <w:rFonts w:asciiTheme="majorHAnsi" w:hAnsiTheme="majorHAnsi" w:cstheme="majorHAnsi"/>
-                <w:sz w:val="20"/>
-              </w:rPr>
-              <w:t>Kanal/Port</w:t>
+            <w:proofErr w:type="spellStart"/>
+            <w:r>
+              <w:rPr>
+                <w:rFonts w:asciiTheme="majorHAnsi" w:hAnsiTheme="majorHAnsi" w:cstheme="majorHAnsi"/>
+              </w:rPr>
+              <w:t>Kanal</w:t>
+            </w:r>
+            <w:proofErr w:type="spellEnd"/>
+            <w:r>
+              <w:rPr>
+                <w:rFonts w:asciiTheme="majorHAnsi" w:hAnsiTheme="majorHAnsi" w:cstheme="majorHAnsi"/>
+              </w:rPr>
+              <w:t>/Port</w:t>
             </w:r>
           </w:p>
         </w:tc>
@@ -1110,7 +1452,6 @@
             <w:r>
               <w:rPr>
                 <w:rFonts w:asciiTheme="majorHAnsi" w:hAnsiTheme="majorHAnsi" w:cstheme="majorHAnsi"/>
-                <w:sz w:val="20"/>
               </w:rPr>
               <w:t>:</w:t>
             </w:r>
@@ -1135,17 +1476,29 @@
             <w:r>
               <w:rPr>
                 <w:rFonts w:asciiTheme="majorHAnsi" w:hAnsiTheme="majorHAnsi" w:cstheme="majorHAnsi"/>
-                <w:sz w:val="20"/>
-              </w:rPr>
-              <w:t>{{ kanal</w:t>
+              </w:rPr>
+              <w:t xml:space="preserve">{{ </w:t>
+            </w:r>
+            <w:proofErr w:type="spellStart"/>
+            <w:r>
+              <w:rPr>
+                <w:rFonts w:asciiTheme="majorHAnsi" w:hAnsiTheme="majorHAnsi" w:cstheme="majorHAnsi"/>
+              </w:rPr>
+              <w:t>kanal</w:t>
             </w:r>
             <w:proofErr w:type="gramEnd"/>
             <w:r>
               <w:rPr>
                 <w:rFonts w:asciiTheme="majorHAnsi" w:hAnsiTheme="majorHAnsi" w:cstheme="majorHAnsi"/>
-                <w:sz w:val="20"/>
-              </w:rPr>
-              <w:t>_t }}</w:t>
+              </w:rPr>
+              <w:t>_t</w:t>
+            </w:r>
+            <w:proofErr w:type="spellEnd"/>
+            <w:r>
+              <w:rPr>
+                <w:rFonts w:asciiTheme="majorHAnsi" w:hAnsiTheme="majorHAnsi" w:cstheme="majorHAnsi"/>
+              </w:rPr>
+              <w:t xml:space="preserve"> }}</w:t>
             </w:r>
           </w:p>
         </w:tc>
@@ -1164,7 +1517,6 @@
             <w:pPr>
               <w:rPr>
                 <w:rFonts w:asciiTheme="majorHAnsi" w:hAnsiTheme="majorHAnsi" w:cstheme="majorHAnsi"/>
-                <w:sz w:val="20"/>
               </w:rPr>
             </w:pPr>
           </w:p>
@@ -1183,7 +1535,6 @@
             <w:pPr>
               <w:rPr>
                 <w:rFonts w:asciiTheme="majorHAnsi" w:hAnsiTheme="majorHAnsi" w:cstheme="majorHAnsi"/>
-                <w:sz w:val="20"/>
               </w:rPr>
             </w:pPr>
           </w:p>
@@ -1201,7 +1552,6 @@
             <w:pPr>
               <w:rPr>
                 <w:rFonts w:asciiTheme="majorHAnsi" w:hAnsiTheme="majorHAnsi" w:cstheme="majorHAnsi"/>
-                <w:sz w:val="20"/>
               </w:rPr>
             </w:pPr>
           </w:p>
@@ -1225,7 +1575,6 @@
             <w:r>
               <w:rPr>
                 <w:rFonts w:asciiTheme="majorHAnsi" w:hAnsiTheme="majorHAnsi" w:cstheme="majorHAnsi"/>
-                <w:sz w:val="20"/>
               </w:rPr>
               <w:t>Alamat/Lokasi Originating</w:t>
             </w:r>
@@ -1249,7 +1598,6 @@
             <w:r>
               <w:rPr>
                 <w:rFonts w:asciiTheme="majorHAnsi" w:hAnsiTheme="majorHAnsi" w:cstheme="majorHAnsi"/>
-                <w:sz w:val="20"/>
               </w:rPr>
               <w:t>:</w:t>
             </w:r>
@@ -1273,17 +1621,29 @@
             <w:r>
               <w:rPr>
                 <w:rFonts w:asciiTheme="majorHAnsi" w:hAnsiTheme="majorHAnsi" w:cstheme="majorHAnsi"/>
-                <w:sz w:val="20"/>
-              </w:rPr>
-              <w:t>{{ nama</w:t>
+              </w:rPr>
+              <w:t xml:space="preserve">{{ </w:t>
+            </w:r>
+            <w:proofErr w:type="spellStart"/>
+            <w:r>
+              <w:rPr>
+                <w:rFonts w:asciiTheme="majorHAnsi" w:hAnsiTheme="majorHAnsi" w:cstheme="majorHAnsi"/>
+              </w:rPr>
+              <w:t>nama</w:t>
             </w:r>
             <w:proofErr w:type="gramEnd"/>
             <w:r>
               <w:rPr>
                 <w:rFonts w:asciiTheme="majorHAnsi" w:hAnsiTheme="majorHAnsi" w:cstheme="majorHAnsi"/>
-                <w:sz w:val="20"/>
-              </w:rPr>
-              <w:t>_o }}</w:t>
+              </w:rPr>
+              <w:t>_o</w:t>
+            </w:r>
+            <w:proofErr w:type="spellEnd"/>
+            <w:r>
+              <w:rPr>
+                <w:rFonts w:asciiTheme="majorHAnsi" w:hAnsiTheme="majorHAnsi" w:cstheme="majorHAnsi"/>
+              </w:rPr>
+              <w:t xml:space="preserve"> }}</w:t>
             </w:r>
           </w:p>
         </w:tc>
@@ -1307,9 +1667,22 @@
             <w:r>
               <w:rPr>
                 <w:rFonts w:asciiTheme="majorHAnsi" w:hAnsiTheme="majorHAnsi" w:cstheme="majorHAnsi"/>
-                <w:sz w:val="20"/>
-              </w:rPr>
-              <w:t>Nama Perangkat &amp; SN</w:t>
+              </w:rPr>
+              <w:t xml:space="preserve">Nama </w:t>
+            </w:r>
+            <w:proofErr w:type="spellStart"/>
+            <w:r>
+              <w:rPr>
+                <w:rFonts w:asciiTheme="majorHAnsi" w:hAnsiTheme="majorHAnsi" w:cstheme="majorHAnsi"/>
+              </w:rPr>
+              <w:t>Perangkat</w:t>
+            </w:r>
+            <w:proofErr w:type="spellEnd"/>
+            <w:r>
+              <w:rPr>
+                <w:rFonts w:asciiTheme="majorHAnsi" w:hAnsiTheme="majorHAnsi" w:cstheme="majorHAnsi"/>
+              </w:rPr>
+              <w:t xml:space="preserve"> &amp; SN</w:t>
             </w:r>
           </w:p>
         </w:tc>
@@ -1332,7 +1705,6 @@
             <w:r>
               <w:rPr>
                 <w:rFonts w:asciiTheme="majorHAnsi" w:hAnsiTheme="majorHAnsi" w:cstheme="majorHAnsi"/>
-                <w:sz w:val="20"/>
               </w:rPr>
               <w:t>:</w:t>
             </w:r>
@@ -1357,17 +1729,29 @@
             <w:r>
               <w:rPr>
                 <w:rFonts w:asciiTheme="majorHAnsi" w:hAnsiTheme="majorHAnsi" w:cstheme="majorHAnsi"/>
-                <w:sz w:val="20"/>
-              </w:rPr>
-              <w:t>{{ perangkat</w:t>
+              </w:rPr>
+              <w:t xml:space="preserve">{{ </w:t>
+            </w:r>
+            <w:proofErr w:type="spellStart"/>
+            <w:r>
+              <w:rPr>
+                <w:rFonts w:asciiTheme="majorHAnsi" w:hAnsiTheme="majorHAnsi" w:cstheme="majorHAnsi"/>
+              </w:rPr>
+              <w:t>perangkat</w:t>
             </w:r>
             <w:proofErr w:type="gramEnd"/>
             <w:r>
               <w:rPr>
                 <w:rFonts w:asciiTheme="majorHAnsi" w:hAnsiTheme="majorHAnsi" w:cstheme="majorHAnsi"/>
-                <w:sz w:val="20"/>
-              </w:rPr>
-              <w:t>_o }}</w:t>
+              </w:rPr>
+              <w:t>_o</w:t>
+            </w:r>
+            <w:proofErr w:type="spellEnd"/>
+            <w:r>
+              <w:rPr>
+                <w:rFonts w:asciiTheme="majorHAnsi" w:hAnsiTheme="majorHAnsi" w:cstheme="majorHAnsi"/>
+              </w:rPr>
+              <w:t xml:space="preserve"> }}</w:t>
             </w:r>
           </w:p>
         </w:tc>
@@ -1388,12 +1772,19 @@
                 <w:rFonts w:asciiTheme="majorHAnsi" w:hAnsiTheme="majorHAnsi" w:cstheme="majorHAnsi"/>
               </w:rPr>
             </w:pPr>
-            <w:r>
-              <w:rPr>
-                <w:rFonts w:asciiTheme="majorHAnsi" w:hAnsiTheme="majorHAnsi" w:cstheme="majorHAnsi"/>
-                <w:sz w:val="20"/>
-              </w:rPr>
-              <w:t>Kanal/Port</w:t>
+            <w:proofErr w:type="spellStart"/>
+            <w:r>
+              <w:rPr>
+                <w:rFonts w:asciiTheme="majorHAnsi" w:hAnsiTheme="majorHAnsi" w:cstheme="majorHAnsi"/>
+              </w:rPr>
+              <w:t>Kanal</w:t>
+            </w:r>
+            <w:proofErr w:type="spellEnd"/>
+            <w:r>
+              <w:rPr>
+                <w:rFonts w:asciiTheme="majorHAnsi" w:hAnsiTheme="majorHAnsi" w:cstheme="majorHAnsi"/>
+              </w:rPr>
+              <w:t>/Port</w:t>
             </w:r>
           </w:p>
         </w:tc>
@@ -1416,7 +1807,6 @@
             <w:r>
               <w:rPr>
                 <w:rFonts w:asciiTheme="majorHAnsi" w:hAnsiTheme="majorHAnsi" w:cstheme="majorHAnsi"/>
-                <w:sz w:val="20"/>
               </w:rPr>
               <w:t>:</w:t>
             </w:r>
@@ -1441,17 +1831,29 @@
             <w:r>
               <w:rPr>
                 <w:rFonts w:asciiTheme="majorHAnsi" w:hAnsiTheme="majorHAnsi" w:cstheme="majorHAnsi"/>
-                <w:sz w:val="20"/>
-              </w:rPr>
-              <w:t>{{ kanal</w:t>
+              </w:rPr>
+              <w:t xml:space="preserve">{{ </w:t>
+            </w:r>
+            <w:proofErr w:type="spellStart"/>
+            <w:r>
+              <w:rPr>
+                <w:rFonts w:asciiTheme="majorHAnsi" w:hAnsiTheme="majorHAnsi" w:cstheme="majorHAnsi"/>
+              </w:rPr>
+              <w:t>kanal</w:t>
             </w:r>
             <w:proofErr w:type="gramEnd"/>
             <w:r>
               <w:rPr>
                 <w:rFonts w:asciiTheme="majorHAnsi" w:hAnsiTheme="majorHAnsi" w:cstheme="majorHAnsi"/>
-                <w:sz w:val="20"/>
-              </w:rPr>
-              <w:t>_o }}</w:t>
+              </w:rPr>
+              <w:t>_o</w:t>
+            </w:r>
+            <w:proofErr w:type="spellEnd"/>
+            <w:r>
+              <w:rPr>
+                <w:rFonts w:asciiTheme="majorHAnsi" w:hAnsiTheme="majorHAnsi" w:cstheme="majorHAnsi"/>
+              </w:rPr>
+              <w:t xml:space="preserve"> }}</w:t>
             </w:r>
           </w:p>
         </w:tc>
@@ -1470,7 +1872,6 @@
             <w:pPr>
               <w:rPr>
                 <w:rFonts w:asciiTheme="majorHAnsi" w:hAnsiTheme="majorHAnsi" w:cstheme="majorHAnsi"/>
-                <w:sz w:val="20"/>
               </w:rPr>
             </w:pPr>
           </w:p>
@@ -1489,7 +1890,6 @@
             <w:pPr>
               <w:rPr>
                 <w:rFonts w:asciiTheme="majorHAnsi" w:hAnsiTheme="majorHAnsi" w:cstheme="majorHAnsi"/>
-                <w:sz w:val="20"/>
               </w:rPr>
             </w:pPr>
           </w:p>
@@ -1507,7 +1907,6 @@
             <w:pPr>
               <w:rPr>
                 <w:rFonts w:asciiTheme="majorHAnsi" w:hAnsiTheme="majorHAnsi" w:cstheme="majorHAnsi"/>
-                <w:sz w:val="20"/>
               </w:rPr>
             </w:pPr>
           </w:p>
@@ -1530,7 +1929,6 @@
             <w:r>
               <w:rPr>
                 <w:rFonts w:asciiTheme="majorHAnsi" w:hAnsiTheme="majorHAnsi" w:cstheme="majorHAnsi"/>
-                <w:sz w:val="20"/>
               </w:rPr>
               <w:t>Jarak OTDR</w:t>
             </w:r>
@@ -1553,7 +1951,6 @@
             <w:r>
               <w:rPr>
                 <w:rFonts w:asciiTheme="majorHAnsi" w:hAnsiTheme="majorHAnsi" w:cstheme="majorHAnsi"/>
-                <w:sz w:val="20"/>
               </w:rPr>
               <w:t>:</w:t>
             </w:r>
@@ -1576,17 +1973,29 @@
             <w:r>
               <w:rPr>
                 <w:rFonts w:asciiTheme="majorHAnsi" w:hAnsiTheme="majorHAnsi" w:cstheme="majorHAnsi"/>
-                <w:sz w:val="20"/>
-              </w:rPr>
-              <w:t>{{ jarak</w:t>
+              </w:rPr>
+              <w:t xml:space="preserve">{{ </w:t>
+            </w:r>
+            <w:proofErr w:type="spellStart"/>
+            <w:r>
+              <w:rPr>
+                <w:rFonts w:asciiTheme="majorHAnsi" w:hAnsiTheme="majorHAnsi" w:cstheme="majorHAnsi"/>
+              </w:rPr>
+              <w:t>jarak</w:t>
             </w:r>
             <w:proofErr w:type="gramEnd"/>
             <w:r>
               <w:rPr>
                 <w:rFonts w:asciiTheme="majorHAnsi" w:hAnsiTheme="majorHAnsi" w:cstheme="majorHAnsi"/>
-                <w:sz w:val="20"/>
-              </w:rPr>
-              <w:t>_otdr }}</w:t>
+              </w:rPr>
+              <w:t>_otdr</w:t>
+            </w:r>
+            <w:proofErr w:type="spellEnd"/>
+            <w:r>
+              <w:rPr>
+                <w:rFonts w:asciiTheme="majorHAnsi" w:hAnsiTheme="majorHAnsi" w:cstheme="majorHAnsi"/>
+              </w:rPr>
+              <w:t xml:space="preserve"> }}</w:t>
             </w:r>
           </w:p>
         </w:tc>
@@ -1613,9 +2022,338 @@
         <w:rPr>
           <w:rFonts w:asciiTheme="majorHAnsi" w:hAnsiTheme="majorHAnsi" w:cstheme="majorHAnsi"/>
           <w:b/>
-          <w:sz w:val="20"/>
-        </w:rPr>
-        <w:t>Yang Diwakili oleh Pelanggan</w:t>
+        </w:rPr>
+        <w:t xml:space="preserve">Yang </w:t>
+      </w:r>
+      <w:proofErr w:type="spellStart"/>
+      <w:r>
+        <w:rPr>
+          <w:rFonts w:asciiTheme="majorHAnsi" w:hAnsiTheme="majorHAnsi" w:cstheme="majorHAnsi"/>
+          <w:b/>
+        </w:rPr>
+        <w:t>Diwakili</w:t>
+      </w:r>
+      <w:proofErr w:type="spellEnd"/>
+      <w:r>
+        <w:rPr>
+          <w:rFonts w:asciiTheme="majorHAnsi" w:hAnsiTheme="majorHAnsi" w:cstheme="majorHAnsi"/>
+          <w:b/>
+        </w:rPr>
+        <w:t xml:space="preserve"> oleh </w:t>
+      </w:r>
+      <w:proofErr w:type="spellStart"/>
+      <w:r>
+        <w:rPr>
+          <w:rFonts w:asciiTheme="majorHAnsi" w:hAnsiTheme="majorHAnsi" w:cstheme="majorHAnsi"/>
+          <w:b/>
+        </w:rPr>
+        <w:t>Pelanggan</w:t>
+      </w:r>
+      <w:proofErr w:type="spellEnd"/>
+    </w:p>
+    <w:p>
+      <w:pPr>
+        <w:tabs>
+          <w:tab w:val="left" w:pos="2694"/>
+          <w:tab w:val="left" w:pos="2835"/>
+        </w:tabs>
+        <w:spacing w:after="0" w:line="240" w:lineRule="auto"/>
+        <w:ind w:left="426"/>
+        <w:rPr>
+          <w:rFonts w:asciiTheme="majorHAnsi" w:hAnsiTheme="majorHAnsi" w:cstheme="majorHAnsi"/>
+        </w:rPr>
+      </w:pPr>
+      <w:r>
+        <w:rPr>
+          <w:rFonts w:asciiTheme="majorHAnsi" w:hAnsiTheme="majorHAnsi" w:cstheme="majorHAnsi"/>
+        </w:rPr>
+        <w:t>Nama</w:t>
+      </w:r>
+      <w:r>
+        <w:rPr>
+          <w:rFonts w:asciiTheme="majorHAnsi" w:hAnsiTheme="majorHAnsi" w:cstheme="majorHAnsi"/>
+        </w:rPr>
+        <w:tab/>
+        <w:t xml:space="preserve">: </w:t>
+      </w:r>
+      <w:proofErr w:type="gramStart"/>
+      <w:r>
+        <w:rPr>
+          <w:rFonts w:asciiTheme="majorHAnsi" w:hAnsiTheme="majorHAnsi" w:cstheme="majorHAnsi"/>
+        </w:rPr>
+        <w:t xml:space="preserve">{{ </w:t>
+      </w:r>
+      <w:proofErr w:type="spellStart"/>
+      <w:r>
+        <w:rPr>
+          <w:rFonts w:asciiTheme="majorHAnsi" w:hAnsiTheme="majorHAnsi" w:cstheme="majorHAnsi"/>
+        </w:rPr>
+        <w:t>nama</w:t>
+      </w:r>
+      <w:proofErr w:type="gramEnd"/>
+      <w:r>
+        <w:rPr>
+          <w:rFonts w:asciiTheme="majorHAnsi" w:hAnsiTheme="majorHAnsi" w:cstheme="majorHAnsi"/>
+        </w:rPr>
+        <w:t>_wakil_user</w:t>
+      </w:r>
+      <w:proofErr w:type="spellEnd"/>
+      <w:r>
+        <w:rPr>
+          <w:rFonts w:asciiTheme="majorHAnsi" w:hAnsiTheme="majorHAnsi" w:cstheme="majorHAnsi"/>
+        </w:rPr>
+        <w:t xml:space="preserve"> }}</w:t>
+      </w:r>
+    </w:p>
+    <w:p>
+      <w:pPr>
+        <w:tabs>
+          <w:tab w:val="left" w:pos="2694"/>
+          <w:tab w:val="left" w:pos="2835"/>
+        </w:tabs>
+        <w:spacing w:after="0" w:line="240" w:lineRule="auto"/>
+        <w:ind w:left="426"/>
+        <w:rPr>
+          <w:rFonts w:asciiTheme="majorHAnsi" w:hAnsiTheme="majorHAnsi" w:cstheme="majorHAnsi"/>
+        </w:rPr>
+      </w:pPr>
+      <w:proofErr w:type="spellStart"/>
+      <w:r>
+        <w:rPr>
+          <w:rFonts w:asciiTheme="majorHAnsi" w:hAnsiTheme="majorHAnsi" w:cstheme="majorHAnsi"/>
+        </w:rPr>
+        <w:t>Jabatan</w:t>
+      </w:r>
+      <w:proofErr w:type="spellEnd"/>
+      <w:r>
+        <w:rPr>
+          <w:rFonts w:asciiTheme="majorHAnsi" w:hAnsiTheme="majorHAnsi" w:cstheme="majorHAnsi"/>
+        </w:rPr>
+        <w:tab/>
+        <w:t xml:space="preserve">: </w:t>
+      </w:r>
+      <w:proofErr w:type="gramStart"/>
+      <w:r>
+        <w:rPr>
+          <w:rFonts w:asciiTheme="majorHAnsi" w:hAnsiTheme="majorHAnsi" w:cstheme="majorHAnsi"/>
+        </w:rPr>
+        <w:t xml:space="preserve">{{ </w:t>
+      </w:r>
+      <w:proofErr w:type="spellStart"/>
+      <w:r>
+        <w:rPr>
+          <w:rFonts w:asciiTheme="majorHAnsi" w:hAnsiTheme="majorHAnsi" w:cstheme="majorHAnsi"/>
+        </w:rPr>
+        <w:t>jabatan</w:t>
+      </w:r>
+      <w:proofErr w:type="gramEnd"/>
+      <w:r>
+        <w:rPr>
+          <w:rFonts w:asciiTheme="majorHAnsi" w:hAnsiTheme="majorHAnsi" w:cstheme="majorHAnsi"/>
+        </w:rPr>
+        <w:t>_user</w:t>
+      </w:r>
+      <w:proofErr w:type="spellEnd"/>
+      <w:r>
+        <w:rPr>
+          <w:rFonts w:asciiTheme="majorHAnsi" w:hAnsiTheme="majorHAnsi" w:cstheme="majorHAnsi"/>
+        </w:rPr>
+        <w:t xml:space="preserve"> }}</w:t>
+      </w:r>
+    </w:p>
+    <w:p>
+      <w:pPr>
+        <w:tabs>
+          <w:tab w:val="left" w:pos="2694"/>
+          <w:tab w:val="left" w:pos="2835"/>
+        </w:tabs>
+        <w:spacing w:after="0" w:line="240" w:lineRule="auto"/>
+        <w:ind w:left="426"/>
+        <w:rPr>
+          <w:rFonts w:asciiTheme="majorHAnsi" w:hAnsiTheme="majorHAnsi" w:cstheme="majorHAnsi"/>
+        </w:rPr>
+      </w:pPr>
+      <w:r>
+        <w:rPr>
+          <w:rFonts w:asciiTheme="majorHAnsi" w:hAnsiTheme="majorHAnsi" w:cstheme="majorHAnsi"/>
+        </w:rPr>
+        <w:t>Alamat Kantor</w:t>
+      </w:r>
+      <w:r>
+        <w:rPr>
+          <w:rFonts w:asciiTheme="majorHAnsi" w:hAnsiTheme="majorHAnsi" w:cstheme="majorHAnsi"/>
+        </w:rPr>
+        <w:tab/>
+        <w:t xml:space="preserve">: </w:t>
+      </w:r>
+      <w:proofErr w:type="gramStart"/>
+      <w:r>
+        <w:rPr>
+          <w:rFonts w:asciiTheme="majorHAnsi" w:hAnsiTheme="majorHAnsi" w:cstheme="majorHAnsi"/>
+        </w:rPr>
+        <w:t xml:space="preserve">{{ </w:t>
+      </w:r>
+      <w:proofErr w:type="spellStart"/>
+      <w:r>
+        <w:rPr>
+          <w:rFonts w:asciiTheme="majorHAnsi" w:hAnsiTheme="majorHAnsi" w:cstheme="majorHAnsi"/>
+        </w:rPr>
+        <w:t>alamat</w:t>
+      </w:r>
+      <w:proofErr w:type="gramEnd"/>
+      <w:r>
+        <w:rPr>
+          <w:rFonts w:asciiTheme="majorHAnsi" w:hAnsiTheme="majorHAnsi" w:cstheme="majorHAnsi"/>
+        </w:rPr>
+        <w:t>_kantor_user</w:t>
+      </w:r>
+      <w:proofErr w:type="spellEnd"/>
+      <w:r>
+        <w:rPr>
+          <w:rFonts w:asciiTheme="majorHAnsi" w:hAnsiTheme="majorHAnsi" w:cstheme="majorHAnsi"/>
+        </w:rPr>
+        <w:t xml:space="preserve"> }}</w:t>
+      </w:r>
+    </w:p>
+    <w:p>
+      <w:pPr>
+        <w:tabs>
+          <w:tab w:val="left" w:pos="2694"/>
+          <w:tab w:val="left" w:pos="2835"/>
+        </w:tabs>
+        <w:spacing w:after="0" w:line="240" w:lineRule="auto"/>
+        <w:ind w:left="426"/>
+        <w:rPr>
+          <w:rFonts w:asciiTheme="majorHAnsi" w:hAnsiTheme="majorHAnsi" w:cstheme="majorHAnsi"/>
+        </w:rPr>
+      </w:pPr>
+      <w:proofErr w:type="spellStart"/>
+      <w:r>
+        <w:rPr>
+          <w:rFonts w:asciiTheme="majorHAnsi" w:hAnsiTheme="majorHAnsi" w:cstheme="majorHAnsi"/>
+        </w:rPr>
+        <w:t>Nomor</w:t>
+      </w:r>
+      <w:proofErr w:type="spellEnd"/>
+      <w:r>
+        <w:rPr>
+          <w:rFonts w:asciiTheme="majorHAnsi" w:hAnsiTheme="majorHAnsi" w:cstheme="majorHAnsi"/>
+        </w:rPr>
+        <w:t xml:space="preserve"> Telp/Hp, Email</w:t>
+      </w:r>
+      <w:r>
+        <w:rPr>
+          <w:rFonts w:asciiTheme="majorHAnsi" w:hAnsiTheme="majorHAnsi" w:cstheme="majorHAnsi"/>
+        </w:rPr>
+        <w:tab/>
+        <w:t xml:space="preserve">: </w:t>
+      </w:r>
+      <w:proofErr w:type="gramStart"/>
+      <w:r>
+        <w:rPr>
+          <w:rFonts w:asciiTheme="majorHAnsi" w:hAnsiTheme="majorHAnsi" w:cstheme="majorHAnsi"/>
+        </w:rPr>
+        <w:t xml:space="preserve">{{ </w:t>
+      </w:r>
+      <w:proofErr w:type="spellStart"/>
+      <w:r>
+        <w:rPr>
+          <w:rFonts w:asciiTheme="majorHAnsi" w:hAnsiTheme="majorHAnsi" w:cstheme="majorHAnsi"/>
+        </w:rPr>
+        <w:t>no</w:t>
+      </w:r>
+      <w:proofErr w:type="gramEnd"/>
+      <w:r>
+        <w:rPr>
+          <w:rFonts w:asciiTheme="majorHAnsi" w:hAnsiTheme="majorHAnsi" w:cstheme="majorHAnsi"/>
+        </w:rPr>
+        <w:t>_hp_user</w:t>
+      </w:r>
+      <w:proofErr w:type="spellEnd"/>
+      <w:r>
+        <w:rPr>
+          <w:rFonts w:asciiTheme="majorHAnsi" w:hAnsiTheme="majorHAnsi" w:cstheme="majorHAnsi"/>
+        </w:rPr>
+        <w:t xml:space="preserve"> }}</w:t>
+      </w:r>
+    </w:p>
+    <w:p>
+      <w:pPr>
+        <w:tabs>
+          <w:tab w:val="left" w:pos="2694"/>
+          <w:tab w:val="left" w:pos="2835"/>
+        </w:tabs>
+        <w:spacing w:after="0"/>
+        <w:rPr>
+          <w:rFonts w:asciiTheme="majorHAnsi" w:hAnsiTheme="majorHAnsi" w:cstheme="majorHAnsi"/>
+        </w:rPr>
+      </w:pPr>
+    </w:p>
+    <w:p>
+      <w:pPr>
+        <w:tabs>
+          <w:tab w:val="left" w:pos="2694"/>
+          <w:tab w:val="left" w:pos="2835"/>
+        </w:tabs>
+        <w:spacing w:after="0"/>
+        <w:rPr>
+          <w:rFonts w:asciiTheme="majorHAnsi" w:hAnsiTheme="majorHAnsi" w:cstheme="majorHAnsi"/>
+        </w:rPr>
+      </w:pPr>
+      <w:r>
+        <w:rPr>
+          <w:rFonts w:asciiTheme="majorHAnsi" w:hAnsiTheme="majorHAnsi" w:cstheme="majorHAnsi"/>
+          <w:b/>
+        </w:rPr>
+        <w:t xml:space="preserve">Dan </w:t>
+      </w:r>
+      <w:proofErr w:type="spellStart"/>
+      <w:r>
+        <w:rPr>
+          <w:rFonts w:asciiTheme="majorHAnsi" w:hAnsiTheme="majorHAnsi" w:cstheme="majorHAnsi"/>
+          <w:b/>
+        </w:rPr>
+        <w:t>Penyedia</w:t>
+      </w:r>
+      <w:proofErr w:type="spellEnd"/>
+      <w:r>
+        <w:rPr>
+          <w:rFonts w:asciiTheme="majorHAnsi" w:hAnsiTheme="majorHAnsi" w:cstheme="majorHAnsi"/>
+          <w:b/>
+        </w:rPr>
+        <w:t xml:space="preserve"> </w:t>
+      </w:r>
+      <w:proofErr w:type="spellStart"/>
+      <w:r>
+        <w:rPr>
+          <w:rFonts w:asciiTheme="majorHAnsi" w:hAnsiTheme="majorHAnsi" w:cstheme="majorHAnsi"/>
+          <w:b/>
+        </w:rPr>
+        <w:t>Layanan</w:t>
+      </w:r>
+      <w:proofErr w:type="spellEnd"/>
+      <w:r>
+        <w:rPr>
+          <w:rFonts w:asciiTheme="majorHAnsi" w:hAnsiTheme="majorHAnsi" w:cstheme="majorHAnsi"/>
+          <w:b/>
+        </w:rPr>
+        <w:t xml:space="preserve"> PT Indonesia </w:t>
+      </w:r>
+      <w:proofErr w:type="spellStart"/>
+      <w:r>
+        <w:rPr>
+          <w:rFonts w:asciiTheme="majorHAnsi" w:hAnsiTheme="majorHAnsi" w:cstheme="majorHAnsi"/>
+          <w:b/>
+        </w:rPr>
+        <w:t>Comnets</w:t>
+      </w:r>
+      <w:proofErr w:type="spellEnd"/>
+      <w:r>
+        <w:rPr>
+          <w:rFonts w:asciiTheme="majorHAnsi" w:hAnsiTheme="majorHAnsi" w:cstheme="majorHAnsi"/>
+          <w:b/>
+        </w:rPr>
+        <w:t xml:space="preserve"> Plus</w:t>
       </w:r>
     </w:p>
     <w:p>
@@ -1633,14 +2371,12 @@
       <w:r>
         <w:rPr>
           <w:rFonts w:asciiTheme="majorHAnsi" w:hAnsiTheme="majorHAnsi" w:cstheme="majorHAnsi"/>
-          <w:sz w:val="20"/>
-        </w:rPr>
-        <w:t>Nama</w:t>
-      </w:r>
-      <w:r>
-        <w:rPr>
-          <w:rFonts w:asciiTheme="majorHAnsi" w:hAnsiTheme="majorHAnsi" w:cstheme="majorHAnsi"/>
-          <w:sz w:val="20"/>
+        </w:rPr>
+        <w:t>Nama Project Manager</w:t>
+      </w:r>
+      <w:r>
+        <w:rPr>
+          <w:rFonts w:asciiTheme="majorHAnsi" w:hAnsiTheme="majorHAnsi" w:cstheme="majorHAnsi"/>
         </w:rPr>
         <w:tab/>
         <w:t xml:space="preserve">: </w:t>
@@ -1650,208 +2386,32 @@
         <w:rPr>
           <w:rFonts w:asciiTheme="majorHAnsi" w:hAnsiTheme="majorHAnsi" w:cstheme="majorHAnsi"/>
         </w:rPr>
-        <w:t>{{ nama</w:t>
+        <w:t xml:space="preserve">{{ </w:t>
+      </w:r>
+      <w:proofErr w:type="spellStart"/>
+      <w:r>
+        <w:rPr>
+          <w:rFonts w:asciiTheme="majorHAnsi" w:hAnsiTheme="majorHAnsi" w:cstheme="majorHAnsi"/>
+        </w:rPr>
+        <w:t>project</w:t>
       </w:r>
       <w:proofErr w:type="gramEnd"/>
       <w:r>
         <w:rPr>
           <w:rFonts w:asciiTheme="majorHAnsi" w:hAnsiTheme="majorHAnsi" w:cstheme="majorHAnsi"/>
         </w:rPr>
-        <w:t>_wakil_user }}</w:t>
+        <w:t>_team</w:t>
+      </w:r>
+      <w:proofErr w:type="spellEnd"/>
+      <w:r>
+        <w:rPr>
+          <w:rFonts w:asciiTheme="majorHAnsi" w:hAnsiTheme="majorHAnsi" w:cstheme="majorHAnsi"/>
+        </w:rPr>
+        <w:t xml:space="preserve"> }}</w:t>
       </w:r>
     </w:p>
     <w:p>
       <w:pPr>
-        <w:tabs>
-          <w:tab w:val="left" w:pos="2694"/>
-          <w:tab w:val="left" w:pos="2835"/>
-        </w:tabs>
-        <w:spacing w:after="0"/>
-        <w:ind w:left="426"/>
-        <w:rPr>
-          <w:rFonts w:asciiTheme="majorHAnsi" w:hAnsiTheme="majorHAnsi" w:cstheme="majorHAnsi"/>
-        </w:rPr>
-      </w:pPr>
-      <w:r>
-        <w:rPr>
-          <w:rFonts w:asciiTheme="majorHAnsi" w:hAnsiTheme="majorHAnsi" w:cstheme="majorHAnsi"/>
-          <w:sz w:val="20"/>
-        </w:rPr>
-        <w:t>Jabatan</w:t>
-      </w:r>
-      <w:r>
-        <w:rPr>
-          <w:rFonts w:asciiTheme="majorHAnsi" w:hAnsiTheme="majorHAnsi" w:cstheme="majorHAnsi"/>
-          <w:sz w:val="20"/>
-        </w:rPr>
-        <w:tab/>
-        <w:t xml:space="preserve">: </w:t>
-      </w:r>
-      <w:proofErr w:type="gramStart"/>
-      <w:r>
-        <w:rPr>
-          <w:rFonts w:asciiTheme="majorHAnsi" w:hAnsiTheme="majorHAnsi" w:cstheme="majorHAnsi"/>
-        </w:rPr>
-        <w:t>{{ jabatan</w:t>
-      </w:r>
-      <w:proofErr w:type="gramEnd"/>
-      <w:r>
-        <w:rPr>
-          <w:rFonts w:asciiTheme="majorHAnsi" w:hAnsiTheme="majorHAnsi" w:cstheme="majorHAnsi"/>
-        </w:rPr>
-        <w:t>_user }}</w:t>
-      </w:r>
-    </w:p>
-    <w:p>
-      <w:pPr>
-        <w:tabs>
-          <w:tab w:val="left" w:pos="2694"/>
-          <w:tab w:val="left" w:pos="2835"/>
-        </w:tabs>
-        <w:spacing w:after="0"/>
-        <w:ind w:left="426"/>
-        <w:rPr>
-          <w:rFonts w:asciiTheme="majorHAnsi" w:hAnsiTheme="majorHAnsi" w:cstheme="majorHAnsi"/>
-        </w:rPr>
-      </w:pPr>
-      <w:r>
-        <w:rPr>
-          <w:rFonts w:asciiTheme="majorHAnsi" w:hAnsiTheme="majorHAnsi" w:cstheme="majorHAnsi"/>
-          <w:sz w:val="20"/>
-        </w:rPr>
-        <w:t>Alamat Kantor</w:t>
-      </w:r>
-      <w:r>
-        <w:rPr>
-          <w:rFonts w:asciiTheme="majorHAnsi" w:hAnsiTheme="majorHAnsi" w:cstheme="majorHAnsi"/>
-          <w:sz w:val="20"/>
-        </w:rPr>
-        <w:tab/>
-        <w:t xml:space="preserve">: </w:t>
-      </w:r>
-      <w:proofErr w:type="gramStart"/>
-      <w:r>
-        <w:rPr>
-          <w:rFonts w:asciiTheme="majorHAnsi" w:hAnsiTheme="majorHAnsi" w:cstheme="majorHAnsi"/>
-        </w:rPr>
-        <w:t>{{ alamat</w:t>
-      </w:r>
-      <w:proofErr w:type="gramEnd"/>
-      <w:r>
-        <w:rPr>
-          <w:rFonts w:asciiTheme="majorHAnsi" w:hAnsiTheme="majorHAnsi" w:cstheme="majorHAnsi"/>
-        </w:rPr>
-        <w:t>_kantor_user }}</w:t>
-      </w:r>
-    </w:p>
-    <w:p>
-      <w:pPr>
-        <w:tabs>
-          <w:tab w:val="left" w:pos="2694"/>
-          <w:tab w:val="left" w:pos="2835"/>
-        </w:tabs>
-        <w:spacing w:after="0"/>
-        <w:ind w:left="426"/>
-        <w:rPr>
-          <w:rFonts w:asciiTheme="majorHAnsi" w:hAnsiTheme="majorHAnsi" w:cstheme="majorHAnsi"/>
-        </w:rPr>
-      </w:pPr>
-      <w:r>
-        <w:rPr>
-          <w:rFonts w:asciiTheme="majorHAnsi" w:hAnsiTheme="majorHAnsi" w:cstheme="majorHAnsi"/>
-          <w:sz w:val="20"/>
-        </w:rPr>
-        <w:t>Nomor Telp/Hp, Email</w:t>
-      </w:r>
-      <w:r>
-        <w:rPr>
-          <w:rFonts w:asciiTheme="majorHAnsi" w:hAnsiTheme="majorHAnsi" w:cstheme="majorHAnsi"/>
-          <w:sz w:val="20"/>
-        </w:rPr>
-        <w:tab/>
-        <w:t xml:space="preserve">: </w:t>
-      </w:r>
-      <w:proofErr w:type="gramStart"/>
-      <w:r>
-        <w:rPr>
-          <w:rFonts w:asciiTheme="majorHAnsi" w:hAnsiTheme="majorHAnsi" w:cstheme="majorHAnsi"/>
-        </w:rPr>
-        <w:t>{{ no</w:t>
-      </w:r>
-      <w:proofErr w:type="gramEnd"/>
-      <w:r>
-        <w:rPr>
-          <w:rFonts w:asciiTheme="majorHAnsi" w:hAnsiTheme="majorHAnsi" w:cstheme="majorHAnsi"/>
-        </w:rPr>
-        <w:t>_hp_user }}</w:t>
-      </w:r>
-    </w:p>
-    <w:p>
-      <w:pPr>
-        <w:tabs>
-          <w:tab w:val="left" w:pos="2694"/>
-          <w:tab w:val="left" w:pos="2835"/>
-        </w:tabs>
-        <w:spacing w:after="0"/>
-        <w:rPr>
-          <w:rFonts w:asciiTheme="majorHAnsi" w:hAnsiTheme="majorHAnsi" w:cstheme="majorHAnsi"/>
-        </w:rPr>
-      </w:pPr>
-    </w:p>
-    <w:p>
-      <w:pPr>
-        <w:tabs>
-          <w:tab w:val="left" w:pos="2694"/>
-          <w:tab w:val="left" w:pos="2835"/>
-        </w:tabs>
-        <w:spacing w:after="0"/>
-        <w:rPr>
-          <w:rFonts w:asciiTheme="majorHAnsi" w:hAnsiTheme="majorHAnsi" w:cstheme="majorHAnsi"/>
-        </w:rPr>
-      </w:pPr>
-      <w:r>
-        <w:rPr>
-          <w:rFonts w:asciiTheme="majorHAnsi" w:hAnsiTheme="majorHAnsi" w:cstheme="majorHAnsi"/>
-          <w:b/>
-          <w:sz w:val="20"/>
-        </w:rPr>
-        <w:t>Dan Penyedia Layanan PT Indonesia Comnets Plus</w:t>
-      </w:r>
-    </w:p>
-    <w:p>
-      <w:pPr>
-        <w:tabs>
-          <w:tab w:val="left" w:pos="2694"/>
-          <w:tab w:val="left" w:pos="2835"/>
-        </w:tabs>
-        <w:spacing w:after="0"/>
-        <w:ind w:left="426"/>
-        <w:rPr>
-          <w:rFonts w:asciiTheme="majorHAnsi" w:hAnsiTheme="majorHAnsi" w:cstheme="majorHAnsi"/>
-        </w:rPr>
-      </w:pPr>
-      <w:r>
-        <w:rPr>
-          <w:rFonts w:asciiTheme="majorHAnsi" w:hAnsiTheme="majorHAnsi" w:cstheme="majorHAnsi"/>
-          <w:sz w:val="20"/>
-        </w:rPr>
-        <w:t>Nama Project Manager</w:t>
-      </w:r>
-      <w:r>
-        <w:rPr>
-          <w:rFonts w:asciiTheme="majorHAnsi" w:hAnsiTheme="majorHAnsi" w:cstheme="majorHAnsi"/>
-          <w:sz w:val="20"/>
-        </w:rPr>
-        <w:tab/>
-        <w:t>: {{ project_team }}</w:t>
-      </w:r>
-    </w:p>
-    <w:p>
-      <w:pPr>
-        <w:tabs>
-          <w:tab w:val="left" w:pos="2694"/>
-          <w:tab w:val="left" w:pos="2835"/>
-        </w:tabs>
         <w:spacing w:after="0"/>
         <w:rPr>
           <w:rFonts w:asciiTheme="majorHAnsi" w:hAnsiTheme="majorHAnsi" w:cstheme="majorHAnsi"/>
@@ -1865,12 +2425,271 @@
           <w:rFonts w:asciiTheme="majorHAnsi" w:hAnsiTheme="majorHAnsi" w:cstheme="majorHAnsi"/>
         </w:rPr>
       </w:pPr>
-      <w:r>
-        <w:rPr>
-          <w:rFonts w:asciiTheme="majorHAnsi" w:hAnsiTheme="majorHAnsi" w:cstheme="majorHAnsi"/>
-          <w:sz w:val="20"/>
-        </w:rPr>
-        <w:t>Demikian Berita Acara ini dibuat dalam rangkap 2 (dua) asli, yang sama bunyinya dan mempunyai kekuatan Hukum yang sama setelah ditanda tangani kedua belah pihak.</w:t>
+      <w:proofErr w:type="spellStart"/>
+      <w:r>
+        <w:rPr>
+          <w:rFonts w:asciiTheme="majorHAnsi" w:hAnsiTheme="majorHAnsi" w:cstheme="majorHAnsi"/>
+        </w:rPr>
+        <w:t>Demikian</w:t>
+      </w:r>
+      <w:proofErr w:type="spellEnd"/>
+      <w:r>
+        <w:rPr>
+          <w:rFonts w:asciiTheme="majorHAnsi" w:hAnsiTheme="majorHAnsi" w:cstheme="majorHAnsi"/>
+        </w:rPr>
+        <w:t xml:space="preserve"> </w:t>
+      </w:r>
+      <w:proofErr w:type="spellStart"/>
+      <w:r>
+        <w:rPr>
+          <w:rFonts w:asciiTheme="majorHAnsi" w:hAnsiTheme="majorHAnsi" w:cstheme="majorHAnsi"/>
+        </w:rPr>
+        <w:t>Berita</w:t>
+      </w:r>
+      <w:proofErr w:type="spellEnd"/>
+      <w:r>
+        <w:rPr>
+          <w:rFonts w:asciiTheme="majorHAnsi" w:hAnsiTheme="majorHAnsi" w:cstheme="majorHAnsi"/>
+        </w:rPr>
+        <w:t xml:space="preserve"> Acara </w:t>
+      </w:r>
+      <w:proofErr w:type="spellStart"/>
+      <w:r>
+        <w:rPr>
+          <w:rFonts w:asciiTheme="majorHAnsi" w:hAnsiTheme="majorHAnsi" w:cstheme="majorHAnsi"/>
+        </w:rPr>
+        <w:t>ini</w:t>
+      </w:r>
+      <w:proofErr w:type="spellEnd"/>
+      <w:r>
+        <w:rPr>
+          <w:rFonts w:asciiTheme="majorHAnsi" w:hAnsiTheme="majorHAnsi" w:cstheme="majorHAnsi"/>
+        </w:rPr>
+        <w:t xml:space="preserve"> </w:t>
+      </w:r>
+      <w:proofErr w:type="spellStart"/>
+      <w:r>
+        <w:rPr>
+          <w:rFonts w:asciiTheme="majorHAnsi" w:hAnsiTheme="majorHAnsi" w:cstheme="majorHAnsi"/>
+        </w:rPr>
+        <w:t>dibuat</w:t>
+      </w:r>
+      <w:proofErr w:type="spellEnd"/>
+      <w:r>
+        <w:rPr>
+          <w:rFonts w:asciiTheme="majorHAnsi" w:hAnsiTheme="majorHAnsi" w:cstheme="majorHAnsi"/>
+        </w:rPr>
+        <w:t xml:space="preserve"> </w:t>
+      </w:r>
+      <w:proofErr w:type="spellStart"/>
+      <w:r>
+        <w:rPr>
+          <w:rFonts w:asciiTheme="majorHAnsi" w:hAnsiTheme="majorHAnsi" w:cstheme="majorHAnsi"/>
+        </w:rPr>
+        <w:t>dalam</w:t>
+      </w:r>
+      <w:proofErr w:type="spellEnd"/>
+      <w:r>
+        <w:rPr>
+          <w:rFonts w:asciiTheme="majorHAnsi" w:hAnsiTheme="majorHAnsi" w:cstheme="majorHAnsi"/>
+        </w:rPr>
+        <w:t xml:space="preserve"> </w:t>
+      </w:r>
+      <w:proofErr w:type="spellStart"/>
+      <w:r>
+        <w:rPr>
+          <w:rFonts w:asciiTheme="majorHAnsi" w:hAnsiTheme="majorHAnsi" w:cstheme="majorHAnsi"/>
+        </w:rPr>
+        <w:t>rangkap</w:t>
+      </w:r>
+      <w:proofErr w:type="spellEnd"/>
+      <w:r>
+        <w:rPr>
+          <w:rFonts w:asciiTheme="majorHAnsi" w:hAnsiTheme="majorHAnsi" w:cstheme="majorHAnsi"/>
+        </w:rPr>
+        <w:t xml:space="preserve"> 2 (</w:t>
+      </w:r>
+      <w:proofErr w:type="spellStart"/>
+      <w:r>
+        <w:rPr>
+          <w:rFonts w:asciiTheme="majorHAnsi" w:hAnsiTheme="majorHAnsi" w:cstheme="majorHAnsi"/>
+        </w:rPr>
+        <w:t>dua</w:t>
+      </w:r>
+      <w:proofErr w:type="spellEnd"/>
+      <w:r>
+        <w:rPr>
+          <w:rFonts w:asciiTheme="majorHAnsi" w:hAnsiTheme="majorHAnsi" w:cstheme="majorHAnsi"/>
+        </w:rPr>
+        <w:t xml:space="preserve">) </w:t>
+      </w:r>
+      <w:proofErr w:type="spellStart"/>
+      <w:r>
+        <w:rPr>
+          <w:rFonts w:asciiTheme="majorHAnsi" w:hAnsiTheme="majorHAnsi" w:cstheme="majorHAnsi"/>
+        </w:rPr>
+        <w:t>asli</w:t>
+      </w:r>
+      <w:proofErr w:type="spellEnd"/>
+      <w:r>
+        <w:rPr>
+          <w:rFonts w:asciiTheme="majorHAnsi" w:hAnsiTheme="majorHAnsi" w:cstheme="majorHAnsi"/>
+        </w:rPr>
+        <w:t xml:space="preserve">, yang </w:t>
+      </w:r>
+      <w:proofErr w:type="spellStart"/>
+      <w:r>
+        <w:rPr>
+          <w:rFonts w:asciiTheme="majorHAnsi" w:hAnsiTheme="majorHAnsi" w:cstheme="majorHAnsi"/>
+        </w:rPr>
+        <w:t>sama</w:t>
+      </w:r>
+      <w:proofErr w:type="spellEnd"/>
+      <w:r>
+        <w:rPr>
+          <w:rFonts w:asciiTheme="majorHAnsi" w:hAnsiTheme="majorHAnsi" w:cstheme="majorHAnsi"/>
+        </w:rPr>
+        <w:t xml:space="preserve"> </w:t>
+      </w:r>
+      <w:proofErr w:type="spellStart"/>
+      <w:r>
+        <w:rPr>
+          <w:rFonts w:asciiTheme="majorHAnsi" w:hAnsiTheme="majorHAnsi" w:cstheme="majorHAnsi"/>
+        </w:rPr>
+        <w:t>bunyinya</w:t>
+      </w:r>
+      <w:proofErr w:type="spellEnd"/>
+      <w:r>
+        <w:rPr>
+          <w:rFonts w:asciiTheme="majorHAnsi" w:hAnsiTheme="majorHAnsi" w:cstheme="majorHAnsi"/>
+        </w:rPr>
+        <w:t xml:space="preserve"> dan </w:t>
+      </w:r>
+      <w:proofErr w:type="spellStart"/>
+      <w:r>
+        <w:rPr>
+          <w:rFonts w:asciiTheme="majorHAnsi" w:hAnsiTheme="majorHAnsi" w:cstheme="majorHAnsi"/>
+        </w:rPr>
+        <w:t>mempunyai</w:t>
+      </w:r>
+      <w:proofErr w:type="spellEnd"/>
+      <w:r>
+        <w:rPr>
+          <w:rFonts w:asciiTheme="majorHAnsi" w:hAnsiTheme="majorHAnsi" w:cstheme="majorHAnsi"/>
+        </w:rPr>
+        <w:t xml:space="preserve"> </w:t>
+      </w:r>
+      <w:proofErr w:type="spellStart"/>
+      <w:r>
+        <w:rPr>
+          <w:rFonts w:asciiTheme="majorHAnsi" w:hAnsiTheme="majorHAnsi" w:cstheme="majorHAnsi"/>
+        </w:rPr>
+        <w:t>kekuatan</w:t>
+      </w:r>
+      <w:proofErr w:type="spellEnd"/>
+      <w:r>
+        <w:rPr>
+          <w:rFonts w:asciiTheme="majorHAnsi" w:hAnsiTheme="majorHAnsi" w:cstheme="majorHAnsi"/>
+        </w:rPr>
+        <w:t xml:space="preserve"> Hukum yang </w:t>
+      </w:r>
+      <w:proofErr w:type="spellStart"/>
+      <w:r>
+        <w:rPr>
+          <w:rFonts w:asciiTheme="majorHAnsi" w:hAnsiTheme="majorHAnsi" w:cstheme="majorHAnsi"/>
+        </w:rPr>
+        <w:t>sama</w:t>
+      </w:r>
+      <w:proofErr w:type="spellEnd"/>
+      <w:r>
+        <w:rPr>
+          <w:rFonts w:asciiTheme="majorHAnsi" w:hAnsiTheme="majorHAnsi" w:cstheme="majorHAnsi"/>
+        </w:rPr>
+        <w:t xml:space="preserve"> </w:t>
+      </w:r>
+      <w:proofErr w:type="spellStart"/>
+      <w:r>
+        <w:rPr>
+          <w:rFonts w:asciiTheme="majorHAnsi" w:hAnsiTheme="majorHAnsi" w:cstheme="majorHAnsi"/>
+        </w:rPr>
+        <w:t>setelah</w:t>
+      </w:r>
+      <w:proofErr w:type="spellEnd"/>
+      <w:r>
+        <w:rPr>
+          <w:rFonts w:asciiTheme="majorHAnsi" w:hAnsiTheme="majorHAnsi" w:cstheme="majorHAnsi"/>
+        </w:rPr>
+        <w:t xml:space="preserve"> </w:t>
+      </w:r>
+      <w:proofErr w:type="spellStart"/>
+      <w:r>
+        <w:rPr>
+          <w:rFonts w:asciiTheme="majorHAnsi" w:hAnsiTheme="majorHAnsi" w:cstheme="majorHAnsi"/>
+        </w:rPr>
+        <w:t>ditanda</w:t>
+      </w:r>
+      <w:proofErr w:type="spellEnd"/>
+      <w:r>
+        <w:rPr>
+          <w:rFonts w:asciiTheme="majorHAnsi" w:hAnsiTheme="majorHAnsi" w:cstheme="majorHAnsi"/>
+        </w:rPr>
+        <w:t xml:space="preserve"> </w:t>
+      </w:r>
+      <w:proofErr w:type="spellStart"/>
+      <w:r>
+        <w:rPr>
+          <w:rFonts w:asciiTheme="majorHAnsi" w:hAnsiTheme="majorHAnsi" w:cstheme="majorHAnsi"/>
+        </w:rPr>
+        <w:t>tangani</w:t>
+      </w:r>
+      <w:proofErr w:type="spellEnd"/>
+      <w:r>
+        <w:rPr>
+          <w:rFonts w:asciiTheme="majorHAnsi" w:hAnsiTheme="majorHAnsi" w:cstheme="majorHAnsi"/>
+        </w:rPr>
+        <w:t xml:space="preserve"> </w:t>
+      </w:r>
+      <w:proofErr w:type="spellStart"/>
+      <w:r>
+        <w:rPr>
+          <w:rFonts w:asciiTheme="majorHAnsi" w:hAnsiTheme="majorHAnsi" w:cstheme="majorHAnsi"/>
+        </w:rPr>
+        <w:t>kedua</w:t>
+      </w:r>
+      <w:proofErr w:type="spellEnd"/>
+      <w:r>
+        <w:rPr>
+          <w:rFonts w:asciiTheme="majorHAnsi" w:hAnsiTheme="majorHAnsi" w:cstheme="majorHAnsi"/>
+        </w:rPr>
+        <w:t xml:space="preserve"> </w:t>
+      </w:r>
+      <w:proofErr w:type="spellStart"/>
+      <w:r>
+        <w:rPr>
+          <w:rFonts w:asciiTheme="majorHAnsi" w:hAnsiTheme="majorHAnsi" w:cstheme="majorHAnsi"/>
+        </w:rPr>
+        <w:t>belah</w:t>
+      </w:r>
+      <w:proofErr w:type="spellEnd"/>
+      <w:r>
+        <w:rPr>
+          <w:rFonts w:asciiTheme="majorHAnsi" w:hAnsiTheme="majorHAnsi" w:cstheme="majorHAnsi"/>
+        </w:rPr>
+        <w:t xml:space="preserve"> </w:t>
+      </w:r>
+      <w:proofErr w:type="spellStart"/>
+      <w:r>
+        <w:rPr>
+          <w:rFonts w:asciiTheme="majorHAnsi" w:hAnsiTheme="majorHAnsi" w:cstheme="majorHAnsi"/>
+        </w:rPr>
+        <w:t>pihak</w:t>
+      </w:r>
+      <w:proofErr w:type="spellEnd"/>
+      <w:r>
+        <w:rPr>
+          <w:rFonts w:asciiTheme="majorHAnsi" w:hAnsiTheme="majorHAnsi" w:cstheme="majorHAnsi"/>
+        </w:rPr>
+        <w:t>.</w:t>
       </w:r>
     </w:p>
     <w:p>
@@ -1910,7 +2729,6 @@
               <w:rPr>
                 <w:rFonts w:asciiTheme="majorHAnsi" w:hAnsiTheme="majorHAnsi" w:cstheme="majorHAnsi"/>
                 <w:b/>
-                <w:sz w:val="18"/>
               </w:rPr>
             </w:pPr>
             <w:proofErr w:type="gramStart"/>
@@ -1918,7 +2736,6 @@
               <w:rPr>
                 <w:rFonts w:asciiTheme="majorHAnsi" w:hAnsiTheme="majorHAnsi" w:cstheme="majorHAnsi"/>
                 <w:b/>
-                <w:sz w:val="18"/>
               </w:rPr>
               <w:t>{{ user</w:t>
             </w:r>
@@ -1927,7 +2744,6 @@
               <w:rPr>
                 <w:rFonts w:asciiTheme="majorHAnsi" w:hAnsiTheme="majorHAnsi" w:cstheme="majorHAnsi"/>
                 <w:b/>
-                <w:sz w:val="18"/>
               </w:rPr>
               <w:t xml:space="preserve"> }}</w:t>
             </w:r>
@@ -1943,7 +2759,6 @@
               <w:rPr>
                 <w:rFonts w:asciiTheme="majorHAnsi" w:hAnsiTheme="majorHAnsi" w:cstheme="majorHAnsi"/>
                 <w:b/>
-                <w:sz w:val="18"/>
               </w:rPr>
             </w:pPr>
           </w:p>
@@ -1958,16 +2773,30 @@
               <w:rPr>
                 <w:rFonts w:asciiTheme="majorHAnsi" w:hAnsiTheme="majorHAnsi" w:cstheme="majorHAnsi"/>
                 <w:b/>
-                <w:sz w:val="18"/>
               </w:rPr>
             </w:pPr>
             <w:r>
               <w:rPr>
                 <w:rFonts w:asciiTheme="majorHAnsi" w:hAnsiTheme="majorHAnsi" w:cstheme="majorHAnsi"/>
                 <w:b/>
-                <w:sz w:val="18"/>
-              </w:rPr>
-              <w:t>PT. Indonesia Comnets Plus</w:t>
+              </w:rPr>
+              <w:t xml:space="preserve">PT. Indonesia </w:t>
+            </w:r>
+            <w:proofErr w:type="spellStart"/>
+            <w:r>
+              <w:rPr>
+                <w:rFonts w:asciiTheme="majorHAnsi" w:hAnsiTheme="majorHAnsi" w:cstheme="majorHAnsi"/>
+                <w:b/>
+              </w:rPr>
+              <w:t>Comnets</w:t>
+            </w:r>
+            <w:proofErr w:type="spellEnd"/>
+            <w:r>
+              <w:rPr>
+                <w:rFonts w:asciiTheme="majorHAnsi" w:hAnsiTheme="majorHAnsi" w:cstheme="majorHAnsi"/>
+                <w:b/>
+              </w:rPr>
+              <w:t xml:space="preserve"> Plus</w:t>
             </w:r>
           </w:p>
         </w:tc>
@@ -2036,7 +2865,21 @@
               <w:rPr>
                 <w:rFonts w:asciiTheme="majorHAnsi" w:hAnsiTheme="majorHAnsi" w:cstheme="majorHAnsi"/>
               </w:rPr>
-              <w:t>{ nama_wakil_user }} )</w:t>
+              <w:t xml:space="preserve">{ </w:t>
+            </w:r>
+            <w:proofErr w:type="spellStart"/>
+            <w:r>
+              <w:rPr>
+                <w:rFonts w:asciiTheme="majorHAnsi" w:hAnsiTheme="majorHAnsi" w:cstheme="majorHAnsi"/>
+              </w:rPr>
+              <w:t>nama_wakil_user</w:t>
+            </w:r>
+            <w:proofErr w:type="spellEnd"/>
+            <w:r>
+              <w:rPr>
+                <w:rFonts w:asciiTheme="majorHAnsi" w:hAnsiTheme="majorHAnsi" w:cstheme="majorHAnsi"/>
+              </w:rPr>
+              <w:t xml:space="preserve"> }} )</w:t>
             </w:r>
           </w:p>
         </w:tc>
@@ -2108,7 +2951,6 @@
             <w:r>
               <w:rPr>
                 <w:rFonts w:asciiTheme="majorHAnsi" w:hAnsiTheme="majorHAnsi" w:cstheme="majorHAnsi"/>
-                <w:sz w:val="20"/>
               </w:rPr>
               <w:t>( {</w:t>
             </w:r>
@@ -2116,9 +2958,22 @@
             <w:r>
               <w:rPr>
                 <w:rFonts w:asciiTheme="majorHAnsi" w:hAnsiTheme="majorHAnsi" w:cstheme="majorHAnsi"/>
-                <w:sz w:val="20"/>
-              </w:rPr>
-              <w:t>{ project_team }} )</w:t>
+              </w:rPr>
+              <w:t xml:space="preserve">{ </w:t>
+            </w:r>
+            <w:proofErr w:type="spellStart"/>
+            <w:r>
+              <w:rPr>
+                <w:rFonts w:asciiTheme="majorHAnsi" w:hAnsiTheme="majorHAnsi" w:cstheme="majorHAnsi"/>
+              </w:rPr>
+              <w:t>project_team</w:t>
+            </w:r>
+            <w:proofErr w:type="spellEnd"/>
+            <w:r>
+              <w:rPr>
+                <w:rFonts w:asciiTheme="majorHAnsi" w:hAnsiTheme="majorHAnsi" w:cstheme="majorHAnsi"/>
+              </w:rPr>
+              <w:t xml:space="preserve"> }} )</w:t>
             </w:r>
           </w:p>
         </w:tc>
@@ -2128,11 +2983,2207 @@
       <w:pPr>
         <w:rPr>
           <w:rFonts w:asciiTheme="majorHAnsi" w:hAnsiTheme="majorHAnsi" w:cstheme="majorHAnsi"/>
+          <w:b/>
+          <w:bCs/>
+        </w:rPr>
+      </w:pPr>
+      <w:r>
+        <w:rPr>
+          <w:rFonts w:asciiTheme="majorHAnsi" w:hAnsiTheme="majorHAnsi" w:cstheme="majorHAnsi"/>
+          <w:b/>
+          <w:bCs/>
+        </w:rPr>
+        <w:br w:type="page"/>
+      </w:r>
+    </w:p>
+    <w:p>
+      <w:pPr>
+        <w:jc w:val="center"/>
+        <w:rPr>
+          <w:rFonts w:asciiTheme="majorHAnsi" w:hAnsiTheme="majorHAnsi" w:cstheme="majorHAnsi"/>
+          <w:b/>
+          <w:bCs/>
+          <w:sz w:val="24"/>
+          <w:szCs w:val="24"/>
+        </w:rPr>
+      </w:pPr>
+      <w:r>
+        <w:rPr>
+          <w:rFonts w:asciiTheme="majorHAnsi" w:hAnsiTheme="majorHAnsi" w:cstheme="majorHAnsi"/>
+          <w:b/>
+          <w:bCs/>
+          <w:sz w:val="24"/>
+          <w:szCs w:val="24"/>
+        </w:rPr>
+        <w:lastRenderedPageBreak/>
+        <w:t>BERITA ACARA KENDALA LAPANGAN</w:t>
+      </w:r>
+    </w:p>
+    <w:p>
+      <w:pPr>
+        <w:jc w:val="both"/>
+        <w:rPr>
+          <w:rFonts w:asciiTheme="majorHAnsi" w:hAnsiTheme="majorHAnsi" w:cstheme="majorHAnsi"/>
+          <w:b/>
+          <w:bCs/>
+        </w:rPr>
+      </w:pPr>
+      <w:r>
+        <w:rPr>
+          <w:rFonts w:asciiTheme="majorHAnsi" w:hAnsiTheme="majorHAnsi" w:cstheme="majorHAnsi"/>
+        </w:rPr>
+        <w:t xml:space="preserve">Pada Hari </w:t>
+      </w:r>
+      <w:proofErr w:type="spellStart"/>
+      <w:r>
+        <w:rPr>
+          <w:rFonts w:asciiTheme="majorHAnsi" w:hAnsiTheme="majorHAnsi" w:cstheme="majorHAnsi"/>
+        </w:rPr>
+        <w:t>ini</w:t>
+      </w:r>
+      <w:proofErr w:type="spellEnd"/>
+      <w:r>
+        <w:rPr>
+          <w:rFonts w:asciiTheme="majorHAnsi" w:hAnsiTheme="majorHAnsi" w:cstheme="majorHAnsi"/>
+        </w:rPr>
+        <w:t xml:space="preserve"> </w:t>
+      </w:r>
+      <w:proofErr w:type="gramStart"/>
+      <w:r>
+        <w:rPr>
+          <w:rFonts w:asciiTheme="majorHAnsi" w:hAnsiTheme="majorHAnsi" w:cstheme="majorHAnsi"/>
+          <w:b/>
+        </w:rPr>
+        <w:t xml:space="preserve">{{ </w:t>
+      </w:r>
+      <w:proofErr w:type="spellStart"/>
+      <w:r>
+        <w:rPr>
+          <w:rFonts w:asciiTheme="majorHAnsi" w:hAnsiTheme="majorHAnsi" w:cstheme="majorHAnsi"/>
+          <w:b/>
+        </w:rPr>
+        <w:t>hari</w:t>
+      </w:r>
+      <w:proofErr w:type="spellEnd"/>
+      <w:proofErr w:type="gramEnd"/>
+      <w:r>
+        <w:rPr>
+          <w:rFonts w:asciiTheme="majorHAnsi" w:hAnsiTheme="majorHAnsi" w:cstheme="majorHAnsi"/>
+          <w:b/>
+        </w:rPr>
+        <w:t xml:space="preserve"> }}</w:t>
+      </w:r>
+      <w:r>
+        <w:rPr>
+          <w:rFonts w:asciiTheme="majorHAnsi" w:hAnsiTheme="majorHAnsi" w:cstheme="majorHAnsi"/>
+        </w:rPr>
+        <w:t xml:space="preserve">  </w:t>
+      </w:r>
+      <w:proofErr w:type="spellStart"/>
+      <w:r>
+        <w:rPr>
+          <w:rFonts w:asciiTheme="majorHAnsi" w:hAnsiTheme="majorHAnsi" w:cstheme="majorHAnsi"/>
+        </w:rPr>
+        <w:t>Tanggal</w:t>
+      </w:r>
+      <w:proofErr w:type="spellEnd"/>
+      <w:r>
+        <w:rPr>
+          <w:rFonts w:asciiTheme="majorHAnsi" w:hAnsiTheme="majorHAnsi" w:cstheme="majorHAnsi"/>
+        </w:rPr>
+        <w:t xml:space="preserve"> </w:t>
+      </w:r>
+      <w:r>
+        <w:rPr>
+          <w:rFonts w:asciiTheme="majorHAnsi" w:hAnsiTheme="majorHAnsi" w:cstheme="majorHAnsi"/>
+          <w:b/>
+        </w:rPr>
+        <w:t xml:space="preserve">{{ </w:t>
+      </w:r>
+      <w:proofErr w:type="spellStart"/>
+      <w:r>
+        <w:rPr>
+          <w:rFonts w:asciiTheme="majorHAnsi" w:hAnsiTheme="majorHAnsi" w:cstheme="majorHAnsi"/>
+          <w:b/>
+        </w:rPr>
+        <w:t>tgl</w:t>
+      </w:r>
+      <w:proofErr w:type="spellEnd"/>
+      <w:r>
+        <w:rPr>
+          <w:rFonts w:asciiTheme="majorHAnsi" w:hAnsiTheme="majorHAnsi" w:cstheme="majorHAnsi"/>
+          <w:b/>
+        </w:rPr>
+        <w:t xml:space="preserve"> }}</w:t>
+      </w:r>
+      <w:r>
+        <w:rPr>
+          <w:rFonts w:asciiTheme="majorHAnsi" w:hAnsiTheme="majorHAnsi" w:cstheme="majorHAnsi"/>
+        </w:rPr>
+        <w:t xml:space="preserve">  </w:t>
+      </w:r>
+      <w:proofErr w:type="spellStart"/>
+      <w:r>
+        <w:rPr>
+          <w:rFonts w:asciiTheme="majorHAnsi" w:hAnsiTheme="majorHAnsi" w:cstheme="majorHAnsi"/>
+        </w:rPr>
+        <w:t>Bulan</w:t>
+      </w:r>
+      <w:proofErr w:type="spellEnd"/>
+      <w:r>
+        <w:rPr>
+          <w:rFonts w:asciiTheme="majorHAnsi" w:hAnsiTheme="majorHAnsi" w:cstheme="majorHAnsi"/>
+        </w:rPr>
+        <w:t xml:space="preserve"> </w:t>
+      </w:r>
+      <w:r>
+        <w:rPr>
+          <w:rFonts w:asciiTheme="majorHAnsi" w:hAnsiTheme="majorHAnsi" w:cstheme="majorHAnsi"/>
+          <w:b/>
+        </w:rPr>
+        <w:t xml:space="preserve">{{ </w:t>
+      </w:r>
+      <w:proofErr w:type="spellStart"/>
+      <w:r>
+        <w:rPr>
+          <w:rFonts w:asciiTheme="majorHAnsi" w:hAnsiTheme="majorHAnsi" w:cstheme="majorHAnsi"/>
+          <w:b/>
+        </w:rPr>
+        <w:t>bln</w:t>
+      </w:r>
+      <w:proofErr w:type="spellEnd"/>
+      <w:r>
+        <w:rPr>
+          <w:rFonts w:asciiTheme="majorHAnsi" w:hAnsiTheme="majorHAnsi" w:cstheme="majorHAnsi"/>
+          <w:b/>
+        </w:rPr>
+        <w:t xml:space="preserve"> }}</w:t>
+      </w:r>
+      <w:r>
+        <w:rPr>
+          <w:rFonts w:asciiTheme="majorHAnsi" w:hAnsiTheme="majorHAnsi" w:cstheme="majorHAnsi"/>
+        </w:rPr>
+        <w:t xml:space="preserve">  </w:t>
+      </w:r>
+      <w:proofErr w:type="spellStart"/>
+      <w:r>
+        <w:rPr>
+          <w:rFonts w:asciiTheme="majorHAnsi" w:hAnsiTheme="majorHAnsi" w:cstheme="majorHAnsi"/>
+        </w:rPr>
+        <w:t>Tahun</w:t>
+      </w:r>
+      <w:proofErr w:type="spellEnd"/>
+      <w:r>
+        <w:rPr>
+          <w:rFonts w:asciiTheme="majorHAnsi" w:hAnsiTheme="majorHAnsi" w:cstheme="majorHAnsi"/>
+        </w:rPr>
+        <w:t xml:space="preserve"> </w:t>
+      </w:r>
+      <w:r>
+        <w:rPr>
+          <w:rFonts w:asciiTheme="majorHAnsi" w:hAnsiTheme="majorHAnsi" w:cstheme="majorHAnsi"/>
+          <w:b/>
+        </w:rPr>
+        <w:t xml:space="preserve">{{ </w:t>
+      </w:r>
+      <w:proofErr w:type="spellStart"/>
+      <w:r>
+        <w:rPr>
+          <w:rFonts w:asciiTheme="majorHAnsi" w:hAnsiTheme="majorHAnsi" w:cstheme="majorHAnsi"/>
+          <w:b/>
+        </w:rPr>
+        <w:t>thn</w:t>
+      </w:r>
+      <w:proofErr w:type="spellEnd"/>
+      <w:r>
+        <w:rPr>
+          <w:rFonts w:asciiTheme="majorHAnsi" w:hAnsiTheme="majorHAnsi" w:cstheme="majorHAnsi"/>
+          <w:b/>
+        </w:rPr>
+        <w:t xml:space="preserve"> }}</w:t>
+      </w:r>
+      <w:r>
+        <w:rPr>
+          <w:rFonts w:asciiTheme="majorHAnsi" w:hAnsiTheme="majorHAnsi" w:cstheme="majorHAnsi"/>
+        </w:rPr>
+        <w:t>,</w:t>
+      </w:r>
+      <w:r>
+        <w:rPr>
+          <w:rFonts w:asciiTheme="majorHAnsi" w:hAnsiTheme="majorHAnsi" w:cstheme="majorHAnsi"/>
+          <w:sz w:val="24"/>
+          <w:szCs w:val="24"/>
+        </w:rPr>
+        <w:t xml:space="preserve"> </w:t>
+      </w:r>
+      <w:proofErr w:type="spellStart"/>
+      <w:r>
+        <w:rPr>
+          <w:rFonts w:asciiTheme="majorHAnsi" w:hAnsiTheme="majorHAnsi" w:cstheme="majorHAnsi"/>
+        </w:rPr>
+        <w:t>telah</w:t>
+      </w:r>
+      <w:proofErr w:type="spellEnd"/>
+      <w:r>
+        <w:rPr>
+          <w:rFonts w:asciiTheme="majorHAnsi" w:hAnsiTheme="majorHAnsi" w:cstheme="majorHAnsi"/>
+        </w:rPr>
+        <w:t xml:space="preserve"> </w:t>
+      </w:r>
+      <w:proofErr w:type="spellStart"/>
+      <w:r>
+        <w:rPr>
+          <w:rFonts w:asciiTheme="majorHAnsi" w:hAnsiTheme="majorHAnsi" w:cstheme="majorHAnsi"/>
+        </w:rPr>
+        <w:t>dilaksankan</w:t>
+      </w:r>
+      <w:proofErr w:type="spellEnd"/>
+      <w:r>
+        <w:rPr>
+          <w:rFonts w:asciiTheme="majorHAnsi" w:hAnsiTheme="majorHAnsi" w:cstheme="majorHAnsi"/>
+        </w:rPr>
+        <w:t xml:space="preserve"> </w:t>
+      </w:r>
+      <w:proofErr w:type="spellStart"/>
+      <w:r>
+        <w:rPr>
+          <w:rFonts w:asciiTheme="majorHAnsi" w:hAnsiTheme="majorHAnsi" w:cstheme="majorHAnsi"/>
+        </w:rPr>
+        <w:t>pekerjaan</w:t>
+      </w:r>
+      <w:proofErr w:type="spellEnd"/>
+      <w:r>
+        <w:rPr>
+          <w:rFonts w:asciiTheme="majorHAnsi" w:hAnsiTheme="majorHAnsi" w:cstheme="majorHAnsi"/>
+        </w:rPr>
+        <w:t xml:space="preserve"> </w:t>
+      </w:r>
+      <w:proofErr w:type="spellStart"/>
+      <w:r>
+        <w:rPr>
+          <w:rFonts w:asciiTheme="majorHAnsi" w:hAnsiTheme="majorHAnsi" w:cstheme="majorHAnsi"/>
+        </w:rPr>
+        <w:t>instalasi</w:t>
+      </w:r>
+      <w:proofErr w:type="spellEnd"/>
+      <w:r>
+        <w:rPr>
+          <w:rFonts w:asciiTheme="majorHAnsi" w:hAnsiTheme="majorHAnsi" w:cstheme="majorHAnsi"/>
+        </w:rPr>
+        <w:t xml:space="preserve"> dan </w:t>
+      </w:r>
+      <w:proofErr w:type="spellStart"/>
+      <w:r>
+        <w:rPr>
+          <w:rFonts w:asciiTheme="majorHAnsi" w:hAnsiTheme="majorHAnsi" w:cstheme="majorHAnsi"/>
+        </w:rPr>
+        <w:t>aktivasi</w:t>
+      </w:r>
+      <w:proofErr w:type="spellEnd"/>
+      <w:r>
+        <w:rPr>
+          <w:rFonts w:asciiTheme="majorHAnsi" w:hAnsiTheme="majorHAnsi" w:cstheme="majorHAnsi"/>
+        </w:rPr>
+        <w:t xml:space="preserve"> </w:t>
+      </w:r>
+      <w:proofErr w:type="spellStart"/>
+      <w:r>
+        <w:rPr>
+          <w:rFonts w:asciiTheme="majorHAnsi" w:hAnsiTheme="majorHAnsi" w:cstheme="majorHAnsi"/>
+        </w:rPr>
+        <w:t>atas</w:t>
+      </w:r>
+      <w:proofErr w:type="spellEnd"/>
+      <w:r>
+        <w:rPr>
+          <w:rFonts w:asciiTheme="majorHAnsi" w:hAnsiTheme="majorHAnsi" w:cstheme="majorHAnsi"/>
+        </w:rPr>
+        <w:t xml:space="preserve"> </w:t>
+      </w:r>
+      <w:proofErr w:type="spellStart"/>
+      <w:r>
+        <w:rPr>
+          <w:rFonts w:asciiTheme="majorHAnsi" w:hAnsiTheme="majorHAnsi" w:cstheme="majorHAnsi"/>
+        </w:rPr>
+        <w:t>jaringan</w:t>
+      </w:r>
+      <w:proofErr w:type="spellEnd"/>
+      <w:r>
+        <w:rPr>
+          <w:rFonts w:asciiTheme="majorHAnsi" w:hAnsiTheme="majorHAnsi" w:cstheme="majorHAnsi"/>
+        </w:rPr>
+        <w:t xml:space="preserve"> Telekomunikasi </w:t>
+      </w:r>
+      <w:proofErr w:type="spellStart"/>
+      <w:r>
+        <w:rPr>
+          <w:rFonts w:asciiTheme="majorHAnsi" w:hAnsiTheme="majorHAnsi" w:cstheme="majorHAnsi"/>
+        </w:rPr>
+        <w:t>dengan</w:t>
+      </w:r>
+      <w:proofErr w:type="spellEnd"/>
+      <w:r>
+        <w:rPr>
+          <w:rFonts w:asciiTheme="majorHAnsi" w:hAnsiTheme="majorHAnsi" w:cstheme="majorHAnsi"/>
+        </w:rPr>
+        <w:t xml:space="preserve"> </w:t>
+      </w:r>
+      <w:proofErr w:type="spellStart"/>
+      <w:r>
+        <w:rPr>
+          <w:rFonts w:asciiTheme="majorHAnsi" w:hAnsiTheme="majorHAnsi" w:cstheme="majorHAnsi"/>
+        </w:rPr>
+        <w:t>layanan</w:t>
+      </w:r>
+      <w:proofErr w:type="spellEnd"/>
+      <w:r>
+        <w:rPr>
+          <w:rFonts w:asciiTheme="majorHAnsi" w:hAnsiTheme="majorHAnsi" w:cstheme="majorHAnsi"/>
+        </w:rPr>
+        <w:t xml:space="preserve"> </w:t>
+      </w:r>
+      <w:r>
+        <w:rPr>
+          <w:rFonts w:asciiTheme="majorHAnsi" w:hAnsiTheme="majorHAnsi" w:cstheme="majorHAnsi"/>
+          <w:b/>
+        </w:rPr>
+        <w:t xml:space="preserve">{{ </w:t>
+      </w:r>
+      <w:proofErr w:type="spellStart"/>
+      <w:r>
+        <w:rPr>
+          <w:rFonts w:asciiTheme="majorHAnsi" w:hAnsiTheme="majorHAnsi" w:cstheme="majorHAnsi"/>
+          <w:b/>
+        </w:rPr>
+        <w:t>nama_layanan</w:t>
+      </w:r>
+      <w:proofErr w:type="spellEnd"/>
+      <w:r>
+        <w:rPr>
+          <w:rFonts w:asciiTheme="majorHAnsi" w:hAnsiTheme="majorHAnsi" w:cstheme="majorHAnsi"/>
+          <w:b/>
+        </w:rPr>
+        <w:t xml:space="preserve"> }}</w:t>
+      </w:r>
+    </w:p>
+    <w:p>
+      <w:pPr>
+        <w:spacing w:after="0"/>
+        <w:rPr>
+          <w:rFonts w:asciiTheme="majorHAnsi" w:hAnsiTheme="majorHAnsi" w:cstheme="majorHAnsi"/>
+        </w:rPr>
+      </w:pPr>
+      <w:r>
+        <w:rPr>
+          <w:rFonts w:asciiTheme="majorHAnsi" w:hAnsiTheme="majorHAnsi" w:cstheme="majorHAnsi"/>
+        </w:rPr>
+        <w:t xml:space="preserve">No PA: </w:t>
+      </w:r>
+      <w:proofErr w:type="gramStart"/>
+      <w:r>
+        <w:rPr>
+          <w:rFonts w:asciiTheme="majorHAnsi" w:hAnsiTheme="majorHAnsi" w:cstheme="majorHAnsi"/>
+        </w:rPr>
+        <w:t xml:space="preserve">{{ </w:t>
+      </w:r>
+      <w:proofErr w:type="spellStart"/>
+      <w:r>
+        <w:rPr>
+          <w:rFonts w:asciiTheme="majorHAnsi" w:hAnsiTheme="majorHAnsi" w:cstheme="majorHAnsi"/>
+        </w:rPr>
+        <w:t>no</w:t>
+      </w:r>
+      <w:proofErr w:type="gramEnd"/>
+      <w:r>
+        <w:rPr>
+          <w:rFonts w:asciiTheme="majorHAnsi" w:hAnsiTheme="majorHAnsi" w:cstheme="majorHAnsi"/>
+        </w:rPr>
+        <w:t>_pa</w:t>
+      </w:r>
+      <w:proofErr w:type="spellEnd"/>
+      <w:r>
+        <w:rPr>
+          <w:rFonts w:asciiTheme="majorHAnsi" w:hAnsiTheme="majorHAnsi" w:cstheme="majorHAnsi"/>
+        </w:rPr>
+        <w:t xml:space="preserve"> }}</w:t>
+      </w:r>
+    </w:p>
+    <w:p>
+      <w:pPr>
+        <w:tabs>
+          <w:tab w:val="left" w:pos="2835"/>
+        </w:tabs>
+        <w:spacing w:after="0"/>
+        <w:ind w:left="284"/>
+        <w:rPr>
+          <w:rFonts w:asciiTheme="majorHAnsi" w:hAnsiTheme="majorHAnsi" w:cstheme="majorHAnsi"/>
+        </w:rPr>
+      </w:pPr>
+      <w:r>
+        <w:rPr>
+          <w:rFonts w:asciiTheme="majorHAnsi" w:hAnsiTheme="majorHAnsi" w:cstheme="majorHAnsi"/>
+        </w:rPr>
+        <w:t>PIHAK PERTAMA</w:t>
+      </w:r>
+      <w:r>
+        <w:rPr>
+          <w:rFonts w:asciiTheme="majorHAnsi" w:hAnsiTheme="majorHAnsi" w:cstheme="majorHAnsi"/>
+        </w:rPr>
+        <w:tab/>
+        <w:t>: PT INDONESIA COMNETS PLUS (ICON+)</w:t>
+      </w:r>
+    </w:p>
+    <w:p>
+      <w:pPr>
+        <w:tabs>
+          <w:tab w:val="left" w:pos="2835"/>
+        </w:tabs>
+        <w:spacing w:after="0"/>
+        <w:ind w:left="567"/>
+        <w:rPr>
+          <w:rFonts w:asciiTheme="majorHAnsi" w:hAnsiTheme="majorHAnsi" w:cstheme="majorHAnsi"/>
+        </w:rPr>
+      </w:pPr>
+      <w:proofErr w:type="spellStart"/>
+      <w:r>
+        <w:rPr>
+          <w:rFonts w:asciiTheme="majorHAnsi" w:hAnsiTheme="majorHAnsi" w:cstheme="majorHAnsi"/>
+        </w:rPr>
+        <w:t>Diwakili</w:t>
+      </w:r>
+      <w:proofErr w:type="spellEnd"/>
+      <w:r>
+        <w:rPr>
+          <w:rFonts w:asciiTheme="majorHAnsi" w:hAnsiTheme="majorHAnsi" w:cstheme="majorHAnsi"/>
+        </w:rPr>
+        <w:t xml:space="preserve"> Oleh</w:t>
+      </w:r>
+      <w:r>
+        <w:rPr>
+          <w:rFonts w:asciiTheme="majorHAnsi" w:hAnsiTheme="majorHAnsi" w:cstheme="majorHAnsi"/>
+        </w:rPr>
+        <w:tab/>
+        <w:t xml:space="preserve">: </w:t>
+      </w:r>
+      <w:proofErr w:type="gramStart"/>
+      <w:r>
+        <w:rPr>
+          <w:rFonts w:asciiTheme="majorHAnsi" w:hAnsiTheme="majorHAnsi" w:cstheme="majorHAnsi"/>
+        </w:rPr>
+        <w:t xml:space="preserve">{{ </w:t>
+      </w:r>
+      <w:proofErr w:type="spellStart"/>
+      <w:r>
+        <w:rPr>
+          <w:rFonts w:asciiTheme="majorHAnsi" w:hAnsiTheme="majorHAnsi" w:cstheme="majorHAnsi"/>
+        </w:rPr>
+        <w:t>project</w:t>
+      </w:r>
+      <w:proofErr w:type="gramEnd"/>
+      <w:r>
+        <w:rPr>
+          <w:rFonts w:asciiTheme="majorHAnsi" w:hAnsiTheme="majorHAnsi" w:cstheme="majorHAnsi"/>
+        </w:rPr>
+        <w:t>_team</w:t>
+      </w:r>
+      <w:proofErr w:type="spellEnd"/>
+      <w:r>
+        <w:rPr>
+          <w:rFonts w:asciiTheme="majorHAnsi" w:hAnsiTheme="majorHAnsi" w:cstheme="majorHAnsi"/>
+        </w:rPr>
+        <w:t xml:space="preserve"> }}</w:t>
+      </w:r>
+    </w:p>
+    <w:p>
+      <w:pPr>
+        <w:tabs>
+          <w:tab w:val="left" w:pos="2835"/>
+        </w:tabs>
+        <w:spacing w:after="0"/>
+        <w:ind w:left="567"/>
+        <w:rPr>
+          <w:rFonts w:asciiTheme="majorHAnsi" w:hAnsiTheme="majorHAnsi" w:cstheme="majorHAnsi"/>
+        </w:rPr>
+      </w:pPr>
+      <w:proofErr w:type="spellStart"/>
+      <w:r>
+        <w:rPr>
+          <w:rFonts w:asciiTheme="majorHAnsi" w:hAnsiTheme="majorHAnsi" w:cstheme="majorHAnsi"/>
+        </w:rPr>
+        <w:t>Jabatan</w:t>
+      </w:r>
+      <w:proofErr w:type="spellEnd"/>
+      <w:r>
+        <w:rPr>
+          <w:rFonts w:asciiTheme="majorHAnsi" w:hAnsiTheme="majorHAnsi" w:cstheme="majorHAnsi"/>
+        </w:rPr>
+        <w:tab/>
+        <w:t xml:space="preserve">: Project Team Leader </w:t>
+      </w:r>
+    </w:p>
+    <w:p>
+      <w:pPr>
+        <w:tabs>
+          <w:tab w:val="left" w:pos="2835"/>
+        </w:tabs>
+        <w:spacing w:after="0"/>
+        <w:ind w:left="567"/>
+        <w:rPr>
+          <w:rFonts w:asciiTheme="majorHAnsi" w:hAnsiTheme="majorHAnsi" w:cstheme="majorHAnsi"/>
+        </w:rPr>
+      </w:pPr>
+      <w:r>
+        <w:rPr>
+          <w:rFonts w:asciiTheme="majorHAnsi" w:hAnsiTheme="majorHAnsi" w:cstheme="majorHAnsi"/>
+        </w:rPr>
+        <w:t xml:space="preserve">Alamat Kantor </w:t>
+      </w:r>
+      <w:r>
+        <w:rPr>
+          <w:rFonts w:asciiTheme="majorHAnsi" w:hAnsiTheme="majorHAnsi" w:cstheme="majorHAnsi"/>
+        </w:rPr>
+        <w:tab/>
+        <w:t xml:space="preserve">: JL. WR </w:t>
+      </w:r>
+      <w:proofErr w:type="spellStart"/>
+      <w:r>
+        <w:rPr>
+          <w:rFonts w:asciiTheme="majorHAnsi" w:hAnsiTheme="majorHAnsi" w:cstheme="majorHAnsi"/>
+        </w:rPr>
+        <w:t>Supratman</w:t>
+      </w:r>
+      <w:proofErr w:type="spellEnd"/>
+      <w:r>
+        <w:rPr>
+          <w:rFonts w:asciiTheme="majorHAnsi" w:hAnsiTheme="majorHAnsi" w:cstheme="majorHAnsi"/>
+        </w:rPr>
+        <w:t xml:space="preserve"> No. 58 Bandung 4021</w:t>
+      </w:r>
+    </w:p>
+    <w:p>
+      <w:pPr>
+        <w:tabs>
+          <w:tab w:val="left" w:pos="2835"/>
+        </w:tabs>
+        <w:spacing w:after="0"/>
+        <w:ind w:left="567"/>
+        <w:rPr>
+          <w:rFonts w:asciiTheme="majorHAnsi" w:hAnsiTheme="majorHAnsi" w:cstheme="majorHAnsi"/>
+        </w:rPr>
+      </w:pPr>
+      <w:proofErr w:type="spellStart"/>
+      <w:r>
+        <w:rPr>
+          <w:rFonts w:asciiTheme="majorHAnsi" w:hAnsiTheme="majorHAnsi" w:cstheme="majorHAnsi"/>
+        </w:rPr>
+        <w:t>Nomer</w:t>
+      </w:r>
+      <w:proofErr w:type="spellEnd"/>
+      <w:r>
+        <w:rPr>
+          <w:rFonts w:asciiTheme="majorHAnsi" w:hAnsiTheme="majorHAnsi" w:cstheme="majorHAnsi"/>
+        </w:rPr>
+        <w:t xml:space="preserve"> </w:t>
+      </w:r>
+      <w:proofErr w:type="spellStart"/>
+      <w:r>
+        <w:rPr>
+          <w:rFonts w:asciiTheme="majorHAnsi" w:hAnsiTheme="majorHAnsi" w:cstheme="majorHAnsi"/>
+        </w:rPr>
+        <w:t>Telpon</w:t>
+      </w:r>
+      <w:proofErr w:type="spellEnd"/>
+      <w:r>
+        <w:rPr>
+          <w:rFonts w:asciiTheme="majorHAnsi" w:hAnsiTheme="majorHAnsi" w:cstheme="majorHAnsi"/>
+        </w:rPr>
+        <w:t xml:space="preserve"> &amp; FAX </w:t>
+      </w:r>
+      <w:r>
+        <w:rPr>
+          <w:rFonts w:asciiTheme="majorHAnsi" w:hAnsiTheme="majorHAnsi" w:cstheme="majorHAnsi"/>
+        </w:rPr>
+        <w:tab/>
+        <w:t>: (022) 7200262</w:t>
+      </w:r>
+    </w:p>
+    <w:p>
+      <w:pPr>
+        <w:tabs>
+          <w:tab w:val="left" w:pos="2835"/>
+        </w:tabs>
+        <w:spacing w:after="0"/>
+        <w:ind w:left="567"/>
+        <w:rPr>
+          <w:rFonts w:asciiTheme="majorHAnsi" w:hAnsiTheme="majorHAnsi" w:cstheme="majorHAnsi"/>
+        </w:rPr>
+      </w:pPr>
+    </w:p>
+    <w:p>
+      <w:pPr>
+        <w:tabs>
+          <w:tab w:val="left" w:pos="2835"/>
+        </w:tabs>
+        <w:spacing w:after="0"/>
+        <w:ind w:left="284"/>
+        <w:rPr>
+          <w:rFonts w:asciiTheme="majorHAnsi" w:hAnsiTheme="majorHAnsi" w:cstheme="majorHAnsi"/>
+        </w:rPr>
+      </w:pPr>
+      <w:r>
+        <w:rPr>
+          <w:rFonts w:asciiTheme="majorHAnsi" w:hAnsiTheme="majorHAnsi" w:cstheme="majorHAnsi"/>
+        </w:rPr>
+        <w:t xml:space="preserve">PIHAK KEDUA </w:t>
+      </w:r>
+      <w:r>
+        <w:rPr>
+          <w:rFonts w:asciiTheme="majorHAnsi" w:hAnsiTheme="majorHAnsi" w:cstheme="majorHAnsi"/>
+        </w:rPr>
+        <w:tab/>
+        <w:t xml:space="preserve">: </w:t>
+      </w:r>
+      <w:proofErr w:type="gramStart"/>
+      <w:r>
+        <w:rPr>
+          <w:rFonts w:asciiTheme="majorHAnsi" w:hAnsiTheme="majorHAnsi" w:cstheme="majorHAnsi"/>
+        </w:rPr>
+        <w:t>{{ user</w:t>
+      </w:r>
+      <w:proofErr w:type="gramEnd"/>
+      <w:r>
+        <w:rPr>
+          <w:rFonts w:asciiTheme="majorHAnsi" w:hAnsiTheme="majorHAnsi" w:cstheme="majorHAnsi"/>
+        </w:rPr>
+        <w:t xml:space="preserve"> }}</w:t>
+      </w:r>
+    </w:p>
+    <w:p>
+      <w:pPr>
+        <w:tabs>
+          <w:tab w:val="left" w:pos="2694"/>
+          <w:tab w:val="left" w:pos="2835"/>
+        </w:tabs>
+        <w:spacing w:after="0"/>
+        <w:ind w:left="426"/>
+        <w:rPr>
+          <w:rFonts w:asciiTheme="majorHAnsi" w:hAnsiTheme="majorHAnsi" w:cstheme="majorHAnsi"/>
+        </w:rPr>
+      </w:pPr>
+      <w:r>
+        <w:rPr>
+          <w:rFonts w:asciiTheme="majorHAnsi" w:hAnsiTheme="majorHAnsi" w:cstheme="majorHAnsi"/>
+        </w:rPr>
+        <w:t>Nama</w:t>
+      </w:r>
+      <w:r>
+        <w:rPr>
+          <w:rFonts w:asciiTheme="majorHAnsi" w:hAnsiTheme="majorHAnsi" w:cstheme="majorHAnsi"/>
+        </w:rPr>
+        <w:tab/>
+      </w:r>
+      <w:r>
+        <w:rPr>
+          <w:rFonts w:asciiTheme="majorHAnsi" w:hAnsiTheme="majorHAnsi" w:cstheme="majorHAnsi"/>
+        </w:rPr>
+        <w:tab/>
+        <w:t xml:space="preserve">: </w:t>
+      </w:r>
+      <w:proofErr w:type="gramStart"/>
+      <w:r>
+        <w:rPr>
+          <w:rFonts w:asciiTheme="majorHAnsi" w:hAnsiTheme="majorHAnsi" w:cstheme="majorHAnsi"/>
+        </w:rPr>
+        <w:t xml:space="preserve">{{ </w:t>
+      </w:r>
+      <w:proofErr w:type="spellStart"/>
+      <w:r>
+        <w:rPr>
+          <w:rFonts w:asciiTheme="majorHAnsi" w:hAnsiTheme="majorHAnsi" w:cstheme="majorHAnsi"/>
+        </w:rPr>
+        <w:t>nama</w:t>
+      </w:r>
+      <w:proofErr w:type="gramEnd"/>
+      <w:r>
+        <w:rPr>
+          <w:rFonts w:asciiTheme="majorHAnsi" w:hAnsiTheme="majorHAnsi" w:cstheme="majorHAnsi"/>
+        </w:rPr>
+        <w:t>_wakil_user</w:t>
+      </w:r>
+      <w:proofErr w:type="spellEnd"/>
+      <w:r>
+        <w:rPr>
+          <w:rFonts w:asciiTheme="majorHAnsi" w:hAnsiTheme="majorHAnsi" w:cstheme="majorHAnsi"/>
+        </w:rPr>
+        <w:t xml:space="preserve"> }}</w:t>
+      </w:r>
+    </w:p>
+    <w:p>
+      <w:pPr>
+        <w:tabs>
+          <w:tab w:val="left" w:pos="2694"/>
+          <w:tab w:val="left" w:pos="2835"/>
+        </w:tabs>
+        <w:spacing w:after="0"/>
+        <w:ind w:left="426"/>
+        <w:rPr>
+          <w:rFonts w:asciiTheme="majorHAnsi" w:hAnsiTheme="majorHAnsi" w:cstheme="majorHAnsi"/>
+        </w:rPr>
+      </w:pPr>
+      <w:proofErr w:type="spellStart"/>
+      <w:r>
+        <w:rPr>
+          <w:rFonts w:asciiTheme="majorHAnsi" w:hAnsiTheme="majorHAnsi" w:cstheme="majorHAnsi"/>
+        </w:rPr>
+        <w:t>Jabatan</w:t>
+      </w:r>
+      <w:proofErr w:type="spellEnd"/>
+      <w:r>
+        <w:rPr>
+          <w:rFonts w:asciiTheme="majorHAnsi" w:hAnsiTheme="majorHAnsi" w:cstheme="majorHAnsi"/>
+        </w:rPr>
+        <w:tab/>
+      </w:r>
+      <w:r>
+        <w:rPr>
+          <w:rFonts w:asciiTheme="majorHAnsi" w:hAnsiTheme="majorHAnsi" w:cstheme="majorHAnsi"/>
+        </w:rPr>
+        <w:tab/>
+        <w:t xml:space="preserve">: </w:t>
+      </w:r>
+      <w:proofErr w:type="gramStart"/>
+      <w:r>
+        <w:rPr>
+          <w:rFonts w:asciiTheme="majorHAnsi" w:hAnsiTheme="majorHAnsi" w:cstheme="majorHAnsi"/>
+        </w:rPr>
+        <w:t xml:space="preserve">{{ </w:t>
+      </w:r>
+      <w:proofErr w:type="spellStart"/>
+      <w:r>
+        <w:rPr>
+          <w:rFonts w:asciiTheme="majorHAnsi" w:hAnsiTheme="majorHAnsi" w:cstheme="majorHAnsi"/>
+        </w:rPr>
+        <w:t>jabatan</w:t>
+      </w:r>
+      <w:proofErr w:type="gramEnd"/>
+      <w:r>
+        <w:rPr>
+          <w:rFonts w:asciiTheme="majorHAnsi" w:hAnsiTheme="majorHAnsi" w:cstheme="majorHAnsi"/>
+        </w:rPr>
+        <w:t>_user</w:t>
+      </w:r>
+      <w:proofErr w:type="spellEnd"/>
+      <w:r>
+        <w:rPr>
+          <w:rFonts w:asciiTheme="majorHAnsi" w:hAnsiTheme="majorHAnsi" w:cstheme="majorHAnsi"/>
+        </w:rPr>
+        <w:t xml:space="preserve"> }}</w:t>
+      </w:r>
+    </w:p>
+    <w:p>
+      <w:pPr>
+        <w:tabs>
+          <w:tab w:val="left" w:pos="2694"/>
+          <w:tab w:val="left" w:pos="2835"/>
+        </w:tabs>
+        <w:spacing w:after="0"/>
+        <w:ind w:left="426"/>
+        <w:rPr>
+          <w:rFonts w:asciiTheme="majorHAnsi" w:hAnsiTheme="majorHAnsi" w:cstheme="majorHAnsi"/>
+        </w:rPr>
+      </w:pPr>
+      <w:r>
+        <w:rPr>
+          <w:rFonts w:asciiTheme="majorHAnsi" w:hAnsiTheme="majorHAnsi" w:cstheme="majorHAnsi"/>
+        </w:rPr>
+        <w:t>Alamat Kantor</w:t>
+      </w:r>
+      <w:r>
+        <w:rPr>
+          <w:rFonts w:asciiTheme="majorHAnsi" w:hAnsiTheme="majorHAnsi" w:cstheme="majorHAnsi"/>
+        </w:rPr>
+        <w:tab/>
+      </w:r>
+      <w:r>
+        <w:rPr>
+          <w:rFonts w:asciiTheme="majorHAnsi" w:hAnsiTheme="majorHAnsi" w:cstheme="majorHAnsi"/>
+        </w:rPr>
+        <w:tab/>
+        <w:t xml:space="preserve">: </w:t>
+      </w:r>
+      <w:proofErr w:type="gramStart"/>
+      <w:r>
+        <w:rPr>
+          <w:rFonts w:asciiTheme="majorHAnsi" w:hAnsiTheme="majorHAnsi" w:cstheme="majorHAnsi"/>
+        </w:rPr>
+        <w:t xml:space="preserve">{{ </w:t>
+      </w:r>
+      <w:proofErr w:type="spellStart"/>
+      <w:r>
+        <w:rPr>
+          <w:rFonts w:asciiTheme="majorHAnsi" w:hAnsiTheme="majorHAnsi" w:cstheme="majorHAnsi"/>
+        </w:rPr>
+        <w:t>alamat</w:t>
+      </w:r>
+      <w:proofErr w:type="gramEnd"/>
+      <w:r>
+        <w:rPr>
+          <w:rFonts w:asciiTheme="majorHAnsi" w:hAnsiTheme="majorHAnsi" w:cstheme="majorHAnsi"/>
+        </w:rPr>
+        <w:t>_kantor_user</w:t>
+      </w:r>
+      <w:proofErr w:type="spellEnd"/>
+      <w:r>
+        <w:rPr>
+          <w:rFonts w:asciiTheme="majorHAnsi" w:hAnsiTheme="majorHAnsi" w:cstheme="majorHAnsi"/>
+        </w:rPr>
+        <w:t xml:space="preserve"> }}</w:t>
+      </w:r>
+    </w:p>
+    <w:p>
+      <w:pPr>
+        <w:tabs>
+          <w:tab w:val="left" w:pos="2694"/>
+          <w:tab w:val="left" w:pos="2835"/>
+        </w:tabs>
+        <w:spacing w:after="0"/>
+        <w:ind w:left="426"/>
+        <w:rPr>
+          <w:rFonts w:asciiTheme="majorHAnsi" w:hAnsiTheme="majorHAnsi" w:cstheme="majorHAnsi"/>
+        </w:rPr>
+      </w:pPr>
+      <w:proofErr w:type="spellStart"/>
+      <w:r>
+        <w:rPr>
+          <w:rFonts w:asciiTheme="majorHAnsi" w:hAnsiTheme="majorHAnsi" w:cstheme="majorHAnsi"/>
+        </w:rPr>
+        <w:t>Nomor</w:t>
+      </w:r>
+      <w:proofErr w:type="spellEnd"/>
+      <w:r>
+        <w:rPr>
+          <w:rFonts w:asciiTheme="majorHAnsi" w:hAnsiTheme="majorHAnsi" w:cstheme="majorHAnsi"/>
+        </w:rPr>
+        <w:t xml:space="preserve"> Telp/Hp, Email</w:t>
+      </w:r>
+      <w:r>
+        <w:rPr>
+          <w:rFonts w:asciiTheme="majorHAnsi" w:hAnsiTheme="majorHAnsi" w:cstheme="majorHAnsi"/>
+        </w:rPr>
+        <w:tab/>
+      </w:r>
+      <w:r>
+        <w:rPr>
+          <w:rFonts w:asciiTheme="majorHAnsi" w:hAnsiTheme="majorHAnsi" w:cstheme="majorHAnsi"/>
+        </w:rPr>
+        <w:tab/>
+        <w:t xml:space="preserve">: </w:t>
+      </w:r>
+      <w:proofErr w:type="gramStart"/>
+      <w:r>
+        <w:rPr>
+          <w:rFonts w:asciiTheme="majorHAnsi" w:hAnsiTheme="majorHAnsi" w:cstheme="majorHAnsi"/>
+        </w:rPr>
+        <w:t xml:space="preserve">{{ </w:t>
+      </w:r>
+      <w:proofErr w:type="spellStart"/>
+      <w:r>
+        <w:rPr>
+          <w:rFonts w:asciiTheme="majorHAnsi" w:hAnsiTheme="majorHAnsi" w:cstheme="majorHAnsi"/>
+        </w:rPr>
+        <w:t>no</w:t>
+      </w:r>
+      <w:proofErr w:type="gramEnd"/>
+      <w:r>
+        <w:rPr>
+          <w:rFonts w:asciiTheme="majorHAnsi" w:hAnsiTheme="majorHAnsi" w:cstheme="majorHAnsi"/>
+        </w:rPr>
+        <w:t>_hp_user</w:t>
+      </w:r>
+      <w:proofErr w:type="spellEnd"/>
+      <w:r>
+        <w:rPr>
+          <w:rFonts w:asciiTheme="majorHAnsi" w:hAnsiTheme="majorHAnsi" w:cstheme="majorHAnsi"/>
+        </w:rPr>
+        <w:t xml:space="preserve"> }}</w:t>
+      </w:r>
+    </w:p>
+    <w:p>
+      <w:pPr>
+        <w:tabs>
+          <w:tab w:val="left" w:pos="2835"/>
+        </w:tabs>
+        <w:spacing w:after="0"/>
+        <w:ind w:left="567"/>
+        <w:rPr>
+          <w:rFonts w:asciiTheme="majorHAnsi" w:hAnsiTheme="majorHAnsi" w:cstheme="majorHAnsi"/>
+        </w:rPr>
+      </w:pPr>
+    </w:p>
+    <w:p>
+      <w:pPr>
+        <w:spacing w:after="0"/>
+        <w:rPr>
+          <w:rFonts w:asciiTheme="majorHAnsi" w:hAnsiTheme="majorHAnsi" w:cstheme="majorHAnsi"/>
+        </w:rPr>
+      </w:pPr>
+      <w:proofErr w:type="spellStart"/>
+      <w:r>
+        <w:rPr>
+          <w:rFonts w:asciiTheme="majorHAnsi" w:hAnsiTheme="majorHAnsi" w:cstheme="majorHAnsi"/>
+        </w:rPr>
+        <w:t>Bahwa</w:t>
+      </w:r>
+      <w:proofErr w:type="spellEnd"/>
+      <w:r>
+        <w:rPr>
+          <w:rFonts w:asciiTheme="majorHAnsi" w:hAnsiTheme="majorHAnsi" w:cstheme="majorHAnsi"/>
+        </w:rPr>
+        <w:t xml:space="preserve"> </w:t>
+      </w:r>
+      <w:proofErr w:type="spellStart"/>
+      <w:r>
+        <w:rPr>
+          <w:rFonts w:asciiTheme="majorHAnsi" w:hAnsiTheme="majorHAnsi" w:cstheme="majorHAnsi"/>
+        </w:rPr>
+        <w:t>saat</w:t>
+      </w:r>
+      <w:proofErr w:type="spellEnd"/>
+      <w:r>
+        <w:rPr>
+          <w:rFonts w:asciiTheme="majorHAnsi" w:hAnsiTheme="majorHAnsi" w:cstheme="majorHAnsi"/>
+        </w:rPr>
+        <w:t xml:space="preserve"> </w:t>
+      </w:r>
+      <w:proofErr w:type="spellStart"/>
+      <w:r>
+        <w:rPr>
+          <w:rFonts w:asciiTheme="majorHAnsi" w:hAnsiTheme="majorHAnsi" w:cstheme="majorHAnsi"/>
+        </w:rPr>
+        <w:t>ini</w:t>
+      </w:r>
+      <w:proofErr w:type="spellEnd"/>
+      <w:r>
+        <w:rPr>
+          <w:rFonts w:asciiTheme="majorHAnsi" w:hAnsiTheme="majorHAnsi" w:cstheme="majorHAnsi"/>
+        </w:rPr>
+        <w:t xml:space="preserve"> </w:t>
+      </w:r>
+      <w:proofErr w:type="spellStart"/>
+      <w:r>
+        <w:rPr>
+          <w:rFonts w:asciiTheme="majorHAnsi" w:hAnsiTheme="majorHAnsi" w:cstheme="majorHAnsi"/>
+        </w:rPr>
+        <w:t>pekerjaan</w:t>
+      </w:r>
+      <w:proofErr w:type="spellEnd"/>
+      <w:r>
+        <w:rPr>
+          <w:rFonts w:asciiTheme="majorHAnsi" w:hAnsiTheme="majorHAnsi" w:cstheme="majorHAnsi"/>
+        </w:rPr>
+        <w:t xml:space="preserve"> </w:t>
+      </w:r>
+      <w:proofErr w:type="spellStart"/>
+      <w:r>
+        <w:rPr>
+          <w:rFonts w:asciiTheme="majorHAnsi" w:hAnsiTheme="majorHAnsi" w:cstheme="majorHAnsi"/>
+        </w:rPr>
+        <w:t>Instalasi</w:t>
+      </w:r>
+      <w:proofErr w:type="spellEnd"/>
+      <w:r>
+        <w:rPr>
+          <w:rFonts w:asciiTheme="majorHAnsi" w:hAnsiTheme="majorHAnsi" w:cstheme="majorHAnsi"/>
+        </w:rPr>
+        <w:t xml:space="preserve"> dan Aktivasi </w:t>
+      </w:r>
+      <w:proofErr w:type="spellStart"/>
+      <w:r>
+        <w:rPr>
+          <w:rFonts w:asciiTheme="majorHAnsi" w:hAnsiTheme="majorHAnsi" w:cstheme="majorHAnsi"/>
+        </w:rPr>
+        <w:t>tertunda</w:t>
+      </w:r>
+      <w:proofErr w:type="spellEnd"/>
+      <w:r>
+        <w:rPr>
+          <w:rFonts w:asciiTheme="majorHAnsi" w:hAnsiTheme="majorHAnsi" w:cstheme="majorHAnsi"/>
+        </w:rPr>
+        <w:t xml:space="preserve"> yang </w:t>
+      </w:r>
+      <w:proofErr w:type="spellStart"/>
+      <w:r>
+        <w:rPr>
+          <w:rFonts w:asciiTheme="majorHAnsi" w:hAnsiTheme="majorHAnsi" w:cstheme="majorHAnsi"/>
+        </w:rPr>
+        <w:t>disebabkan</w:t>
+      </w:r>
+      <w:proofErr w:type="spellEnd"/>
+      <w:r>
+        <w:rPr>
+          <w:rFonts w:asciiTheme="majorHAnsi" w:hAnsiTheme="majorHAnsi" w:cstheme="majorHAnsi"/>
+        </w:rPr>
+        <w:t xml:space="preserve"> oleh: </w:t>
+      </w:r>
+    </w:p>
+    <w:p>
+      <w:pPr>
+        <w:spacing w:after="0"/>
+        <w:ind w:left="284"/>
+        <w:rPr>
+          <w:rFonts w:asciiTheme="majorHAnsi" w:hAnsiTheme="majorHAnsi" w:cstheme="majorHAnsi"/>
+        </w:rPr>
+      </w:pPr>
+      <w:r>
+        <w:rPr>
+          <w:rFonts w:asciiTheme="majorHAnsi" w:hAnsiTheme="majorHAnsi" w:cstheme="majorHAnsi"/>
+        </w:rPr>
+        <w:t>1.</w:t>
+      </w:r>
+      <w:r>
+        <w:rPr>
+          <w:rFonts w:asciiTheme="majorHAnsi" w:hAnsiTheme="majorHAnsi" w:cstheme="majorHAnsi"/>
+        </w:rPr>
+        <w:tab/>
+      </w:r>
+      <w:proofErr w:type="spellStart"/>
+      <w:r>
+        <w:rPr>
+          <w:rFonts w:asciiTheme="majorHAnsi" w:hAnsiTheme="majorHAnsi" w:cstheme="majorHAnsi"/>
+        </w:rPr>
+        <w:t>Menunggu</w:t>
+      </w:r>
+      <w:proofErr w:type="spellEnd"/>
+      <w:r>
+        <w:rPr>
+          <w:rFonts w:asciiTheme="majorHAnsi" w:hAnsiTheme="majorHAnsi" w:cstheme="majorHAnsi"/>
+        </w:rPr>
+        <w:t xml:space="preserve"> </w:t>
+      </w:r>
+      <w:proofErr w:type="spellStart"/>
+      <w:r>
+        <w:rPr>
+          <w:rFonts w:asciiTheme="majorHAnsi" w:hAnsiTheme="majorHAnsi" w:cstheme="majorHAnsi"/>
+        </w:rPr>
+        <w:t>jadwal</w:t>
+      </w:r>
+      <w:proofErr w:type="spellEnd"/>
+      <w:r>
+        <w:rPr>
+          <w:rFonts w:asciiTheme="majorHAnsi" w:hAnsiTheme="majorHAnsi" w:cstheme="majorHAnsi"/>
+        </w:rPr>
+        <w:t xml:space="preserve"> </w:t>
+      </w:r>
+      <w:proofErr w:type="spellStart"/>
+      <w:r>
+        <w:rPr>
+          <w:rFonts w:asciiTheme="majorHAnsi" w:hAnsiTheme="majorHAnsi" w:cstheme="majorHAnsi"/>
+        </w:rPr>
+        <w:t>testcomm</w:t>
+      </w:r>
+      <w:proofErr w:type="spellEnd"/>
+      <w:r>
+        <w:rPr>
+          <w:rFonts w:asciiTheme="majorHAnsi" w:hAnsiTheme="majorHAnsi" w:cstheme="majorHAnsi"/>
+        </w:rPr>
+        <w:t xml:space="preserve"> </w:t>
+      </w:r>
+      <w:proofErr w:type="spellStart"/>
+      <w:r>
+        <w:rPr>
+          <w:rFonts w:asciiTheme="majorHAnsi" w:hAnsiTheme="majorHAnsi" w:cstheme="majorHAnsi"/>
+        </w:rPr>
+        <w:t>bersama</w:t>
+      </w:r>
+      <w:proofErr w:type="spellEnd"/>
+      <w:r>
+        <w:rPr>
+          <w:rFonts w:asciiTheme="majorHAnsi" w:hAnsiTheme="majorHAnsi" w:cstheme="majorHAnsi"/>
+        </w:rPr>
+        <w:t xml:space="preserve"> user</w:t>
+      </w:r>
+    </w:p>
+    <w:p>
+      <w:pPr>
+        <w:spacing w:after="0"/>
+        <w:ind w:left="284"/>
+        <w:rPr>
+          <w:rFonts w:asciiTheme="majorHAnsi" w:hAnsiTheme="majorHAnsi" w:cstheme="majorHAnsi"/>
+        </w:rPr>
+      </w:pPr>
+      <w:r>
+        <w:rPr>
+          <w:rFonts w:asciiTheme="majorHAnsi" w:hAnsiTheme="majorHAnsi" w:cstheme="majorHAnsi"/>
+        </w:rPr>
+        <w:t>2.</w:t>
+      </w:r>
+      <w:r>
+        <w:rPr>
+          <w:rFonts w:asciiTheme="majorHAnsi" w:hAnsiTheme="majorHAnsi" w:cstheme="majorHAnsi"/>
+        </w:rPr>
+        <w:tab/>
+      </w:r>
+      <w:r>
+        <w:rPr>
+          <w:rFonts w:asciiTheme="majorHAnsi" w:hAnsiTheme="majorHAnsi" w:cstheme="majorHAnsi"/>
+        </w:rPr>
+        <w:t>………………………..</w:t>
+      </w:r>
+    </w:p>
+    <w:p>
+      <w:pPr>
+        <w:spacing w:after="0"/>
+        <w:ind w:left="284"/>
+        <w:rPr>
+          <w:rFonts w:asciiTheme="majorHAnsi" w:hAnsiTheme="majorHAnsi" w:cstheme="majorHAnsi"/>
+        </w:rPr>
+      </w:pPr>
+      <w:r>
+        <w:rPr>
+          <w:rFonts w:asciiTheme="majorHAnsi" w:hAnsiTheme="majorHAnsi" w:cstheme="majorHAnsi"/>
+        </w:rPr>
+        <w:t>3.</w:t>
+      </w:r>
+      <w:r>
+        <w:rPr>
+          <w:rFonts w:asciiTheme="majorHAnsi" w:hAnsiTheme="majorHAnsi" w:cstheme="majorHAnsi"/>
+        </w:rPr>
+        <w:tab/>
+        <w:t>………………………..</w:t>
+      </w:r>
+    </w:p>
+    <w:p>
+      <w:pPr>
+        <w:rPr>
+          <w:rFonts w:asciiTheme="majorHAnsi" w:hAnsiTheme="majorHAnsi" w:cstheme="majorHAnsi"/>
+        </w:rPr>
+      </w:pPr>
+      <w:r>
+        <w:rPr>
+          <w:rFonts w:asciiTheme="majorHAnsi" w:hAnsiTheme="majorHAnsi" w:cstheme="majorHAnsi"/>
+        </w:rPr>
+        <w:t xml:space="preserve">Yang </w:t>
+      </w:r>
+      <w:proofErr w:type="spellStart"/>
+      <w:r>
+        <w:rPr>
+          <w:rFonts w:asciiTheme="majorHAnsi" w:hAnsiTheme="majorHAnsi" w:cstheme="majorHAnsi"/>
+        </w:rPr>
+        <w:t>diperkirakan</w:t>
+      </w:r>
+      <w:proofErr w:type="spellEnd"/>
+      <w:r>
+        <w:rPr>
+          <w:rFonts w:asciiTheme="majorHAnsi" w:hAnsiTheme="majorHAnsi" w:cstheme="majorHAnsi"/>
+        </w:rPr>
+        <w:t xml:space="preserve"> </w:t>
+      </w:r>
+      <w:proofErr w:type="spellStart"/>
+      <w:r>
+        <w:rPr>
+          <w:rFonts w:asciiTheme="majorHAnsi" w:hAnsiTheme="majorHAnsi" w:cstheme="majorHAnsi"/>
+        </w:rPr>
+        <w:t>akan</w:t>
+      </w:r>
+      <w:proofErr w:type="spellEnd"/>
+      <w:r>
+        <w:rPr>
+          <w:rFonts w:asciiTheme="majorHAnsi" w:hAnsiTheme="majorHAnsi" w:cstheme="majorHAnsi"/>
+        </w:rPr>
+        <w:t xml:space="preserve"> </w:t>
+      </w:r>
+      <w:proofErr w:type="spellStart"/>
+      <w:r>
+        <w:rPr>
+          <w:rFonts w:asciiTheme="majorHAnsi" w:hAnsiTheme="majorHAnsi" w:cstheme="majorHAnsi"/>
+        </w:rPr>
+        <w:t>tertunda</w:t>
+      </w:r>
+      <w:proofErr w:type="spellEnd"/>
+      <w:r>
+        <w:rPr>
+          <w:rFonts w:asciiTheme="majorHAnsi" w:hAnsiTheme="majorHAnsi" w:cstheme="majorHAnsi"/>
+        </w:rPr>
+        <w:t xml:space="preserve"> </w:t>
+      </w:r>
+      <w:proofErr w:type="spellStart"/>
+      <w:r>
+        <w:rPr>
+          <w:rFonts w:asciiTheme="majorHAnsi" w:hAnsiTheme="majorHAnsi" w:cstheme="majorHAnsi"/>
+        </w:rPr>
+        <w:t>selama</w:t>
+      </w:r>
+      <w:proofErr w:type="spellEnd"/>
+      <w:r>
+        <w:rPr>
+          <w:rFonts w:asciiTheme="majorHAnsi" w:hAnsiTheme="majorHAnsi" w:cstheme="majorHAnsi"/>
+        </w:rPr>
+        <w:t xml:space="preserve">         </w:t>
+      </w:r>
+      <w:proofErr w:type="spellStart"/>
+      <w:r>
+        <w:rPr>
+          <w:rFonts w:asciiTheme="majorHAnsi" w:hAnsiTheme="majorHAnsi" w:cstheme="majorHAnsi"/>
+        </w:rPr>
+        <w:t>hari</w:t>
+      </w:r>
+      <w:proofErr w:type="spellEnd"/>
+      <w:r>
+        <w:rPr>
+          <w:rFonts w:asciiTheme="majorHAnsi" w:hAnsiTheme="majorHAnsi" w:cstheme="majorHAnsi"/>
+        </w:rPr>
+        <w:t xml:space="preserve">, </w:t>
+      </w:r>
+      <w:proofErr w:type="spellStart"/>
+      <w:r>
+        <w:rPr>
+          <w:rFonts w:asciiTheme="majorHAnsi" w:hAnsiTheme="majorHAnsi" w:cstheme="majorHAnsi"/>
+        </w:rPr>
+        <w:t>sejak</w:t>
+      </w:r>
+      <w:proofErr w:type="spellEnd"/>
+      <w:r>
+        <w:rPr>
+          <w:rFonts w:asciiTheme="majorHAnsi" w:hAnsiTheme="majorHAnsi" w:cstheme="majorHAnsi"/>
+        </w:rPr>
+        <w:t xml:space="preserve"> </w:t>
+      </w:r>
+      <w:proofErr w:type="spellStart"/>
+      <w:r>
+        <w:rPr>
+          <w:rFonts w:asciiTheme="majorHAnsi" w:hAnsiTheme="majorHAnsi" w:cstheme="majorHAnsi"/>
+        </w:rPr>
+        <w:t>tanggal</w:t>
+      </w:r>
+      <w:proofErr w:type="spellEnd"/>
+      <w:r>
+        <w:rPr>
+          <w:rFonts w:asciiTheme="majorHAnsi" w:hAnsiTheme="majorHAnsi" w:cstheme="majorHAnsi"/>
+        </w:rPr>
+        <w:t xml:space="preserve">                             s/d                         </w:t>
+      </w:r>
+      <w:proofErr w:type="gramStart"/>
+      <w:r>
+        <w:rPr>
+          <w:rFonts w:asciiTheme="majorHAnsi" w:hAnsiTheme="majorHAnsi" w:cstheme="majorHAnsi"/>
+        </w:rPr>
+        <w:t xml:space="preserve">  .</w:t>
+      </w:r>
+      <w:proofErr w:type="gramEnd"/>
+      <w:r>
+        <w:rPr>
+          <w:rFonts w:asciiTheme="majorHAnsi" w:hAnsiTheme="majorHAnsi" w:cstheme="majorHAnsi"/>
+        </w:rPr>
+        <w:t xml:space="preserve"> Jika </w:t>
+      </w:r>
+      <w:proofErr w:type="spellStart"/>
+      <w:r>
+        <w:rPr>
+          <w:rFonts w:asciiTheme="majorHAnsi" w:hAnsiTheme="majorHAnsi" w:cstheme="majorHAnsi"/>
+        </w:rPr>
+        <w:t>kendala</w:t>
+      </w:r>
+      <w:proofErr w:type="spellEnd"/>
+      <w:r>
+        <w:rPr>
+          <w:rFonts w:asciiTheme="majorHAnsi" w:hAnsiTheme="majorHAnsi" w:cstheme="majorHAnsi"/>
+        </w:rPr>
+        <w:t xml:space="preserve"> </w:t>
+      </w:r>
+      <w:proofErr w:type="spellStart"/>
+      <w:r>
+        <w:rPr>
+          <w:rFonts w:asciiTheme="majorHAnsi" w:hAnsiTheme="majorHAnsi" w:cstheme="majorHAnsi"/>
+        </w:rPr>
+        <w:t>tersebut</w:t>
+      </w:r>
+      <w:proofErr w:type="spellEnd"/>
+      <w:r>
+        <w:rPr>
+          <w:rFonts w:asciiTheme="majorHAnsi" w:hAnsiTheme="majorHAnsi" w:cstheme="majorHAnsi"/>
+        </w:rPr>
+        <w:t xml:space="preserve"> </w:t>
+      </w:r>
+      <w:proofErr w:type="spellStart"/>
+      <w:r>
+        <w:rPr>
+          <w:rFonts w:asciiTheme="majorHAnsi" w:hAnsiTheme="majorHAnsi" w:cstheme="majorHAnsi"/>
+        </w:rPr>
+        <w:t>diatas</w:t>
+      </w:r>
+      <w:proofErr w:type="spellEnd"/>
+      <w:r>
+        <w:rPr>
+          <w:rFonts w:asciiTheme="majorHAnsi" w:hAnsiTheme="majorHAnsi" w:cstheme="majorHAnsi"/>
+        </w:rPr>
+        <w:t xml:space="preserve"> </w:t>
+      </w:r>
+      <w:proofErr w:type="spellStart"/>
+      <w:r>
+        <w:rPr>
+          <w:rFonts w:asciiTheme="majorHAnsi" w:hAnsiTheme="majorHAnsi" w:cstheme="majorHAnsi"/>
+        </w:rPr>
+        <w:t>sudah</w:t>
+      </w:r>
+      <w:proofErr w:type="spellEnd"/>
+      <w:r>
+        <w:rPr>
+          <w:rFonts w:asciiTheme="majorHAnsi" w:hAnsiTheme="majorHAnsi" w:cstheme="majorHAnsi"/>
+        </w:rPr>
+        <w:t xml:space="preserve"> </w:t>
+      </w:r>
+      <w:proofErr w:type="spellStart"/>
+      <w:r>
+        <w:rPr>
+          <w:rFonts w:asciiTheme="majorHAnsi" w:hAnsiTheme="majorHAnsi" w:cstheme="majorHAnsi"/>
+        </w:rPr>
+        <w:t>selesai</w:t>
+      </w:r>
+      <w:proofErr w:type="spellEnd"/>
+      <w:r>
+        <w:rPr>
+          <w:rFonts w:asciiTheme="majorHAnsi" w:hAnsiTheme="majorHAnsi" w:cstheme="majorHAnsi"/>
+        </w:rPr>
+        <w:t xml:space="preserve">, PIHAK KEDUA </w:t>
+      </w:r>
+      <w:proofErr w:type="spellStart"/>
+      <w:r>
+        <w:rPr>
+          <w:rFonts w:asciiTheme="majorHAnsi" w:hAnsiTheme="majorHAnsi" w:cstheme="majorHAnsi"/>
+        </w:rPr>
+        <w:t>akan</w:t>
+      </w:r>
+      <w:proofErr w:type="spellEnd"/>
+      <w:r>
+        <w:rPr>
+          <w:rFonts w:asciiTheme="majorHAnsi" w:hAnsiTheme="majorHAnsi" w:cstheme="majorHAnsi"/>
+        </w:rPr>
+        <w:t xml:space="preserve"> </w:t>
+      </w:r>
+      <w:proofErr w:type="spellStart"/>
+      <w:r>
+        <w:rPr>
+          <w:rFonts w:asciiTheme="majorHAnsi" w:hAnsiTheme="majorHAnsi" w:cstheme="majorHAnsi"/>
+        </w:rPr>
+        <w:t>menginformasikan</w:t>
+      </w:r>
+      <w:proofErr w:type="spellEnd"/>
+      <w:r>
+        <w:rPr>
+          <w:rFonts w:asciiTheme="majorHAnsi" w:hAnsiTheme="majorHAnsi" w:cstheme="majorHAnsi"/>
+        </w:rPr>
+        <w:t xml:space="preserve"> </w:t>
+      </w:r>
+      <w:proofErr w:type="spellStart"/>
+      <w:r>
+        <w:rPr>
+          <w:rFonts w:asciiTheme="majorHAnsi" w:hAnsiTheme="majorHAnsi" w:cstheme="majorHAnsi"/>
+        </w:rPr>
+        <w:t>kepada</w:t>
+      </w:r>
+      <w:proofErr w:type="spellEnd"/>
+      <w:r>
+        <w:rPr>
+          <w:rFonts w:asciiTheme="majorHAnsi" w:hAnsiTheme="majorHAnsi" w:cstheme="majorHAnsi"/>
+        </w:rPr>
+        <w:t xml:space="preserve"> PIHAK PERTAMA, </w:t>
+      </w:r>
+      <w:proofErr w:type="spellStart"/>
+      <w:r>
+        <w:rPr>
+          <w:rFonts w:asciiTheme="majorHAnsi" w:hAnsiTheme="majorHAnsi" w:cstheme="majorHAnsi"/>
+        </w:rPr>
+        <w:t>untuk</w:t>
+      </w:r>
+      <w:proofErr w:type="spellEnd"/>
+      <w:r>
+        <w:rPr>
+          <w:rFonts w:asciiTheme="majorHAnsi" w:hAnsiTheme="majorHAnsi" w:cstheme="majorHAnsi"/>
+        </w:rPr>
+        <w:t xml:space="preserve"> </w:t>
+      </w:r>
+      <w:proofErr w:type="spellStart"/>
+      <w:r>
+        <w:rPr>
+          <w:rFonts w:asciiTheme="majorHAnsi" w:hAnsiTheme="majorHAnsi" w:cstheme="majorHAnsi"/>
+        </w:rPr>
+        <w:t>melanjutkan</w:t>
+      </w:r>
+      <w:proofErr w:type="spellEnd"/>
+      <w:r>
+        <w:rPr>
+          <w:rFonts w:asciiTheme="majorHAnsi" w:hAnsiTheme="majorHAnsi" w:cstheme="majorHAnsi"/>
+        </w:rPr>
+        <w:t xml:space="preserve"> </w:t>
+      </w:r>
+      <w:proofErr w:type="spellStart"/>
+      <w:r>
+        <w:rPr>
+          <w:rFonts w:asciiTheme="majorHAnsi" w:hAnsiTheme="majorHAnsi" w:cstheme="majorHAnsi"/>
+        </w:rPr>
+        <w:t>pekerjaan</w:t>
+      </w:r>
+      <w:proofErr w:type="spellEnd"/>
+      <w:r>
+        <w:rPr>
+          <w:rFonts w:asciiTheme="majorHAnsi" w:hAnsiTheme="majorHAnsi" w:cstheme="majorHAnsi"/>
+        </w:rPr>
+        <w:t xml:space="preserve"> </w:t>
+      </w:r>
+      <w:proofErr w:type="spellStart"/>
+      <w:r>
+        <w:rPr>
+          <w:rFonts w:asciiTheme="majorHAnsi" w:hAnsiTheme="majorHAnsi" w:cstheme="majorHAnsi"/>
+        </w:rPr>
+        <w:t>Instalasi</w:t>
+      </w:r>
+      <w:proofErr w:type="spellEnd"/>
+      <w:r>
+        <w:rPr>
+          <w:rFonts w:asciiTheme="majorHAnsi" w:hAnsiTheme="majorHAnsi" w:cstheme="majorHAnsi"/>
+        </w:rPr>
+        <w:t xml:space="preserve"> dan Aktivasi yang </w:t>
+      </w:r>
+      <w:proofErr w:type="spellStart"/>
+      <w:r>
+        <w:rPr>
+          <w:rFonts w:asciiTheme="majorHAnsi" w:hAnsiTheme="majorHAnsi" w:cstheme="majorHAnsi"/>
+        </w:rPr>
+        <w:t>tertunda</w:t>
+      </w:r>
+      <w:proofErr w:type="spellEnd"/>
+      <w:r>
+        <w:rPr>
+          <w:rFonts w:asciiTheme="majorHAnsi" w:hAnsiTheme="majorHAnsi" w:cstheme="majorHAnsi"/>
+        </w:rPr>
+        <w:t>.</w:t>
+      </w:r>
+    </w:p>
+    <w:p>
+      <w:pPr>
+        <w:rPr>
+          <w:rFonts w:asciiTheme="majorHAnsi" w:hAnsiTheme="majorHAnsi" w:cstheme="majorHAnsi"/>
+        </w:rPr>
+      </w:pPr>
+      <w:proofErr w:type="spellStart"/>
+      <w:r>
+        <w:rPr>
+          <w:rFonts w:asciiTheme="majorHAnsi" w:hAnsiTheme="majorHAnsi" w:cstheme="majorHAnsi"/>
+        </w:rPr>
+        <w:t>Petugas</w:t>
+      </w:r>
+      <w:proofErr w:type="spellEnd"/>
+      <w:r>
+        <w:rPr>
+          <w:rFonts w:asciiTheme="majorHAnsi" w:hAnsiTheme="majorHAnsi" w:cstheme="majorHAnsi"/>
+        </w:rPr>
+        <w:t xml:space="preserve"> </w:t>
+      </w:r>
+      <w:proofErr w:type="spellStart"/>
+      <w:r>
+        <w:rPr>
+          <w:rFonts w:asciiTheme="majorHAnsi" w:hAnsiTheme="majorHAnsi" w:cstheme="majorHAnsi"/>
+        </w:rPr>
+        <w:t>Lapangan</w:t>
+      </w:r>
+      <w:proofErr w:type="spellEnd"/>
+      <w:r>
+        <w:rPr>
+          <w:rFonts w:asciiTheme="majorHAnsi" w:hAnsiTheme="majorHAnsi" w:cstheme="majorHAnsi"/>
+        </w:rPr>
+        <w:t xml:space="preserve">: </w:t>
+      </w:r>
+    </w:p>
+    <w:tbl>
+      <w:tblPr>
+        <w:tblStyle w:val="TableGrid"/>
+        <w:tblW w:w="9417" w:type="dxa"/>
+        <w:tblLook w:val="04A0" w:firstRow="1" w:lastRow="0" w:firstColumn="1" w:lastColumn="0" w:noHBand="0" w:noVBand="1"/>
+      </w:tblPr>
+      <w:tblGrid>
+        <w:gridCol w:w="2405"/>
+        <w:gridCol w:w="1580"/>
+        <w:gridCol w:w="1769"/>
+        <w:gridCol w:w="2463"/>
+        <w:gridCol w:w="1200"/>
+      </w:tblGrid>
+      <w:tr>
+        <w:tc>
+          <w:tcPr>
+            <w:tcW w:w="2405" w:type="dxa"/>
+          </w:tcPr>
+          <w:p>
+            <w:pPr>
+              <w:rPr>
+                <w:rFonts w:asciiTheme="majorHAnsi" w:hAnsiTheme="majorHAnsi" w:cstheme="majorHAnsi"/>
+              </w:rPr>
+            </w:pPr>
+            <w:r>
+              <w:rPr>
+                <w:rFonts w:asciiTheme="majorHAnsi" w:hAnsiTheme="majorHAnsi" w:cstheme="majorHAnsi"/>
+              </w:rPr>
+              <w:t>Perusahaan</w:t>
+            </w:r>
+          </w:p>
+        </w:tc>
+        <w:tc>
+          <w:tcPr>
+            <w:tcW w:w="1580" w:type="dxa"/>
+          </w:tcPr>
+          <w:p>
+            <w:pPr>
+              <w:rPr>
+                <w:rFonts w:asciiTheme="majorHAnsi" w:hAnsiTheme="majorHAnsi" w:cstheme="majorHAnsi"/>
+              </w:rPr>
+            </w:pPr>
+            <w:r>
+              <w:rPr>
+                <w:rFonts w:asciiTheme="majorHAnsi" w:hAnsiTheme="majorHAnsi" w:cstheme="majorHAnsi"/>
+              </w:rPr>
+              <w:t>Nama</w:t>
+            </w:r>
+          </w:p>
+        </w:tc>
+        <w:tc>
+          <w:tcPr>
+            <w:tcW w:w="1769" w:type="dxa"/>
+          </w:tcPr>
+          <w:p>
+            <w:pPr>
+              <w:rPr>
+                <w:rFonts w:asciiTheme="majorHAnsi" w:hAnsiTheme="majorHAnsi" w:cstheme="majorHAnsi"/>
+              </w:rPr>
+            </w:pPr>
+            <w:r>
+              <w:rPr>
+                <w:rFonts w:asciiTheme="majorHAnsi" w:hAnsiTheme="majorHAnsi" w:cstheme="majorHAnsi"/>
+              </w:rPr>
+              <w:t>No. Telp/HP</w:t>
+            </w:r>
+          </w:p>
+        </w:tc>
+        <w:tc>
+          <w:tcPr>
+            <w:tcW w:w="2463" w:type="dxa"/>
+          </w:tcPr>
+          <w:p>
+            <w:pPr>
+              <w:rPr>
+                <w:rFonts w:asciiTheme="majorHAnsi" w:hAnsiTheme="majorHAnsi" w:cstheme="majorHAnsi"/>
+              </w:rPr>
+            </w:pPr>
+            <w:r>
+              <w:rPr>
+                <w:rFonts w:asciiTheme="majorHAnsi" w:hAnsiTheme="majorHAnsi" w:cstheme="majorHAnsi"/>
+              </w:rPr>
+              <w:t xml:space="preserve">Lokasi </w:t>
+            </w:r>
+            <w:proofErr w:type="spellStart"/>
+            <w:r>
+              <w:rPr>
+                <w:rFonts w:asciiTheme="majorHAnsi" w:hAnsiTheme="majorHAnsi" w:cstheme="majorHAnsi"/>
+              </w:rPr>
+              <w:t>Kerja</w:t>
+            </w:r>
+            <w:proofErr w:type="spellEnd"/>
+          </w:p>
+        </w:tc>
+        <w:tc>
+          <w:tcPr>
+            <w:tcW w:w="1200" w:type="dxa"/>
+          </w:tcPr>
+          <w:p>
+            <w:pPr>
+              <w:rPr>
+                <w:rFonts w:asciiTheme="majorHAnsi" w:hAnsiTheme="majorHAnsi" w:cstheme="majorHAnsi"/>
+              </w:rPr>
+            </w:pPr>
+            <w:proofErr w:type="spellStart"/>
+            <w:r>
+              <w:rPr>
+                <w:rFonts w:asciiTheme="majorHAnsi" w:hAnsiTheme="majorHAnsi" w:cstheme="majorHAnsi"/>
+              </w:rPr>
+              <w:t>Paraf</w:t>
+            </w:r>
+            <w:proofErr w:type="spellEnd"/>
+          </w:p>
+        </w:tc>
+      </w:tr>
+      <w:tr>
+        <w:trPr>
+          <w:trHeight w:val="480"/>
+        </w:trPr>
+        <w:tc>
+          <w:tcPr>
+            <w:tcW w:w="2405" w:type="dxa"/>
+          </w:tcPr>
+          <w:p>
+            <w:pPr>
+              <w:rPr>
+                <w:rFonts w:asciiTheme="majorHAnsi" w:hAnsiTheme="majorHAnsi" w:cstheme="majorHAnsi"/>
+              </w:rPr>
+            </w:pPr>
+          </w:p>
+        </w:tc>
+        <w:tc>
+          <w:tcPr>
+            <w:tcW w:w="1580" w:type="dxa"/>
+          </w:tcPr>
+          <w:p>
+            <w:pPr>
+              <w:rPr>
+                <w:rFonts w:asciiTheme="majorHAnsi" w:hAnsiTheme="majorHAnsi" w:cstheme="majorHAnsi"/>
+              </w:rPr>
+            </w:pPr>
+          </w:p>
+        </w:tc>
+        <w:tc>
+          <w:tcPr>
+            <w:tcW w:w="1769" w:type="dxa"/>
+          </w:tcPr>
+          <w:p>
+            <w:pPr>
+              <w:rPr>
+                <w:rFonts w:asciiTheme="majorHAnsi" w:hAnsiTheme="majorHAnsi" w:cstheme="majorHAnsi"/>
+              </w:rPr>
+            </w:pPr>
+          </w:p>
+        </w:tc>
+        <w:tc>
+          <w:tcPr>
+            <w:tcW w:w="2463" w:type="dxa"/>
+          </w:tcPr>
+          <w:p>
+            <w:pPr>
+              <w:rPr>
+                <w:rFonts w:asciiTheme="majorHAnsi" w:hAnsiTheme="majorHAnsi" w:cstheme="majorHAnsi"/>
+              </w:rPr>
+            </w:pPr>
+          </w:p>
+        </w:tc>
+        <w:tc>
+          <w:tcPr>
+            <w:tcW w:w="1200" w:type="dxa"/>
+          </w:tcPr>
+          <w:p>
+            <w:pPr>
+              <w:rPr>
+                <w:rFonts w:asciiTheme="majorHAnsi" w:hAnsiTheme="majorHAnsi" w:cstheme="majorHAnsi"/>
+              </w:rPr>
+            </w:pPr>
+          </w:p>
+        </w:tc>
+      </w:tr>
+      <w:tr>
+        <w:tc>
+          <w:tcPr>
+            <w:tcW w:w="2405" w:type="dxa"/>
+          </w:tcPr>
+          <w:p>
+            <w:pPr>
+              <w:rPr>
+                <w:rFonts w:asciiTheme="majorHAnsi" w:hAnsiTheme="majorHAnsi" w:cstheme="majorHAnsi"/>
+              </w:rPr>
+            </w:pPr>
+          </w:p>
+          <w:p>
+            <w:pPr>
+              <w:rPr>
+                <w:rFonts w:asciiTheme="majorHAnsi" w:hAnsiTheme="majorHAnsi" w:cstheme="majorHAnsi"/>
+              </w:rPr>
+            </w:pPr>
+          </w:p>
+        </w:tc>
+        <w:tc>
+          <w:tcPr>
+            <w:tcW w:w="1580" w:type="dxa"/>
+          </w:tcPr>
+          <w:p>
+            <w:pPr>
+              <w:rPr>
+                <w:rFonts w:asciiTheme="majorHAnsi" w:hAnsiTheme="majorHAnsi" w:cstheme="majorHAnsi"/>
+              </w:rPr>
+            </w:pPr>
+          </w:p>
+        </w:tc>
+        <w:tc>
+          <w:tcPr>
+            <w:tcW w:w="1769" w:type="dxa"/>
+          </w:tcPr>
+          <w:p>
+            <w:pPr>
+              <w:rPr>
+                <w:rFonts w:asciiTheme="majorHAnsi" w:hAnsiTheme="majorHAnsi" w:cstheme="majorHAnsi"/>
+              </w:rPr>
+            </w:pPr>
+          </w:p>
+        </w:tc>
+        <w:tc>
+          <w:tcPr>
+            <w:tcW w:w="2463" w:type="dxa"/>
+          </w:tcPr>
+          <w:p>
+            <w:pPr>
+              <w:rPr>
+                <w:rFonts w:asciiTheme="majorHAnsi" w:hAnsiTheme="majorHAnsi" w:cstheme="majorHAnsi"/>
+              </w:rPr>
+            </w:pPr>
+          </w:p>
+        </w:tc>
+        <w:tc>
+          <w:tcPr>
+            <w:tcW w:w="1200" w:type="dxa"/>
+          </w:tcPr>
+          <w:p>
+            <w:pPr>
+              <w:rPr>
+                <w:rFonts w:asciiTheme="majorHAnsi" w:hAnsiTheme="majorHAnsi" w:cstheme="majorHAnsi"/>
+              </w:rPr>
+            </w:pPr>
+          </w:p>
+        </w:tc>
+      </w:tr>
+    </w:tbl>
+    <w:p>
+      <w:pPr>
+        <w:rPr>
+          <w:rFonts w:asciiTheme="majorHAnsi" w:hAnsiTheme="majorHAnsi" w:cstheme="majorHAnsi"/>
+        </w:rPr>
+      </w:pPr>
+      <w:proofErr w:type="spellStart"/>
+      <w:r>
+        <w:rPr>
+          <w:rFonts w:asciiTheme="majorHAnsi" w:hAnsiTheme="majorHAnsi" w:cstheme="majorHAnsi"/>
+        </w:rPr>
+        <w:t>Demikian</w:t>
+      </w:r>
+      <w:proofErr w:type="spellEnd"/>
+      <w:r>
+        <w:rPr>
+          <w:rFonts w:asciiTheme="majorHAnsi" w:hAnsiTheme="majorHAnsi" w:cstheme="majorHAnsi"/>
+        </w:rPr>
+        <w:t xml:space="preserve"> </w:t>
+      </w:r>
+      <w:proofErr w:type="spellStart"/>
+      <w:r>
+        <w:rPr>
+          <w:rFonts w:asciiTheme="majorHAnsi" w:hAnsiTheme="majorHAnsi" w:cstheme="majorHAnsi"/>
+        </w:rPr>
+        <w:t>berita</w:t>
+      </w:r>
+      <w:proofErr w:type="spellEnd"/>
+      <w:r>
+        <w:rPr>
+          <w:rFonts w:asciiTheme="majorHAnsi" w:hAnsiTheme="majorHAnsi" w:cstheme="majorHAnsi"/>
+        </w:rPr>
+        <w:t xml:space="preserve"> acara </w:t>
+      </w:r>
+      <w:proofErr w:type="spellStart"/>
+      <w:r>
+        <w:rPr>
+          <w:rFonts w:asciiTheme="majorHAnsi" w:hAnsiTheme="majorHAnsi" w:cstheme="majorHAnsi"/>
+        </w:rPr>
+        <w:t>ini</w:t>
+      </w:r>
+      <w:proofErr w:type="spellEnd"/>
+      <w:r>
+        <w:rPr>
+          <w:rFonts w:asciiTheme="majorHAnsi" w:hAnsiTheme="majorHAnsi" w:cstheme="majorHAnsi"/>
+        </w:rPr>
+        <w:t xml:space="preserve"> </w:t>
+      </w:r>
+      <w:proofErr w:type="spellStart"/>
+      <w:r>
+        <w:rPr>
+          <w:rFonts w:asciiTheme="majorHAnsi" w:hAnsiTheme="majorHAnsi" w:cstheme="majorHAnsi"/>
+        </w:rPr>
+        <w:t>dibuat</w:t>
+      </w:r>
+      <w:proofErr w:type="spellEnd"/>
+      <w:r>
+        <w:rPr>
+          <w:rFonts w:asciiTheme="majorHAnsi" w:hAnsiTheme="majorHAnsi" w:cstheme="majorHAnsi"/>
+        </w:rPr>
+        <w:t xml:space="preserve"> </w:t>
+      </w:r>
+      <w:proofErr w:type="spellStart"/>
+      <w:r>
+        <w:rPr>
+          <w:rFonts w:asciiTheme="majorHAnsi" w:hAnsiTheme="majorHAnsi" w:cstheme="majorHAnsi"/>
+        </w:rPr>
+        <w:t>untuk</w:t>
+      </w:r>
+      <w:proofErr w:type="spellEnd"/>
+      <w:r>
+        <w:rPr>
+          <w:rFonts w:asciiTheme="majorHAnsi" w:hAnsiTheme="majorHAnsi" w:cstheme="majorHAnsi"/>
+        </w:rPr>
+        <w:t xml:space="preserve"> </w:t>
+      </w:r>
+      <w:proofErr w:type="spellStart"/>
+      <w:r>
+        <w:rPr>
+          <w:rFonts w:asciiTheme="majorHAnsi" w:hAnsiTheme="majorHAnsi" w:cstheme="majorHAnsi"/>
+        </w:rPr>
+        <w:t>digunakan</w:t>
+      </w:r>
+      <w:proofErr w:type="spellEnd"/>
+      <w:r>
+        <w:rPr>
+          <w:rFonts w:asciiTheme="majorHAnsi" w:hAnsiTheme="majorHAnsi" w:cstheme="majorHAnsi"/>
+        </w:rPr>
+        <w:t xml:space="preserve"> </w:t>
+      </w:r>
+      <w:proofErr w:type="spellStart"/>
+      <w:r>
+        <w:rPr>
+          <w:rFonts w:asciiTheme="majorHAnsi" w:hAnsiTheme="majorHAnsi" w:cstheme="majorHAnsi"/>
+        </w:rPr>
+        <w:t>sebagaimana</w:t>
+      </w:r>
+      <w:proofErr w:type="spellEnd"/>
+      <w:r>
+        <w:rPr>
+          <w:rFonts w:asciiTheme="majorHAnsi" w:hAnsiTheme="majorHAnsi" w:cstheme="majorHAnsi"/>
+        </w:rPr>
+        <w:t xml:space="preserve"> </w:t>
+      </w:r>
+      <w:proofErr w:type="spellStart"/>
+      <w:r>
+        <w:rPr>
+          <w:rFonts w:asciiTheme="majorHAnsi" w:hAnsiTheme="majorHAnsi" w:cstheme="majorHAnsi"/>
+        </w:rPr>
+        <w:t>mestinya</w:t>
+      </w:r>
+      <w:proofErr w:type="spellEnd"/>
+      <w:r>
+        <w:rPr>
+          <w:rFonts w:asciiTheme="majorHAnsi" w:hAnsiTheme="majorHAnsi" w:cstheme="majorHAnsi"/>
+        </w:rPr>
+        <w:t>.</w:t>
+      </w:r>
+    </w:p>
+    <w:p>
+      <w:pPr>
+        <w:rPr>
+          <w:rFonts w:asciiTheme="majorHAnsi" w:hAnsiTheme="majorHAnsi" w:cstheme="majorHAnsi"/>
+        </w:rPr>
+      </w:pPr>
+      <w:r>
+        <w:rPr>
+          <w:rFonts w:asciiTheme="majorHAnsi" w:hAnsiTheme="majorHAnsi" w:cstheme="majorHAnsi"/>
+        </w:rPr>
+        <w:br/>
+      </w:r>
+    </w:p>
+    <w:tbl>
+      <w:tblPr>
+        <w:tblStyle w:val="TableGrid"/>
+        <w:tblW w:w="9364" w:type="dxa"/>
+        <w:tblBorders>
+          <w:top w:val="none" w:sz="0" w:space="0" w:color="auto"/>
+          <w:left w:val="none" w:sz="0" w:space="0" w:color="auto"/>
+          <w:bottom w:val="none" w:sz="0" w:space="0" w:color="auto"/>
+          <w:right w:val="none" w:sz="0" w:space="0" w:color="auto"/>
+          <w:insideH w:val="none" w:sz="0" w:space="0" w:color="auto"/>
+          <w:insideV w:val="none" w:sz="0" w:space="0" w:color="auto"/>
+        </w:tblBorders>
+        <w:tblLook w:val="04A0" w:firstRow="1" w:lastRow="0" w:firstColumn="1" w:lastColumn="0" w:noHBand="0" w:noVBand="1"/>
+      </w:tblPr>
+      <w:tblGrid>
+        <w:gridCol w:w="4077"/>
+        <w:gridCol w:w="1985"/>
+        <w:gridCol w:w="3302"/>
+      </w:tblGrid>
+      <w:tr>
+        <w:tc>
+          <w:tcPr>
+            <w:tcW w:w="4077" w:type="dxa"/>
+          </w:tcPr>
+          <w:p>
+            <w:pPr>
+              <w:jc w:val="center"/>
+              <w:rPr>
+                <w:rFonts w:asciiTheme="majorHAnsi" w:hAnsiTheme="majorHAnsi" w:cstheme="majorHAnsi"/>
+                <w:b/>
+              </w:rPr>
+            </w:pPr>
+            <w:proofErr w:type="gramStart"/>
+            <w:r>
+              <w:rPr>
+                <w:rFonts w:asciiTheme="majorHAnsi" w:hAnsiTheme="majorHAnsi" w:cstheme="majorHAnsi"/>
+                <w:b/>
+              </w:rPr>
+              <w:t>{{ user</w:t>
+            </w:r>
+            <w:proofErr w:type="gramEnd"/>
+            <w:r>
+              <w:rPr>
+                <w:rFonts w:asciiTheme="majorHAnsi" w:hAnsiTheme="majorHAnsi" w:cstheme="majorHAnsi"/>
+                <w:b/>
+              </w:rPr>
+              <w:t xml:space="preserve"> }}</w:t>
+            </w:r>
+          </w:p>
+        </w:tc>
+        <w:tc>
+          <w:tcPr>
+            <w:tcW w:w="1985" w:type="dxa"/>
+          </w:tcPr>
+          <w:p>
+            <w:pPr>
+              <w:jc w:val="center"/>
+              <w:rPr>
+                <w:rFonts w:asciiTheme="majorHAnsi" w:hAnsiTheme="majorHAnsi" w:cstheme="majorHAnsi"/>
+                <w:b/>
+              </w:rPr>
+            </w:pPr>
+          </w:p>
+        </w:tc>
+        <w:tc>
+          <w:tcPr>
+            <w:tcW w:w="3302" w:type="dxa"/>
+          </w:tcPr>
+          <w:p>
+            <w:pPr>
+              <w:jc w:val="center"/>
+              <w:rPr>
+                <w:rFonts w:asciiTheme="majorHAnsi" w:hAnsiTheme="majorHAnsi" w:cstheme="majorHAnsi"/>
+                <w:b/>
+              </w:rPr>
+            </w:pPr>
+            <w:r>
+              <w:rPr>
+                <w:rFonts w:asciiTheme="majorHAnsi" w:hAnsiTheme="majorHAnsi" w:cstheme="majorHAnsi"/>
+                <w:b/>
+              </w:rPr>
+              <w:t xml:space="preserve">PT. Indonesia </w:t>
+            </w:r>
+            <w:proofErr w:type="spellStart"/>
+            <w:r>
+              <w:rPr>
+                <w:rFonts w:asciiTheme="majorHAnsi" w:hAnsiTheme="majorHAnsi" w:cstheme="majorHAnsi"/>
+                <w:b/>
+              </w:rPr>
+              <w:t>Comnets</w:t>
+            </w:r>
+            <w:proofErr w:type="spellEnd"/>
+            <w:r>
+              <w:rPr>
+                <w:rFonts w:asciiTheme="majorHAnsi" w:hAnsiTheme="majorHAnsi" w:cstheme="majorHAnsi"/>
+                <w:b/>
+              </w:rPr>
+              <w:t xml:space="preserve"> Plus</w:t>
+            </w:r>
+          </w:p>
+        </w:tc>
+      </w:tr>
+      <w:tr>
+        <w:tc>
+          <w:tcPr>
+            <w:tcW w:w="4077" w:type="dxa"/>
+          </w:tcPr>
+          <w:p>
+            <w:pPr>
+              <w:jc w:val="center"/>
+              <w:rPr>
+                <w:rFonts w:asciiTheme="majorHAnsi" w:hAnsiTheme="majorHAnsi" w:cstheme="majorHAnsi"/>
+              </w:rPr>
+            </w:pPr>
+          </w:p>
+          <w:p>
+            <w:pPr>
+              <w:jc w:val="center"/>
+              <w:rPr>
+                <w:rFonts w:asciiTheme="majorHAnsi" w:hAnsiTheme="majorHAnsi" w:cstheme="majorHAnsi"/>
+              </w:rPr>
+            </w:pPr>
+          </w:p>
+          <w:p>
+            <w:pPr>
+              <w:jc w:val="center"/>
+              <w:rPr>
+                <w:rFonts w:asciiTheme="majorHAnsi" w:hAnsiTheme="majorHAnsi" w:cstheme="majorHAnsi"/>
+              </w:rPr>
+            </w:pPr>
+          </w:p>
+          <w:p>
+            <w:pPr>
+              <w:jc w:val="center"/>
+              <w:rPr>
+                <w:rFonts w:asciiTheme="majorHAnsi" w:hAnsiTheme="majorHAnsi" w:cstheme="majorHAnsi"/>
+              </w:rPr>
+            </w:pPr>
+          </w:p>
+          <w:p>
+            <w:pPr>
+              <w:jc w:val="center"/>
+              <w:rPr>
+                <w:rFonts w:asciiTheme="majorHAnsi" w:hAnsiTheme="majorHAnsi" w:cstheme="majorHAnsi"/>
+              </w:rPr>
+            </w:pPr>
+          </w:p>
+          <w:p>
+            <w:pPr>
+              <w:jc w:val="center"/>
+              <w:rPr>
+                <w:rFonts w:asciiTheme="majorHAnsi" w:hAnsiTheme="majorHAnsi" w:cstheme="majorHAnsi"/>
+              </w:rPr>
+            </w:pPr>
+            <w:proofErr w:type="gramStart"/>
+            <w:r>
+              <w:rPr>
+                <w:rFonts w:asciiTheme="majorHAnsi" w:hAnsiTheme="majorHAnsi" w:cstheme="majorHAnsi"/>
+              </w:rPr>
+              <w:t>( {</w:t>
+            </w:r>
+            <w:proofErr w:type="gramEnd"/>
+            <w:r>
+              <w:rPr>
+                <w:rFonts w:asciiTheme="majorHAnsi" w:hAnsiTheme="majorHAnsi" w:cstheme="majorHAnsi"/>
+              </w:rPr>
+              <w:t xml:space="preserve">{ </w:t>
+            </w:r>
+            <w:proofErr w:type="spellStart"/>
+            <w:r>
+              <w:rPr>
+                <w:rFonts w:asciiTheme="majorHAnsi" w:hAnsiTheme="majorHAnsi" w:cstheme="majorHAnsi"/>
+              </w:rPr>
+              <w:t>nama_wakil_user</w:t>
+            </w:r>
+            <w:proofErr w:type="spellEnd"/>
+            <w:r>
+              <w:rPr>
+                <w:rFonts w:asciiTheme="majorHAnsi" w:hAnsiTheme="majorHAnsi" w:cstheme="majorHAnsi"/>
+              </w:rPr>
+              <w:t xml:space="preserve"> }} )</w:t>
+            </w:r>
+          </w:p>
+        </w:tc>
+        <w:tc>
+          <w:tcPr>
+            <w:tcW w:w="1985" w:type="dxa"/>
+          </w:tcPr>
+          <w:p>
+            <w:pPr>
+              <w:jc w:val="center"/>
+              <w:rPr>
+                <w:rFonts w:asciiTheme="majorHAnsi" w:hAnsiTheme="majorHAnsi" w:cstheme="majorHAnsi"/>
+              </w:rPr>
+            </w:pPr>
+          </w:p>
+        </w:tc>
+        <w:tc>
+          <w:tcPr>
+            <w:tcW w:w="3302" w:type="dxa"/>
+          </w:tcPr>
+          <w:p>
+            <w:pPr>
+              <w:jc w:val="center"/>
+              <w:rPr>
+                <w:rFonts w:asciiTheme="majorHAnsi" w:hAnsiTheme="majorHAnsi" w:cstheme="majorHAnsi"/>
+              </w:rPr>
+            </w:pPr>
+          </w:p>
+          <w:p>
+            <w:pPr>
+              <w:jc w:val="center"/>
+              <w:rPr>
+                <w:rFonts w:asciiTheme="majorHAnsi" w:hAnsiTheme="majorHAnsi" w:cstheme="majorHAnsi"/>
+              </w:rPr>
+            </w:pPr>
+          </w:p>
+          <w:p>
+            <w:pPr>
+              <w:jc w:val="center"/>
+              <w:rPr>
+                <w:rFonts w:asciiTheme="majorHAnsi" w:hAnsiTheme="majorHAnsi" w:cstheme="majorHAnsi"/>
+              </w:rPr>
+            </w:pPr>
+          </w:p>
+          <w:p>
+            <w:pPr>
+              <w:jc w:val="center"/>
+              <w:rPr>
+                <w:rFonts w:asciiTheme="majorHAnsi" w:hAnsiTheme="majorHAnsi" w:cstheme="majorHAnsi"/>
+              </w:rPr>
+            </w:pPr>
+          </w:p>
+          <w:p>
+            <w:pPr>
+              <w:jc w:val="center"/>
+              <w:rPr>
+                <w:rFonts w:asciiTheme="majorHAnsi" w:hAnsiTheme="majorHAnsi" w:cstheme="majorHAnsi"/>
+              </w:rPr>
+            </w:pPr>
+          </w:p>
+          <w:p>
+            <w:pPr>
+              <w:jc w:val="center"/>
+              <w:rPr>
+                <w:rFonts w:asciiTheme="majorHAnsi" w:hAnsiTheme="majorHAnsi" w:cstheme="majorHAnsi"/>
+              </w:rPr>
+            </w:pPr>
+            <w:proofErr w:type="gramStart"/>
+            <w:r>
+              <w:rPr>
+                <w:rFonts w:asciiTheme="majorHAnsi" w:hAnsiTheme="majorHAnsi" w:cstheme="majorHAnsi"/>
+              </w:rPr>
+              <w:t>( {</w:t>
+            </w:r>
+            <w:proofErr w:type="gramEnd"/>
+            <w:r>
+              <w:rPr>
+                <w:rFonts w:asciiTheme="majorHAnsi" w:hAnsiTheme="majorHAnsi" w:cstheme="majorHAnsi"/>
+              </w:rPr>
+              <w:t xml:space="preserve">{ </w:t>
+            </w:r>
+            <w:proofErr w:type="spellStart"/>
+            <w:r>
+              <w:rPr>
+                <w:rFonts w:asciiTheme="majorHAnsi" w:hAnsiTheme="majorHAnsi" w:cstheme="majorHAnsi"/>
+              </w:rPr>
+              <w:t>project_team</w:t>
+            </w:r>
+            <w:proofErr w:type="spellEnd"/>
+            <w:r>
+              <w:rPr>
+                <w:rFonts w:asciiTheme="majorHAnsi" w:hAnsiTheme="majorHAnsi" w:cstheme="majorHAnsi"/>
+              </w:rPr>
+              <w:t xml:space="preserve"> }} )</w:t>
+            </w:r>
+          </w:p>
+        </w:tc>
+      </w:tr>
+    </w:tbl>
+    <w:p>
+      <w:pPr>
+        <w:rPr>
+          <w:rFonts w:asciiTheme="majorHAnsi" w:hAnsiTheme="majorHAnsi" w:cstheme="majorHAnsi"/>
         </w:rPr>
         <w:sectPr>
+          <w:headerReference w:type="default" r:id="rId8"/>
           <w:footerReference w:type="default" r:id="rId9"/>
-          <w:pgSz w:w="12240" w:h="15840"/>
-          <w:pgMar w:top="1134" w:right="1417" w:bottom="1134" w:left="1417" w:header="720" w:footer="720" w:gutter="0"/>
+          <w:type w:val="continuous"/>
+          <w:pgSz w:w="11906" w:h="16838" w:code="9"/>
+          <w:pgMar w:top="1440" w:right="1440" w:bottom="1440" w:left="1440" w:header="720" w:footer="720" w:gutter="0"/>
+          <w:cols w:space="720"/>
+          <w:docGrid w:linePitch="360"/>
+        </w:sectPr>
+      </w:pPr>
+    </w:p>
+    <w:p>
+      <w:pPr>
+        <w:spacing w:after="0"/>
+        <w:rPr>
+          <w:rFonts w:asciiTheme="majorHAnsi" w:hAnsiTheme="majorHAnsi" w:cstheme="majorHAnsi"/>
+          <w:b/>
+          <w:sz w:val="24"/>
+        </w:rPr>
+        <w:sectPr>
+          <w:type w:val="continuous"/>
+          <w:pgSz w:w="11906" w:h="16838" w:code="9"/>
+          <w:pgMar w:top="1440" w:right="1440" w:bottom="1440" w:left="1440" w:header="720" w:footer="720" w:gutter="0"/>
           <w:cols w:space="720"/>
           <w:docGrid w:linePitch="360"/>
         </w:sectPr>
@@ -2161,12 +5212,12 @@
         <w:tblLook w:val="04A0" w:firstRow="1" w:lastRow="0" w:firstColumn="1" w:lastColumn="0" w:noHBand="0" w:noVBand="1"/>
       </w:tblPr>
       <w:tblGrid>
-        <w:gridCol w:w="2130"/>
+        <w:gridCol w:w="1974"/>
         <w:gridCol w:w="265"/>
-        <w:gridCol w:w="2358"/>
-        <w:gridCol w:w="2131"/>
+        <w:gridCol w:w="2204"/>
+        <w:gridCol w:w="1977"/>
         <w:gridCol w:w="265"/>
-        <w:gridCol w:w="2473"/>
+        <w:gridCol w:w="2331"/>
       </w:tblGrid>
       <w:tr>
         <w:tc>
@@ -2179,13 +5230,31 @@
                 <w:rFonts w:asciiTheme="majorHAnsi" w:hAnsiTheme="majorHAnsi" w:cstheme="majorHAnsi"/>
               </w:rPr>
             </w:pPr>
-            <w:r>
-              <w:rPr>
-                <w:rFonts w:asciiTheme="majorHAnsi" w:hAnsiTheme="majorHAnsi" w:cstheme="majorHAnsi"/>
-                <w:sz w:val="18"/>
-              </w:rPr>
-              <w:t>Tanggal Instalasi</w:t>
-            </w:r>
+            <w:proofErr w:type="spellStart"/>
+            <w:r>
+              <w:rPr>
+                <w:rFonts w:asciiTheme="majorHAnsi" w:hAnsiTheme="majorHAnsi" w:cstheme="majorHAnsi"/>
+                <w:sz w:val="18"/>
+              </w:rPr>
+              <w:t>Tanggal</w:t>
+            </w:r>
+            <w:proofErr w:type="spellEnd"/>
+            <w:r>
+              <w:rPr>
+                <w:rFonts w:asciiTheme="majorHAnsi" w:hAnsiTheme="majorHAnsi" w:cstheme="majorHAnsi"/>
+                <w:sz w:val="18"/>
+              </w:rPr>
+              <w:t xml:space="preserve"> </w:t>
+            </w:r>
+            <w:proofErr w:type="spellStart"/>
+            <w:r>
+              <w:rPr>
+                <w:rFonts w:asciiTheme="majorHAnsi" w:hAnsiTheme="majorHAnsi" w:cstheme="majorHAnsi"/>
+                <w:sz w:val="18"/>
+              </w:rPr>
+              <w:t>Instalasi</w:t>
+            </w:r>
+            <w:proofErr w:type="spellEnd"/>
           </w:p>
         </w:tc>
         <w:tc>
@@ -2217,12 +5286,62 @@
                 <w:rFonts w:asciiTheme="majorHAnsi" w:hAnsiTheme="majorHAnsi" w:cstheme="majorHAnsi"/>
               </w:rPr>
             </w:pPr>
-            <w:r>
-              <w:rPr>
-                <w:rFonts w:asciiTheme="majorHAnsi" w:hAnsiTheme="majorHAnsi" w:cstheme="majorHAnsi"/>
-                <w:sz w:val="18"/>
-              </w:rPr>
-              <w:t>{{ tgl }} {{ bln }} {{ thn }}</w:t>
+            <w:proofErr w:type="gramStart"/>
+            <w:r>
+              <w:rPr>
+                <w:rFonts w:asciiTheme="majorHAnsi" w:hAnsiTheme="majorHAnsi" w:cstheme="majorHAnsi"/>
+                <w:sz w:val="18"/>
+              </w:rPr>
+              <w:t xml:space="preserve">{{ </w:t>
+            </w:r>
+            <w:proofErr w:type="spellStart"/>
+            <w:r>
+              <w:rPr>
+                <w:rFonts w:asciiTheme="majorHAnsi" w:hAnsiTheme="majorHAnsi" w:cstheme="majorHAnsi"/>
+                <w:sz w:val="18"/>
+              </w:rPr>
+              <w:t>tgl</w:t>
+            </w:r>
+            <w:proofErr w:type="spellEnd"/>
+            <w:proofErr w:type="gramEnd"/>
+            <w:r>
+              <w:rPr>
+                <w:rFonts w:asciiTheme="majorHAnsi" w:hAnsiTheme="majorHAnsi" w:cstheme="majorHAnsi"/>
+                <w:sz w:val="18"/>
+              </w:rPr>
+              <w:t xml:space="preserve"> }} {{ </w:t>
+            </w:r>
+            <w:proofErr w:type="spellStart"/>
+            <w:r>
+              <w:rPr>
+                <w:rFonts w:asciiTheme="majorHAnsi" w:hAnsiTheme="majorHAnsi" w:cstheme="majorHAnsi"/>
+                <w:sz w:val="18"/>
+              </w:rPr>
+              <w:t>bln</w:t>
+            </w:r>
+            <w:proofErr w:type="spellEnd"/>
+            <w:r>
+              <w:rPr>
+                <w:rFonts w:asciiTheme="majorHAnsi" w:hAnsiTheme="majorHAnsi" w:cstheme="majorHAnsi"/>
+                <w:sz w:val="18"/>
+              </w:rPr>
+              <w:t xml:space="preserve"> }} {{ </w:t>
+            </w:r>
+            <w:proofErr w:type="spellStart"/>
+            <w:r>
+              <w:rPr>
+                <w:rFonts w:asciiTheme="majorHAnsi" w:hAnsiTheme="majorHAnsi" w:cstheme="majorHAnsi"/>
+                <w:sz w:val="18"/>
+              </w:rPr>
+              <w:t>thn</w:t>
+            </w:r>
+            <w:proofErr w:type="spellEnd"/>
+            <w:r>
+              <w:rPr>
+                <w:rFonts w:asciiTheme="majorHAnsi" w:hAnsiTheme="majorHAnsi" w:cstheme="majorHAnsi"/>
+                <w:sz w:val="18"/>
+              </w:rPr>
+              <w:t xml:space="preserve"> }}</w:t>
             </w:r>
           </w:p>
         </w:tc>
@@ -2236,13 +5355,31 @@
                 <w:rFonts w:asciiTheme="majorHAnsi" w:hAnsiTheme="majorHAnsi" w:cstheme="majorHAnsi"/>
               </w:rPr>
             </w:pPr>
-            <w:r>
-              <w:rPr>
-                <w:rFonts w:asciiTheme="majorHAnsi" w:hAnsiTheme="majorHAnsi" w:cstheme="majorHAnsi"/>
-                <w:sz w:val="18"/>
-              </w:rPr>
-              <w:t>Tanggal Testcomm</w:t>
-            </w:r>
+            <w:proofErr w:type="spellStart"/>
+            <w:r>
+              <w:rPr>
+                <w:rFonts w:asciiTheme="majorHAnsi" w:hAnsiTheme="majorHAnsi" w:cstheme="majorHAnsi"/>
+                <w:sz w:val="18"/>
+              </w:rPr>
+              <w:t>Tanggal</w:t>
+            </w:r>
+            <w:proofErr w:type="spellEnd"/>
+            <w:r>
+              <w:rPr>
+                <w:rFonts w:asciiTheme="majorHAnsi" w:hAnsiTheme="majorHAnsi" w:cstheme="majorHAnsi"/>
+                <w:sz w:val="18"/>
+              </w:rPr>
+              <w:t xml:space="preserve"> </w:t>
+            </w:r>
+            <w:proofErr w:type="spellStart"/>
+            <w:r>
+              <w:rPr>
+                <w:rFonts w:asciiTheme="majorHAnsi" w:hAnsiTheme="majorHAnsi" w:cstheme="majorHAnsi"/>
+                <w:sz w:val="18"/>
+              </w:rPr>
+              <w:t>Testcomm</w:t>
+            </w:r>
+            <w:proofErr w:type="spellEnd"/>
           </w:p>
         </w:tc>
         <w:tc>
@@ -2274,12 +5411,62 @@
                 <w:rFonts w:asciiTheme="majorHAnsi" w:hAnsiTheme="majorHAnsi" w:cstheme="majorHAnsi"/>
               </w:rPr>
             </w:pPr>
-            <w:r>
-              <w:rPr>
-                <w:rFonts w:asciiTheme="majorHAnsi" w:hAnsiTheme="majorHAnsi" w:cstheme="majorHAnsi"/>
-                <w:sz w:val="18"/>
-              </w:rPr>
-              <w:t>{{ tgl }} {{ bln }} {{ thn }}</w:t>
+            <w:proofErr w:type="gramStart"/>
+            <w:r>
+              <w:rPr>
+                <w:rFonts w:asciiTheme="majorHAnsi" w:hAnsiTheme="majorHAnsi" w:cstheme="majorHAnsi"/>
+                <w:sz w:val="18"/>
+              </w:rPr>
+              <w:t xml:space="preserve">{{ </w:t>
+            </w:r>
+            <w:proofErr w:type="spellStart"/>
+            <w:r>
+              <w:rPr>
+                <w:rFonts w:asciiTheme="majorHAnsi" w:hAnsiTheme="majorHAnsi" w:cstheme="majorHAnsi"/>
+                <w:sz w:val="18"/>
+              </w:rPr>
+              <w:t>tgl</w:t>
+            </w:r>
+            <w:proofErr w:type="spellEnd"/>
+            <w:proofErr w:type="gramEnd"/>
+            <w:r>
+              <w:rPr>
+                <w:rFonts w:asciiTheme="majorHAnsi" w:hAnsiTheme="majorHAnsi" w:cstheme="majorHAnsi"/>
+                <w:sz w:val="18"/>
+              </w:rPr>
+              <w:t xml:space="preserve"> }} {{ </w:t>
+            </w:r>
+            <w:proofErr w:type="spellStart"/>
+            <w:r>
+              <w:rPr>
+                <w:rFonts w:asciiTheme="majorHAnsi" w:hAnsiTheme="majorHAnsi" w:cstheme="majorHAnsi"/>
+                <w:sz w:val="18"/>
+              </w:rPr>
+              <w:t>bln</w:t>
+            </w:r>
+            <w:proofErr w:type="spellEnd"/>
+            <w:r>
+              <w:rPr>
+                <w:rFonts w:asciiTheme="majorHAnsi" w:hAnsiTheme="majorHAnsi" w:cstheme="majorHAnsi"/>
+                <w:sz w:val="18"/>
+              </w:rPr>
+              <w:t xml:space="preserve"> }} {{ </w:t>
+            </w:r>
+            <w:proofErr w:type="spellStart"/>
+            <w:r>
+              <w:rPr>
+                <w:rFonts w:asciiTheme="majorHAnsi" w:hAnsiTheme="majorHAnsi" w:cstheme="majorHAnsi"/>
+                <w:sz w:val="18"/>
+              </w:rPr>
+              <w:t>thn</w:t>
+            </w:r>
+            <w:proofErr w:type="spellEnd"/>
+            <w:r>
+              <w:rPr>
+                <w:rFonts w:asciiTheme="majorHAnsi" w:hAnsiTheme="majorHAnsi" w:cstheme="majorHAnsi"/>
+                <w:sz w:val="18"/>
+              </w:rPr>
+              <w:t xml:space="preserve"> }}</w:t>
             </w:r>
           </w:p>
         </w:tc>
@@ -2333,12 +5520,37 @@
                 <w:rFonts w:asciiTheme="majorHAnsi" w:hAnsiTheme="majorHAnsi" w:cstheme="majorHAnsi"/>
               </w:rPr>
             </w:pPr>
-            <w:r>
-              <w:rPr>
-                <w:rFonts w:asciiTheme="majorHAnsi" w:hAnsiTheme="majorHAnsi" w:cstheme="majorHAnsi"/>
-                <w:sz w:val="18"/>
-              </w:rPr>
-              <w:t>{{ no_pa }}</w:t>
+            <w:proofErr w:type="gramStart"/>
+            <w:r>
+              <w:rPr>
+                <w:rFonts w:asciiTheme="majorHAnsi" w:hAnsiTheme="majorHAnsi" w:cstheme="majorHAnsi"/>
+                <w:sz w:val="18"/>
+              </w:rPr>
+              <w:t xml:space="preserve">{{ </w:t>
+            </w:r>
+            <w:proofErr w:type="spellStart"/>
+            <w:r>
+              <w:rPr>
+                <w:rFonts w:asciiTheme="majorHAnsi" w:hAnsiTheme="majorHAnsi" w:cstheme="majorHAnsi"/>
+                <w:sz w:val="18"/>
+              </w:rPr>
+              <w:t>no</w:t>
+            </w:r>
+            <w:proofErr w:type="gramEnd"/>
+            <w:r>
+              <w:rPr>
+                <w:rFonts w:asciiTheme="majorHAnsi" w:hAnsiTheme="majorHAnsi" w:cstheme="majorHAnsi"/>
+                <w:sz w:val="18"/>
+              </w:rPr>
+              <w:t>_pa</w:t>
+            </w:r>
+            <w:proofErr w:type="spellEnd"/>
+            <w:r>
+              <w:rPr>
+                <w:rFonts w:asciiTheme="majorHAnsi" w:hAnsiTheme="majorHAnsi" w:cstheme="majorHAnsi"/>
+                <w:sz w:val="18"/>
+              </w:rPr>
+              <w:t xml:space="preserve"> }}</w:t>
             </w:r>
           </w:p>
         </w:tc>
@@ -2357,8 +5569,17 @@
                 <w:rFonts w:asciiTheme="majorHAnsi" w:hAnsiTheme="majorHAnsi" w:cstheme="majorHAnsi"/>
                 <w:sz w:val="18"/>
               </w:rPr>
-              <w:t>Nama Pelanggan</w:t>
-            </w:r>
+              <w:t xml:space="preserve">Nama </w:t>
+            </w:r>
+            <w:proofErr w:type="spellStart"/>
+            <w:r>
+              <w:rPr>
+                <w:rFonts w:asciiTheme="majorHAnsi" w:hAnsiTheme="majorHAnsi" w:cstheme="majorHAnsi"/>
+                <w:sz w:val="18"/>
+              </w:rPr>
+              <w:t>Pelanggan</w:t>
+            </w:r>
+            <w:proofErr w:type="spellEnd"/>
           </w:p>
         </w:tc>
         <w:tc>
@@ -2390,12 +5611,21 @@
                 <w:rFonts w:asciiTheme="majorHAnsi" w:hAnsiTheme="majorHAnsi" w:cstheme="majorHAnsi"/>
               </w:rPr>
             </w:pPr>
-            <w:r>
-              <w:rPr>
-                <w:rFonts w:asciiTheme="majorHAnsi" w:hAnsiTheme="majorHAnsi" w:cstheme="majorHAnsi"/>
-                <w:sz w:val="18"/>
-              </w:rPr>
-              <w:t>{{ user }}</w:t>
+            <w:proofErr w:type="gramStart"/>
+            <w:r>
+              <w:rPr>
+                <w:rFonts w:asciiTheme="majorHAnsi" w:hAnsiTheme="majorHAnsi" w:cstheme="majorHAnsi"/>
+                <w:sz w:val="18"/>
+              </w:rPr>
+              <w:t>{{ user</w:t>
+            </w:r>
+            <w:proofErr w:type="gramEnd"/>
+            <w:r>
+              <w:rPr>
+                <w:rFonts w:asciiTheme="majorHAnsi" w:hAnsiTheme="majorHAnsi" w:cstheme="majorHAnsi"/>
+                <w:sz w:val="18"/>
+              </w:rPr>
+              <w:t xml:space="preserve"> }}</w:t>
             </w:r>
           </w:p>
         </w:tc>
@@ -2449,12 +5679,37 @@
                 <w:rFonts w:asciiTheme="majorHAnsi" w:hAnsiTheme="majorHAnsi" w:cstheme="majorHAnsi"/>
               </w:rPr>
             </w:pPr>
-            <w:r>
-              <w:rPr>
-                <w:rFonts w:asciiTheme="majorHAnsi" w:hAnsiTheme="majorHAnsi" w:cstheme="majorHAnsi"/>
-                <w:sz w:val="18"/>
-              </w:rPr>
-              <w:t>{{ project_team }}</w:t>
+            <w:proofErr w:type="gramStart"/>
+            <w:r>
+              <w:rPr>
+                <w:rFonts w:asciiTheme="majorHAnsi" w:hAnsiTheme="majorHAnsi" w:cstheme="majorHAnsi"/>
+                <w:sz w:val="18"/>
+              </w:rPr>
+              <w:t xml:space="preserve">{{ </w:t>
+            </w:r>
+            <w:proofErr w:type="spellStart"/>
+            <w:r>
+              <w:rPr>
+                <w:rFonts w:asciiTheme="majorHAnsi" w:hAnsiTheme="majorHAnsi" w:cstheme="majorHAnsi"/>
+                <w:sz w:val="18"/>
+              </w:rPr>
+              <w:t>project</w:t>
+            </w:r>
+            <w:proofErr w:type="gramEnd"/>
+            <w:r>
+              <w:rPr>
+                <w:rFonts w:asciiTheme="majorHAnsi" w:hAnsiTheme="majorHAnsi" w:cstheme="majorHAnsi"/>
+                <w:sz w:val="18"/>
+              </w:rPr>
+              <w:t>_team</w:t>
+            </w:r>
+            <w:proofErr w:type="spellEnd"/>
+            <w:r>
+              <w:rPr>
+                <w:rFonts w:asciiTheme="majorHAnsi" w:hAnsiTheme="majorHAnsi" w:cstheme="majorHAnsi"/>
+                <w:sz w:val="18"/>
+              </w:rPr>
+              <w:t xml:space="preserve"> }}</w:t>
             </w:r>
           </w:p>
         </w:tc>
@@ -2473,8 +5728,17 @@
                 <w:rFonts w:asciiTheme="majorHAnsi" w:hAnsiTheme="majorHAnsi" w:cstheme="majorHAnsi"/>
                 <w:sz w:val="18"/>
               </w:rPr>
-              <w:t>Vendor Instalasi</w:t>
-            </w:r>
+              <w:t xml:space="preserve">Vendor </w:t>
+            </w:r>
+            <w:proofErr w:type="spellStart"/>
+            <w:r>
+              <w:rPr>
+                <w:rFonts w:asciiTheme="majorHAnsi" w:hAnsiTheme="majorHAnsi" w:cstheme="majorHAnsi"/>
+                <w:sz w:val="18"/>
+              </w:rPr>
+              <w:t>Instalasi</w:t>
+            </w:r>
+            <w:proofErr w:type="spellEnd"/>
           </w:p>
         </w:tc>
         <w:tc>
@@ -2506,12 +5770,37 @@
                 <w:rFonts w:asciiTheme="majorHAnsi" w:hAnsiTheme="majorHAnsi" w:cstheme="majorHAnsi"/>
               </w:rPr>
             </w:pPr>
-            <w:r>
-              <w:rPr>
-                <w:rFonts w:asciiTheme="majorHAnsi" w:hAnsiTheme="majorHAnsi" w:cstheme="majorHAnsi"/>
-                <w:sz w:val="18"/>
-              </w:rPr>
-              <w:t>{{ vendor_instalasi }}</w:t>
+            <w:proofErr w:type="gramStart"/>
+            <w:r>
+              <w:rPr>
+                <w:rFonts w:asciiTheme="majorHAnsi" w:hAnsiTheme="majorHAnsi" w:cstheme="majorHAnsi"/>
+                <w:sz w:val="18"/>
+              </w:rPr>
+              <w:t xml:space="preserve">{{ </w:t>
+            </w:r>
+            <w:proofErr w:type="spellStart"/>
+            <w:r>
+              <w:rPr>
+                <w:rFonts w:asciiTheme="majorHAnsi" w:hAnsiTheme="majorHAnsi" w:cstheme="majorHAnsi"/>
+                <w:sz w:val="18"/>
+              </w:rPr>
+              <w:t>vendor</w:t>
+            </w:r>
+            <w:proofErr w:type="gramEnd"/>
+            <w:r>
+              <w:rPr>
+                <w:rFonts w:asciiTheme="majorHAnsi" w:hAnsiTheme="majorHAnsi" w:cstheme="majorHAnsi"/>
+                <w:sz w:val="18"/>
+              </w:rPr>
+              <w:t>_instalasi</w:t>
+            </w:r>
+            <w:proofErr w:type="spellEnd"/>
+            <w:r>
+              <w:rPr>
+                <w:rFonts w:asciiTheme="majorHAnsi" w:hAnsiTheme="majorHAnsi" w:cstheme="majorHAnsi"/>
+                <w:sz w:val="18"/>
+              </w:rPr>
+              <w:t xml:space="preserve"> }}</w:t>
             </w:r>
           </w:p>
         </w:tc>
@@ -2546,10 +5835,10 @@
         <w:tblLook w:val="04A0" w:firstRow="1" w:lastRow="0" w:firstColumn="1" w:lastColumn="0" w:noHBand="0" w:noVBand="1"/>
       </w:tblPr>
       <w:tblGrid>
-        <w:gridCol w:w="5659"/>
-        <w:gridCol w:w="849"/>
-        <w:gridCol w:w="849"/>
-        <w:gridCol w:w="2265"/>
+        <w:gridCol w:w="5256"/>
+        <w:gridCol w:w="815"/>
+        <w:gridCol w:w="823"/>
+        <w:gridCol w:w="2122"/>
       </w:tblGrid>
       <w:tr>
         <w:tc>
@@ -2710,14 +5999,34 @@
                 <w:rFonts w:asciiTheme="majorHAnsi" w:hAnsiTheme="majorHAnsi" w:cstheme="majorHAnsi"/>
               </w:rPr>
             </w:pPr>
+            <w:proofErr w:type="spellStart"/>
             <w:r>
               <w:rPr>
                 <w:rFonts w:asciiTheme="majorHAnsi" w:hAnsiTheme="majorHAnsi" w:cstheme="majorHAnsi"/>
                 <w:b/>
                 <w:sz w:val="18"/>
               </w:rPr>
-              <w:t>Pemasangan Perangkat</w:t>
-            </w:r>
+              <w:t>Pemasangan</w:t>
+            </w:r>
+            <w:proofErr w:type="spellEnd"/>
+            <w:r>
+              <w:rPr>
+                <w:rFonts w:asciiTheme="majorHAnsi" w:hAnsiTheme="majorHAnsi" w:cstheme="majorHAnsi"/>
+                <w:b/>
+                <w:sz w:val="18"/>
+              </w:rPr>
+              <w:t xml:space="preserve"> </w:t>
+            </w:r>
+            <w:proofErr w:type="spellStart"/>
+            <w:r>
+              <w:rPr>
+                <w:rFonts w:asciiTheme="majorHAnsi" w:hAnsiTheme="majorHAnsi" w:cstheme="majorHAnsi"/>
+                <w:b/>
+                <w:sz w:val="18"/>
+              </w:rPr>
+              <w:t>Perangkat</w:t>
+            </w:r>
+            <w:proofErr w:type="spellEnd"/>
           </w:p>
         </w:tc>
       </w:tr>
@@ -2737,8 +6046,33 @@
                 <w:rFonts w:asciiTheme="majorHAnsi" w:hAnsiTheme="majorHAnsi" w:cstheme="majorHAnsi"/>
                 <w:sz w:val="18"/>
               </w:rPr>
-              <w:t>1.  Pemasangan/mounting di rak</w:t>
-            </w:r>
+              <w:t xml:space="preserve">1.  </w:t>
+            </w:r>
+            <w:proofErr w:type="spellStart"/>
+            <w:r>
+              <w:rPr>
+                <w:rFonts w:asciiTheme="majorHAnsi" w:hAnsiTheme="majorHAnsi" w:cstheme="majorHAnsi"/>
+                <w:sz w:val="18"/>
+              </w:rPr>
+              <w:t>Pemasangan</w:t>
+            </w:r>
+            <w:proofErr w:type="spellEnd"/>
+            <w:r>
+              <w:rPr>
+                <w:rFonts w:asciiTheme="majorHAnsi" w:hAnsiTheme="majorHAnsi" w:cstheme="majorHAnsi"/>
+                <w:sz w:val="18"/>
+              </w:rPr>
+              <w:t xml:space="preserve">/mounting di </w:t>
+            </w:r>
+            <w:proofErr w:type="spellStart"/>
+            <w:r>
+              <w:rPr>
+                <w:rFonts w:asciiTheme="majorHAnsi" w:hAnsiTheme="majorHAnsi" w:cstheme="majorHAnsi"/>
+                <w:sz w:val="18"/>
+              </w:rPr>
+              <w:t>rak</w:t>
+            </w:r>
+            <w:proofErr w:type="spellEnd"/>
           </w:p>
         </w:tc>
         <w:tc>
@@ -2810,7 +6144,23 @@
                 <w:rFonts w:asciiTheme="majorHAnsi" w:hAnsiTheme="majorHAnsi" w:cstheme="majorHAnsi"/>
                 <w:sz w:val="18"/>
               </w:rPr>
-              <w:t>2.  Pemasangan Grounding</w:t>
+              <w:t xml:space="preserve">2.  </w:t>
+            </w:r>
+            <w:proofErr w:type="spellStart"/>
+            <w:r>
+              <w:rPr>
+                <w:rFonts w:asciiTheme="majorHAnsi" w:hAnsiTheme="majorHAnsi" w:cstheme="majorHAnsi"/>
+                <w:sz w:val="18"/>
+              </w:rPr>
+              <w:t>Pemasangan</w:t>
+            </w:r>
+            <w:proofErr w:type="spellEnd"/>
+            <w:r>
+              <w:rPr>
+                <w:rFonts w:asciiTheme="majorHAnsi" w:hAnsiTheme="majorHAnsi" w:cstheme="majorHAnsi"/>
+                <w:sz w:val="18"/>
+              </w:rPr>
+              <w:t xml:space="preserve"> Grounding</w:t>
             </w:r>
           </w:p>
         </w:tc>
@@ -2883,8 +6233,17 @@
                 <w:rFonts w:asciiTheme="majorHAnsi" w:hAnsiTheme="majorHAnsi" w:cstheme="majorHAnsi"/>
                 <w:sz w:val="18"/>
               </w:rPr>
-              <w:t>3.  Label Perangkat</w:t>
-            </w:r>
+              <w:t xml:space="preserve">3.  Label </w:t>
+            </w:r>
+            <w:proofErr w:type="spellStart"/>
+            <w:r>
+              <w:rPr>
+                <w:rFonts w:asciiTheme="majorHAnsi" w:hAnsiTheme="majorHAnsi" w:cstheme="majorHAnsi"/>
+                <w:sz w:val="18"/>
+              </w:rPr>
+              <w:t>Perangkat</w:t>
+            </w:r>
+            <w:proofErr w:type="spellEnd"/>
           </w:p>
         </w:tc>
         <w:tc>
@@ -2953,13 +6312,23 @@
                 <w:rFonts w:asciiTheme="majorHAnsi" w:hAnsiTheme="majorHAnsi" w:cstheme="majorHAnsi"/>
               </w:rPr>
             </w:pPr>
+            <w:proofErr w:type="spellStart"/>
             <w:r>
               <w:rPr>
                 <w:rFonts w:asciiTheme="majorHAnsi" w:hAnsiTheme="majorHAnsi" w:cstheme="majorHAnsi"/>
                 <w:b/>
                 <w:sz w:val="18"/>
               </w:rPr>
-              <w:t>Pemasangan Power</w:t>
+              <w:t>Pemasangan</w:t>
+            </w:r>
+            <w:proofErr w:type="spellEnd"/>
+            <w:r>
+              <w:rPr>
+                <w:rFonts w:asciiTheme="majorHAnsi" w:hAnsiTheme="majorHAnsi" w:cstheme="majorHAnsi"/>
+                <w:b/>
+                <w:sz w:val="18"/>
+              </w:rPr>
+              <w:t xml:space="preserve"> Power</w:t>
             </w:r>
           </w:p>
         </w:tc>
@@ -2980,7 +6349,23 @@
                 <w:rFonts w:asciiTheme="majorHAnsi" w:hAnsiTheme="majorHAnsi" w:cstheme="majorHAnsi"/>
                 <w:sz w:val="18"/>
               </w:rPr>
-              <w:t>1.  Menggunakan DC supply</w:t>
+              <w:t xml:space="preserve">1.  </w:t>
+            </w:r>
+            <w:proofErr w:type="spellStart"/>
+            <w:r>
+              <w:rPr>
+                <w:rFonts w:asciiTheme="majorHAnsi" w:hAnsiTheme="majorHAnsi" w:cstheme="majorHAnsi"/>
+                <w:sz w:val="18"/>
+              </w:rPr>
+              <w:t>Menggunakan</w:t>
+            </w:r>
+            <w:proofErr w:type="spellEnd"/>
+            <w:r>
+              <w:rPr>
+                <w:rFonts w:asciiTheme="majorHAnsi" w:hAnsiTheme="majorHAnsi" w:cstheme="majorHAnsi"/>
+                <w:sz w:val="18"/>
+              </w:rPr>
+              <w:t xml:space="preserve"> DC supply</w:t>
             </w:r>
           </w:p>
         </w:tc>
@@ -3053,7 +6438,23 @@
                 <w:rFonts w:asciiTheme="majorHAnsi" w:hAnsiTheme="majorHAnsi" w:cstheme="majorHAnsi"/>
                 <w:sz w:val="18"/>
               </w:rPr>
-              <w:t>2.  Menggunakan source AC output Inverter</w:t>
+              <w:t xml:space="preserve">2.  </w:t>
+            </w:r>
+            <w:proofErr w:type="spellStart"/>
+            <w:r>
+              <w:rPr>
+                <w:rFonts w:asciiTheme="majorHAnsi" w:hAnsiTheme="majorHAnsi" w:cstheme="majorHAnsi"/>
+                <w:sz w:val="18"/>
+              </w:rPr>
+              <w:t>Menggunakan</w:t>
+            </w:r>
+            <w:proofErr w:type="spellEnd"/>
+            <w:r>
+              <w:rPr>
+                <w:rFonts w:asciiTheme="majorHAnsi" w:hAnsiTheme="majorHAnsi" w:cstheme="majorHAnsi"/>
+                <w:sz w:val="18"/>
+              </w:rPr>
+              <w:t xml:space="preserve"> source AC output Inverter</w:t>
             </w:r>
           </w:p>
         </w:tc>
@@ -3128,8 +6529,97 @@
                 <w:rFonts w:asciiTheme="majorHAnsi" w:hAnsiTheme="majorHAnsi" w:cstheme="majorHAnsi"/>
                 <w:sz w:val="18"/>
               </w:rPr>
-              <w:t>3.  Instalasi kabel power dari perangkat ke DC-DB / AC-DB / AC outled</w:t>
-            </w:r>
+              <w:t xml:space="preserve">3.  </w:t>
+            </w:r>
+            <w:proofErr w:type="spellStart"/>
+            <w:r>
+              <w:rPr>
+                <w:rFonts w:asciiTheme="majorHAnsi" w:hAnsiTheme="majorHAnsi" w:cstheme="majorHAnsi"/>
+                <w:sz w:val="18"/>
+              </w:rPr>
+              <w:t>Instalasi</w:t>
+            </w:r>
+            <w:proofErr w:type="spellEnd"/>
+            <w:r>
+              <w:rPr>
+                <w:rFonts w:asciiTheme="majorHAnsi" w:hAnsiTheme="majorHAnsi" w:cstheme="majorHAnsi"/>
+                <w:sz w:val="18"/>
+              </w:rPr>
+              <w:t xml:space="preserve"> </w:t>
+            </w:r>
+            <w:proofErr w:type="spellStart"/>
+            <w:r>
+              <w:rPr>
+                <w:rFonts w:asciiTheme="majorHAnsi" w:hAnsiTheme="majorHAnsi" w:cstheme="majorHAnsi"/>
+                <w:sz w:val="18"/>
+              </w:rPr>
+              <w:t>kabel</w:t>
+            </w:r>
+            <w:proofErr w:type="spellEnd"/>
+            <w:r>
+              <w:rPr>
+                <w:rFonts w:asciiTheme="majorHAnsi" w:hAnsiTheme="majorHAnsi" w:cstheme="majorHAnsi"/>
+                <w:sz w:val="18"/>
+              </w:rPr>
+              <w:t xml:space="preserve"> power </w:t>
+            </w:r>
+            <w:proofErr w:type="spellStart"/>
+            <w:r>
+              <w:rPr>
+                <w:rFonts w:asciiTheme="majorHAnsi" w:hAnsiTheme="majorHAnsi" w:cstheme="majorHAnsi"/>
+                <w:sz w:val="18"/>
+              </w:rPr>
+              <w:t>dari</w:t>
+            </w:r>
+            <w:proofErr w:type="spellEnd"/>
+            <w:r>
+              <w:rPr>
+                <w:rFonts w:asciiTheme="majorHAnsi" w:hAnsiTheme="majorHAnsi" w:cstheme="majorHAnsi"/>
+                <w:sz w:val="18"/>
+              </w:rPr>
+              <w:t xml:space="preserve"> </w:t>
+            </w:r>
+            <w:proofErr w:type="spellStart"/>
+            <w:r>
+              <w:rPr>
+                <w:rFonts w:asciiTheme="majorHAnsi" w:hAnsiTheme="majorHAnsi" w:cstheme="majorHAnsi"/>
+                <w:sz w:val="18"/>
+              </w:rPr>
+              <w:t>perangkat</w:t>
+            </w:r>
+            <w:proofErr w:type="spellEnd"/>
+            <w:r>
+              <w:rPr>
+                <w:rFonts w:asciiTheme="majorHAnsi" w:hAnsiTheme="majorHAnsi" w:cstheme="majorHAnsi"/>
+                <w:sz w:val="18"/>
+              </w:rPr>
+              <w:t xml:space="preserve"> </w:t>
+            </w:r>
+            <w:proofErr w:type="spellStart"/>
+            <w:r>
+              <w:rPr>
+                <w:rFonts w:asciiTheme="majorHAnsi" w:hAnsiTheme="majorHAnsi" w:cstheme="majorHAnsi"/>
+                <w:sz w:val="18"/>
+              </w:rPr>
+              <w:t>ke</w:t>
+            </w:r>
+            <w:proofErr w:type="spellEnd"/>
+            <w:r>
+              <w:rPr>
+                <w:rFonts w:asciiTheme="majorHAnsi" w:hAnsiTheme="majorHAnsi" w:cstheme="majorHAnsi"/>
+                <w:sz w:val="18"/>
+              </w:rPr>
+              <w:t xml:space="preserve"> DC-DB / AC-DB / AC </w:t>
+            </w:r>
+            <w:proofErr w:type="spellStart"/>
+            <w:r>
+              <w:rPr>
+                <w:rFonts w:asciiTheme="majorHAnsi" w:hAnsiTheme="majorHAnsi" w:cstheme="majorHAnsi"/>
+                <w:sz w:val="18"/>
+              </w:rPr>
+              <w:t>outled</w:t>
+            </w:r>
+            <w:proofErr w:type="spellEnd"/>
           </w:p>
         </w:tc>
         <w:tc>
@@ -3201,7 +6691,39 @@
                 <w:rFonts w:asciiTheme="majorHAnsi" w:hAnsiTheme="majorHAnsi" w:cstheme="majorHAnsi"/>
                 <w:sz w:val="18"/>
               </w:rPr>
-              <w:t>4.  Label (pada port perangkat &amp; DCDB/ACDB/AC outled)</w:t>
+              <w:t xml:space="preserve">4.  Label (pada port </w:t>
+            </w:r>
+            <w:proofErr w:type="spellStart"/>
+            <w:r>
+              <w:rPr>
+                <w:rFonts w:asciiTheme="majorHAnsi" w:hAnsiTheme="majorHAnsi" w:cstheme="majorHAnsi"/>
+                <w:sz w:val="18"/>
+              </w:rPr>
+              <w:t>perangkat</w:t>
+            </w:r>
+            <w:proofErr w:type="spellEnd"/>
+            <w:r>
+              <w:rPr>
+                <w:rFonts w:asciiTheme="majorHAnsi" w:hAnsiTheme="majorHAnsi" w:cstheme="majorHAnsi"/>
+                <w:sz w:val="18"/>
+              </w:rPr>
+              <w:t xml:space="preserve"> &amp; DCDB/ACDB/AC </w:t>
+            </w:r>
+            <w:proofErr w:type="spellStart"/>
+            <w:r>
+              <w:rPr>
+                <w:rFonts w:asciiTheme="majorHAnsi" w:hAnsiTheme="majorHAnsi" w:cstheme="majorHAnsi"/>
+                <w:sz w:val="18"/>
+              </w:rPr>
+              <w:t>outled</w:t>
+            </w:r>
+            <w:proofErr w:type="spellEnd"/>
+            <w:r>
+              <w:rPr>
+                <w:rFonts w:asciiTheme="majorHAnsi" w:hAnsiTheme="majorHAnsi" w:cstheme="majorHAnsi"/>
+                <w:sz w:val="18"/>
+              </w:rPr>
+              <w:t>)</w:t>
             </w:r>
           </w:p>
         </w:tc>
@@ -3271,14 +6793,52 @@
                 <w:rFonts w:asciiTheme="majorHAnsi" w:hAnsiTheme="majorHAnsi" w:cstheme="majorHAnsi"/>
               </w:rPr>
             </w:pPr>
+            <w:proofErr w:type="spellStart"/>
             <w:r>
               <w:rPr>
                 <w:rFonts w:asciiTheme="majorHAnsi" w:hAnsiTheme="majorHAnsi" w:cstheme="majorHAnsi"/>
                 <w:b/>
                 <w:sz w:val="18"/>
               </w:rPr>
-              <w:t>Pemasangan Patchcord Optik</w:t>
-            </w:r>
+              <w:t>Pemasangan</w:t>
+            </w:r>
+            <w:proofErr w:type="spellEnd"/>
+            <w:r>
+              <w:rPr>
+                <w:rFonts w:asciiTheme="majorHAnsi" w:hAnsiTheme="majorHAnsi" w:cstheme="majorHAnsi"/>
+                <w:b/>
+                <w:sz w:val="18"/>
+              </w:rPr>
+              <w:t xml:space="preserve"> </w:t>
+            </w:r>
+            <w:proofErr w:type="spellStart"/>
+            <w:r>
+              <w:rPr>
+                <w:rFonts w:asciiTheme="majorHAnsi" w:hAnsiTheme="majorHAnsi" w:cstheme="majorHAnsi"/>
+                <w:b/>
+                <w:sz w:val="18"/>
+              </w:rPr>
+              <w:t>Patchcord</w:t>
+            </w:r>
+            <w:proofErr w:type="spellEnd"/>
+            <w:r>
+              <w:rPr>
+                <w:rFonts w:asciiTheme="majorHAnsi" w:hAnsiTheme="majorHAnsi" w:cstheme="majorHAnsi"/>
+                <w:b/>
+                <w:sz w:val="18"/>
+              </w:rPr>
+              <w:t xml:space="preserve"> </w:t>
+            </w:r>
+            <w:proofErr w:type="spellStart"/>
+            <w:r>
+              <w:rPr>
+                <w:rFonts w:asciiTheme="majorHAnsi" w:hAnsiTheme="majorHAnsi" w:cstheme="majorHAnsi"/>
+                <w:b/>
+                <w:sz w:val="18"/>
+              </w:rPr>
+              <w:t>Optik</w:t>
+            </w:r>
+            <w:proofErr w:type="spellEnd"/>
           </w:p>
         </w:tc>
       </w:tr>
@@ -3298,7 +6858,71 @@
                 <w:rFonts w:asciiTheme="majorHAnsi" w:hAnsiTheme="majorHAnsi" w:cstheme="majorHAnsi"/>
                 <w:sz w:val="18"/>
               </w:rPr>
-              <w:t>1.  Instalasi Dilengkapi dengan pengaman (flexible spiral)</w:t>
+              <w:t xml:space="preserve">1.  </w:t>
+            </w:r>
+            <w:proofErr w:type="spellStart"/>
+            <w:r>
+              <w:rPr>
+                <w:rFonts w:asciiTheme="majorHAnsi" w:hAnsiTheme="majorHAnsi" w:cstheme="majorHAnsi"/>
+                <w:sz w:val="18"/>
+              </w:rPr>
+              <w:t>Instalasi</w:t>
+            </w:r>
+            <w:proofErr w:type="spellEnd"/>
+            <w:r>
+              <w:rPr>
+                <w:rFonts w:asciiTheme="majorHAnsi" w:hAnsiTheme="majorHAnsi" w:cstheme="majorHAnsi"/>
+                <w:sz w:val="18"/>
+              </w:rPr>
+              <w:t xml:space="preserve"> </w:t>
+            </w:r>
+            <w:proofErr w:type="spellStart"/>
+            <w:r>
+              <w:rPr>
+                <w:rFonts w:asciiTheme="majorHAnsi" w:hAnsiTheme="majorHAnsi" w:cstheme="majorHAnsi"/>
+                <w:sz w:val="18"/>
+              </w:rPr>
+              <w:t>Dilengkapi</w:t>
+            </w:r>
+            <w:proofErr w:type="spellEnd"/>
+            <w:r>
+              <w:rPr>
+                <w:rFonts w:asciiTheme="majorHAnsi" w:hAnsiTheme="majorHAnsi" w:cstheme="majorHAnsi"/>
+                <w:sz w:val="18"/>
+              </w:rPr>
+              <w:t xml:space="preserve"> </w:t>
+            </w:r>
+            <w:proofErr w:type="spellStart"/>
+            <w:r>
+              <w:rPr>
+                <w:rFonts w:asciiTheme="majorHAnsi" w:hAnsiTheme="majorHAnsi" w:cstheme="majorHAnsi"/>
+                <w:sz w:val="18"/>
+              </w:rPr>
+              <w:t>dengan</w:t>
+            </w:r>
+            <w:proofErr w:type="spellEnd"/>
+            <w:r>
+              <w:rPr>
+                <w:rFonts w:asciiTheme="majorHAnsi" w:hAnsiTheme="majorHAnsi" w:cstheme="majorHAnsi"/>
+                <w:sz w:val="18"/>
+              </w:rPr>
+              <w:t xml:space="preserve"> </w:t>
+            </w:r>
+            <w:proofErr w:type="spellStart"/>
+            <w:r>
+              <w:rPr>
+                <w:rFonts w:asciiTheme="majorHAnsi" w:hAnsiTheme="majorHAnsi" w:cstheme="majorHAnsi"/>
+                <w:sz w:val="18"/>
+              </w:rPr>
+              <w:t>pengaman</w:t>
+            </w:r>
+            <w:proofErr w:type="spellEnd"/>
+            <w:r>
+              <w:rPr>
+                <w:rFonts w:asciiTheme="majorHAnsi" w:hAnsiTheme="majorHAnsi" w:cstheme="majorHAnsi"/>
+                <w:sz w:val="18"/>
+              </w:rPr>
+              <w:t xml:space="preserve"> (flexible spiral)</w:t>
             </w:r>
           </w:p>
         </w:tc>
@@ -3371,7 +6995,87 @@
                 <w:rFonts w:asciiTheme="majorHAnsi" w:hAnsiTheme="majorHAnsi" w:cstheme="majorHAnsi"/>
                 <w:sz w:val="18"/>
               </w:rPr>
-              <w:t>2.  Instalasi Patchcord dari perangkat ke OTB/ODF</w:t>
+              <w:t xml:space="preserve">2.  </w:t>
+            </w:r>
+            <w:proofErr w:type="spellStart"/>
+            <w:r>
+              <w:rPr>
+                <w:rFonts w:asciiTheme="majorHAnsi" w:hAnsiTheme="majorHAnsi" w:cstheme="majorHAnsi"/>
+                <w:sz w:val="18"/>
+              </w:rPr>
+              <w:t>Instalasi</w:t>
+            </w:r>
+            <w:proofErr w:type="spellEnd"/>
+            <w:r>
+              <w:rPr>
+                <w:rFonts w:asciiTheme="majorHAnsi" w:hAnsiTheme="majorHAnsi" w:cstheme="majorHAnsi"/>
+                <w:sz w:val="18"/>
+              </w:rPr>
+              <w:t xml:space="preserve"> </w:t>
+            </w:r>
+            <w:proofErr w:type="spellStart"/>
+            <w:r>
+              <w:rPr>
+                <w:rFonts w:asciiTheme="majorHAnsi" w:hAnsiTheme="majorHAnsi" w:cstheme="majorHAnsi"/>
+                <w:sz w:val="18"/>
+              </w:rPr>
+              <w:t>Patchcord</w:t>
+            </w:r>
+            <w:proofErr w:type="spellEnd"/>
+            <w:r>
+              <w:rPr>
+                <w:rFonts w:asciiTheme="majorHAnsi" w:hAnsiTheme="majorHAnsi" w:cstheme="majorHAnsi"/>
+                <w:sz w:val="18"/>
+              </w:rPr>
+              <w:t xml:space="preserve"> </w:t>
+            </w:r>
+            <w:proofErr w:type="spellStart"/>
+            <w:r>
+              <w:rPr>
+                <w:rFonts w:asciiTheme="majorHAnsi" w:hAnsiTheme="majorHAnsi" w:cstheme="majorHAnsi"/>
+                <w:sz w:val="18"/>
+              </w:rPr>
+              <w:t>dari</w:t>
+            </w:r>
+            <w:proofErr w:type="spellEnd"/>
+            <w:r>
+              <w:rPr>
+                <w:rFonts w:asciiTheme="majorHAnsi" w:hAnsiTheme="majorHAnsi" w:cstheme="majorHAnsi"/>
+                <w:sz w:val="18"/>
+              </w:rPr>
+              <w:t xml:space="preserve"> </w:t>
+            </w:r>
+            <w:proofErr w:type="spellStart"/>
+            <w:r>
+              <w:rPr>
+                <w:rFonts w:asciiTheme="majorHAnsi" w:hAnsiTheme="majorHAnsi" w:cstheme="majorHAnsi"/>
+                <w:sz w:val="18"/>
+              </w:rPr>
+              <w:t>perangkat</w:t>
+            </w:r>
+            <w:proofErr w:type="spellEnd"/>
+            <w:r>
+              <w:rPr>
+                <w:rFonts w:asciiTheme="majorHAnsi" w:hAnsiTheme="majorHAnsi" w:cstheme="majorHAnsi"/>
+                <w:sz w:val="18"/>
+              </w:rPr>
+              <w:t xml:space="preserve"> </w:t>
+            </w:r>
+            <w:proofErr w:type="spellStart"/>
+            <w:r>
+              <w:rPr>
+                <w:rFonts w:asciiTheme="majorHAnsi" w:hAnsiTheme="majorHAnsi" w:cstheme="majorHAnsi"/>
+                <w:sz w:val="18"/>
+              </w:rPr>
+              <w:t>ke</w:t>
+            </w:r>
+            <w:proofErr w:type="spellEnd"/>
+            <w:r>
+              <w:rPr>
+                <w:rFonts w:asciiTheme="majorHAnsi" w:hAnsiTheme="majorHAnsi" w:cstheme="majorHAnsi"/>
+                <w:sz w:val="18"/>
+              </w:rPr>
+              <w:t xml:space="preserve"> OTB/ODF</w:t>
             </w:r>
           </w:p>
         </w:tc>
@@ -3444,8 +7148,33 @@
                 <w:rFonts w:asciiTheme="majorHAnsi" w:hAnsiTheme="majorHAnsi" w:cstheme="majorHAnsi"/>
                 <w:sz w:val="18"/>
               </w:rPr>
-              <w:t>3.  Spare di gulung rapi</w:t>
-            </w:r>
+              <w:t xml:space="preserve">3.  Spare di </w:t>
+            </w:r>
+            <w:proofErr w:type="spellStart"/>
+            <w:r>
+              <w:rPr>
+                <w:rFonts w:asciiTheme="majorHAnsi" w:hAnsiTheme="majorHAnsi" w:cstheme="majorHAnsi"/>
+                <w:sz w:val="18"/>
+              </w:rPr>
+              <w:t>gulung</w:t>
+            </w:r>
+            <w:proofErr w:type="spellEnd"/>
+            <w:r>
+              <w:rPr>
+                <w:rFonts w:asciiTheme="majorHAnsi" w:hAnsiTheme="majorHAnsi" w:cstheme="majorHAnsi"/>
+                <w:sz w:val="18"/>
+              </w:rPr>
+              <w:t xml:space="preserve"> </w:t>
+            </w:r>
+            <w:proofErr w:type="spellStart"/>
+            <w:r>
+              <w:rPr>
+                <w:rFonts w:asciiTheme="majorHAnsi" w:hAnsiTheme="majorHAnsi" w:cstheme="majorHAnsi"/>
+                <w:sz w:val="18"/>
+              </w:rPr>
+              <w:t>rapi</w:t>
+            </w:r>
+            <w:proofErr w:type="spellEnd"/>
           </w:p>
         </w:tc>
         <w:tc>
@@ -3517,7 +7246,55 @@
                 <w:rFonts w:asciiTheme="majorHAnsi" w:hAnsiTheme="majorHAnsi" w:cstheme="majorHAnsi"/>
                 <w:sz w:val="18"/>
               </w:rPr>
-              <w:t>4.  Label (di sisi perangkat → OTB/ODF dan nomor core)</w:t>
+              <w:t xml:space="preserve">4.  Label (di </w:t>
+            </w:r>
+            <w:proofErr w:type="spellStart"/>
+            <w:r>
+              <w:rPr>
+                <w:rFonts w:asciiTheme="majorHAnsi" w:hAnsiTheme="majorHAnsi" w:cstheme="majorHAnsi"/>
+                <w:sz w:val="18"/>
+              </w:rPr>
+              <w:t>sisi</w:t>
+            </w:r>
+            <w:proofErr w:type="spellEnd"/>
+            <w:r>
+              <w:rPr>
+                <w:rFonts w:asciiTheme="majorHAnsi" w:hAnsiTheme="majorHAnsi" w:cstheme="majorHAnsi"/>
+                <w:sz w:val="18"/>
+              </w:rPr>
+              <w:t xml:space="preserve"> </w:t>
+            </w:r>
+            <w:proofErr w:type="spellStart"/>
+            <w:r>
+              <w:rPr>
+                <w:rFonts w:asciiTheme="majorHAnsi" w:hAnsiTheme="majorHAnsi" w:cstheme="majorHAnsi"/>
+                <w:sz w:val="18"/>
+              </w:rPr>
+              <w:t>perangkat</w:t>
+            </w:r>
+            <w:proofErr w:type="spellEnd"/>
+            <w:r>
+              <w:rPr>
+                <w:rFonts w:asciiTheme="majorHAnsi" w:hAnsiTheme="majorHAnsi" w:cstheme="majorHAnsi"/>
+                <w:sz w:val="18"/>
+              </w:rPr>
+              <w:t xml:space="preserve"> → OTB/ODF dan </w:t>
+            </w:r>
+            <w:proofErr w:type="spellStart"/>
+            <w:r>
+              <w:rPr>
+                <w:rFonts w:asciiTheme="majorHAnsi" w:hAnsiTheme="majorHAnsi" w:cstheme="majorHAnsi"/>
+                <w:sz w:val="18"/>
+              </w:rPr>
+              <w:t>nomor</w:t>
+            </w:r>
+            <w:proofErr w:type="spellEnd"/>
+            <w:r>
+              <w:rPr>
+                <w:rFonts w:asciiTheme="majorHAnsi" w:hAnsiTheme="majorHAnsi" w:cstheme="majorHAnsi"/>
+                <w:sz w:val="18"/>
+              </w:rPr>
+              <w:t xml:space="preserve"> core)</w:t>
             </w:r>
           </w:p>
         </w:tc>
@@ -3590,7 +7367,39 @@
                 <w:rFonts w:asciiTheme="majorHAnsi" w:hAnsiTheme="majorHAnsi" w:cstheme="majorHAnsi"/>
                 <w:sz w:val="18"/>
               </w:rPr>
-              <w:t>5.  Label (di sisi OTB/ODF → perangkat dan far end)</w:t>
+              <w:t xml:space="preserve">5.  Label (di </w:t>
+            </w:r>
+            <w:proofErr w:type="spellStart"/>
+            <w:r>
+              <w:rPr>
+                <w:rFonts w:asciiTheme="majorHAnsi" w:hAnsiTheme="majorHAnsi" w:cstheme="majorHAnsi"/>
+                <w:sz w:val="18"/>
+              </w:rPr>
+              <w:t>sisi</w:t>
+            </w:r>
+            <w:proofErr w:type="spellEnd"/>
+            <w:r>
+              <w:rPr>
+                <w:rFonts w:asciiTheme="majorHAnsi" w:hAnsiTheme="majorHAnsi" w:cstheme="majorHAnsi"/>
+                <w:sz w:val="18"/>
+              </w:rPr>
+              <w:t xml:space="preserve"> OTB/ODF → </w:t>
+            </w:r>
+            <w:proofErr w:type="spellStart"/>
+            <w:r>
+              <w:rPr>
+                <w:rFonts w:asciiTheme="majorHAnsi" w:hAnsiTheme="majorHAnsi" w:cstheme="majorHAnsi"/>
+                <w:sz w:val="18"/>
+              </w:rPr>
+              <w:t>perangkat</w:t>
+            </w:r>
+            <w:proofErr w:type="spellEnd"/>
+            <w:r>
+              <w:rPr>
+                <w:rFonts w:asciiTheme="majorHAnsi" w:hAnsiTheme="majorHAnsi" w:cstheme="majorHAnsi"/>
+                <w:sz w:val="18"/>
+              </w:rPr>
+              <w:t xml:space="preserve"> dan far end)</w:t>
             </w:r>
           </w:p>
         </w:tc>
@@ -3759,23 +7568,7 @@
           <w:b/>
           <w:sz w:val="20"/>
         </w:rPr>
-        <w:t xml:space="preserve">a.  POP </w:t>
-      </w:r>
-      <w:r>
-        <w:rPr>
-          <w:rFonts w:asciiTheme="majorHAnsi" w:hAnsiTheme="majorHAnsi" w:cstheme="majorHAnsi"/>
-          <w:b/>
-          <w:sz w:val="20"/>
-        </w:rPr>
-        <w:t>–</w:t>
-      </w:r>
-      <w:r>
-        <w:rPr>
-          <w:rFonts w:asciiTheme="majorHAnsi" w:hAnsiTheme="majorHAnsi" w:cstheme="majorHAnsi"/>
-          <w:b/>
-          <w:sz w:val="20"/>
-        </w:rPr>
-        <w:t xml:space="preserve"> USER</w:t>
+        <w:t>a.  POP – USER</w:t>
       </w:r>
     </w:p>
     <w:p>
@@ -3793,7 +7586,39 @@
           <w:rFonts w:asciiTheme="majorHAnsi" w:hAnsiTheme="majorHAnsi" w:cstheme="majorHAnsi"/>
           <w:bCs/>
         </w:rPr>
-        <w:t>{%p for img in foto_asplan %}</w:t>
+        <w:t xml:space="preserve">{%p for </w:t>
+      </w:r>
+      <w:proofErr w:type="spellStart"/>
+      <w:r>
+        <w:rPr>
+          <w:rFonts w:asciiTheme="majorHAnsi" w:hAnsiTheme="majorHAnsi" w:cstheme="majorHAnsi"/>
+          <w:bCs/>
+        </w:rPr>
+        <w:t>img</w:t>
+      </w:r>
+      <w:proofErr w:type="spellEnd"/>
+      <w:r>
+        <w:rPr>
+          <w:rFonts w:asciiTheme="majorHAnsi" w:hAnsiTheme="majorHAnsi" w:cstheme="majorHAnsi"/>
+          <w:bCs/>
+        </w:rPr>
+        <w:t xml:space="preserve"> in </w:t>
+      </w:r>
+      <w:proofErr w:type="spellStart"/>
+      <w:r>
+        <w:rPr>
+          <w:rFonts w:asciiTheme="majorHAnsi" w:hAnsiTheme="majorHAnsi" w:cstheme="majorHAnsi"/>
+          <w:bCs/>
+        </w:rPr>
+        <w:t>foto_asplan</w:t>
+      </w:r>
+      <w:proofErr w:type="spellEnd"/>
+      <w:r>
+        <w:rPr>
+          <w:rFonts w:asciiTheme="majorHAnsi" w:hAnsiTheme="majorHAnsi" w:cstheme="majorHAnsi"/>
+          <w:bCs/>
+        </w:rPr>
+        <w:t xml:space="preserve"> %}</w:t>
       </w:r>
     </w:p>
     <w:p>
@@ -3812,8 +7637,17 @@
           <w:rFonts w:asciiTheme="majorHAnsi" w:hAnsiTheme="majorHAnsi" w:cstheme="majorHAnsi"/>
           <w:bCs/>
         </w:rPr>
-        <w:t>{{ img</w:t>
-      </w:r>
+        <w:t xml:space="preserve">{{ </w:t>
+      </w:r>
+      <w:proofErr w:type="spellStart"/>
+      <w:r>
+        <w:rPr>
+          <w:rFonts w:asciiTheme="majorHAnsi" w:hAnsiTheme="majorHAnsi" w:cstheme="majorHAnsi"/>
+          <w:bCs/>
+        </w:rPr>
+        <w:t>img</w:t>
+      </w:r>
+      <w:proofErr w:type="spellEnd"/>
       <w:proofErr w:type="gramEnd"/>
       <w:r>
         <w:rPr>
@@ -3838,7 +7672,23 @@
           <w:rFonts w:asciiTheme="majorHAnsi" w:hAnsiTheme="majorHAnsi" w:cstheme="majorHAnsi"/>
           <w:bCs/>
         </w:rPr>
-        <w:t>{%p endfor %}</w:t>
+        <w:t xml:space="preserve">{%p </w:t>
+      </w:r>
+      <w:proofErr w:type="spellStart"/>
+      <w:r>
+        <w:rPr>
+          <w:rFonts w:asciiTheme="majorHAnsi" w:hAnsiTheme="majorHAnsi" w:cstheme="majorHAnsi"/>
+          <w:bCs/>
+        </w:rPr>
+        <w:t>endfor</w:t>
+      </w:r>
+      <w:proofErr w:type="spellEnd"/>
+      <w:r>
+        <w:rPr>
+          <w:rFonts w:asciiTheme="majorHAnsi" w:hAnsiTheme="majorHAnsi" w:cstheme="majorHAnsi"/>
+          <w:bCs/>
+        </w:rPr>
+        <w:t xml:space="preserve"> %}</w:t>
       </w:r>
     </w:p>
     <w:p>
@@ -3857,8 +7707,18 @@
           <w:b/>
           <w:bCs/>
         </w:rPr>
-        <w:t>b. Jaringan</w:t>
-      </w:r>
+        <w:t xml:space="preserve">b. </w:t>
+      </w:r>
+      <w:proofErr w:type="spellStart"/>
+      <w:r>
+        <w:rPr>
+          <w:rFonts w:asciiTheme="majorHAnsi" w:hAnsiTheme="majorHAnsi" w:cstheme="majorHAnsi"/>
+          <w:b/>
+          <w:bCs/>
+        </w:rPr>
+        <w:t>Jaringan</w:t>
+      </w:r>
+      <w:proofErr w:type="spellEnd"/>
     </w:p>
     <w:tbl>
       <w:tblPr>
@@ -3907,6 +7767,7 @@
                 <w:sz w:val="18"/>
               </w:rPr>
             </w:pPr>
+            <w:proofErr w:type="spellStart"/>
             <w:r>
               <w:rPr>
                 <w:rFonts w:asciiTheme="majorHAnsi" w:hAnsiTheme="majorHAnsi" w:cstheme="majorHAnsi"/>
@@ -3915,6 +7776,7 @@
               </w:rPr>
               <w:t>Pengetesan</w:t>
             </w:r>
+            <w:proofErr w:type="spellEnd"/>
           </w:p>
         </w:tc>
         <w:tc>
@@ -3947,7 +7809,25 @@
                 <w:b/>
                 <w:sz w:val="18"/>
               </w:rPr>
-              <w:t>Nilai Acuan / Minimal</w:t>
+              <w:t xml:space="preserve">Nilai </w:t>
+            </w:r>
+            <w:proofErr w:type="spellStart"/>
+            <w:r>
+              <w:rPr>
+                <w:rFonts w:asciiTheme="majorHAnsi" w:hAnsiTheme="majorHAnsi" w:cstheme="majorHAnsi"/>
+                <w:b/>
+                <w:sz w:val="18"/>
+              </w:rPr>
+              <w:t>Acuan</w:t>
+            </w:r>
+            <w:proofErr w:type="spellEnd"/>
+            <w:r>
+              <w:rPr>
+                <w:rFonts w:asciiTheme="majorHAnsi" w:hAnsiTheme="majorHAnsi" w:cstheme="majorHAnsi"/>
+                <w:b/>
+                <w:sz w:val="18"/>
+              </w:rPr>
+              <w:t xml:space="preserve"> / Minimal</w:t>
             </w:r>
           </w:p>
         </w:tc>
@@ -4692,7 +8572,23 @@
                 <w:rFonts w:asciiTheme="majorHAnsi" w:hAnsiTheme="majorHAnsi" w:cstheme="majorHAnsi"/>
                 <w:sz w:val="18"/>
               </w:rPr>
-              <w:t>100% atau 0% loss</w:t>
+              <w:t xml:space="preserve">100% </w:t>
+            </w:r>
+            <w:proofErr w:type="spellStart"/>
+            <w:r>
+              <w:rPr>
+                <w:rFonts w:asciiTheme="majorHAnsi" w:hAnsiTheme="majorHAnsi" w:cstheme="majorHAnsi"/>
+                <w:sz w:val="18"/>
+              </w:rPr>
+              <w:t>atau</w:t>
+            </w:r>
+            <w:proofErr w:type="spellEnd"/>
+            <w:r>
+              <w:rPr>
+                <w:rFonts w:asciiTheme="majorHAnsi" w:hAnsiTheme="majorHAnsi" w:cstheme="majorHAnsi"/>
+                <w:sz w:val="18"/>
+              </w:rPr>
+              <w:t xml:space="preserve"> 0% loss</w:t>
             </w:r>
           </w:p>
         </w:tc>
@@ -4831,7 +8727,39 @@
                 <w:rFonts w:asciiTheme="majorHAnsi" w:hAnsiTheme="majorHAnsi" w:cstheme="majorHAnsi"/>
                 <w:sz w:val="18"/>
               </w:rPr>
-              <w:t>&lt;250 ms pada peak traffic (&gt;70%) dengan average &lt;100ms</w:t>
+              <w:t xml:space="preserve">&lt;250 </w:t>
+            </w:r>
+            <w:proofErr w:type="spellStart"/>
+            <w:r>
+              <w:rPr>
+                <w:rFonts w:asciiTheme="majorHAnsi" w:hAnsiTheme="majorHAnsi" w:cstheme="majorHAnsi"/>
+                <w:sz w:val="18"/>
+              </w:rPr>
+              <w:t>ms</w:t>
+            </w:r>
+            <w:proofErr w:type="spellEnd"/>
+            <w:r>
+              <w:rPr>
+                <w:rFonts w:asciiTheme="majorHAnsi" w:hAnsiTheme="majorHAnsi" w:cstheme="majorHAnsi"/>
+                <w:sz w:val="18"/>
+              </w:rPr>
+              <w:t xml:space="preserve"> pada peak traffic (&gt;70%) </w:t>
+            </w:r>
+            <w:proofErr w:type="spellStart"/>
+            <w:r>
+              <w:rPr>
+                <w:rFonts w:asciiTheme="majorHAnsi" w:hAnsiTheme="majorHAnsi" w:cstheme="majorHAnsi"/>
+                <w:sz w:val="18"/>
+              </w:rPr>
+              <w:t>dengan</w:t>
+            </w:r>
+            <w:proofErr w:type="spellEnd"/>
+            <w:r>
+              <w:rPr>
+                <w:rFonts w:asciiTheme="majorHAnsi" w:hAnsiTheme="majorHAnsi" w:cstheme="majorHAnsi"/>
+                <w:sz w:val="18"/>
+              </w:rPr>
+              <w:t xml:space="preserve"> average &lt;100ms</w:t>
             </w:r>
           </w:p>
         </w:tc>
@@ -5076,12 +9004,21 @@
                 <w:sz w:val="18"/>
               </w:rPr>
             </w:pPr>
-            <w:r>
-              <w:rPr>
-                <w:rFonts w:asciiTheme="majorHAnsi" w:hAnsiTheme="majorHAnsi" w:cstheme="majorHAnsi"/>
-                <w:sz w:val="18"/>
-              </w:rPr>
-              <w:t>Paket Loss</w:t>
+            <w:proofErr w:type="spellStart"/>
+            <w:r>
+              <w:rPr>
+                <w:rFonts w:asciiTheme="majorHAnsi" w:hAnsiTheme="majorHAnsi" w:cstheme="majorHAnsi"/>
+                <w:sz w:val="18"/>
+              </w:rPr>
+              <w:t>Paket</w:t>
+            </w:r>
+            <w:proofErr w:type="spellEnd"/>
+            <w:r>
+              <w:rPr>
+                <w:rFonts w:asciiTheme="majorHAnsi" w:hAnsiTheme="majorHAnsi" w:cstheme="majorHAnsi"/>
+                <w:sz w:val="18"/>
+              </w:rPr>
+              <w:t xml:space="preserve"> Loss</w:t>
             </w:r>
           </w:p>
         </w:tc>
@@ -5255,7 +9192,23 @@
                 <w:rFonts w:asciiTheme="majorHAnsi" w:hAnsiTheme="majorHAnsi" w:cstheme="majorHAnsi"/>
                 <w:sz w:val="18"/>
               </w:rPr>
-              <w:t>Delay atau Latency</w:t>
+              <w:t xml:space="preserve">Delay </w:t>
+            </w:r>
+            <w:proofErr w:type="spellStart"/>
+            <w:r>
+              <w:rPr>
+                <w:rFonts w:asciiTheme="majorHAnsi" w:hAnsiTheme="majorHAnsi" w:cstheme="majorHAnsi"/>
+                <w:sz w:val="18"/>
+              </w:rPr>
+              <w:t>atau</w:t>
+            </w:r>
+            <w:proofErr w:type="spellEnd"/>
+            <w:r>
+              <w:rPr>
+                <w:rFonts w:asciiTheme="majorHAnsi" w:hAnsiTheme="majorHAnsi" w:cstheme="majorHAnsi"/>
+                <w:sz w:val="18"/>
+              </w:rPr>
+              <w:t xml:space="preserve"> Latency</w:t>
             </w:r>
           </w:p>
         </w:tc>
@@ -5370,7 +9323,87 @@
                 <w:rFonts w:asciiTheme="majorHAnsi" w:hAnsiTheme="majorHAnsi" w:cstheme="majorHAnsi"/>
                 <w:sz w:val="18"/>
               </w:rPr>
-              <w:t>Masing – masing kanal selama 15 menit, yang mewakili selama 24 jam.</w:t>
+              <w:t xml:space="preserve">Masing – masing </w:t>
+            </w:r>
+            <w:proofErr w:type="spellStart"/>
+            <w:r>
+              <w:rPr>
+                <w:rFonts w:asciiTheme="majorHAnsi" w:hAnsiTheme="majorHAnsi" w:cstheme="majorHAnsi"/>
+                <w:sz w:val="18"/>
+              </w:rPr>
+              <w:t>kanal</w:t>
+            </w:r>
+            <w:proofErr w:type="spellEnd"/>
+            <w:r>
+              <w:rPr>
+                <w:rFonts w:asciiTheme="majorHAnsi" w:hAnsiTheme="majorHAnsi" w:cstheme="majorHAnsi"/>
+                <w:sz w:val="18"/>
+              </w:rPr>
+              <w:t xml:space="preserve"> </w:t>
+            </w:r>
+            <w:proofErr w:type="spellStart"/>
+            <w:r>
+              <w:rPr>
+                <w:rFonts w:asciiTheme="majorHAnsi" w:hAnsiTheme="majorHAnsi" w:cstheme="majorHAnsi"/>
+                <w:sz w:val="18"/>
+              </w:rPr>
+              <w:t>selama</w:t>
+            </w:r>
+            <w:proofErr w:type="spellEnd"/>
+            <w:r>
+              <w:rPr>
+                <w:rFonts w:asciiTheme="majorHAnsi" w:hAnsiTheme="majorHAnsi" w:cstheme="majorHAnsi"/>
+                <w:sz w:val="18"/>
+              </w:rPr>
+              <w:t xml:space="preserve"> 15 </w:t>
+            </w:r>
+            <w:proofErr w:type="spellStart"/>
+            <w:r>
+              <w:rPr>
+                <w:rFonts w:asciiTheme="majorHAnsi" w:hAnsiTheme="majorHAnsi" w:cstheme="majorHAnsi"/>
+                <w:sz w:val="18"/>
+              </w:rPr>
+              <w:t>menit</w:t>
+            </w:r>
+            <w:proofErr w:type="spellEnd"/>
+            <w:r>
+              <w:rPr>
+                <w:rFonts w:asciiTheme="majorHAnsi" w:hAnsiTheme="majorHAnsi" w:cstheme="majorHAnsi"/>
+                <w:sz w:val="18"/>
+              </w:rPr>
+              <w:t xml:space="preserve">, yang </w:t>
+            </w:r>
+            <w:proofErr w:type="spellStart"/>
+            <w:r>
+              <w:rPr>
+                <w:rFonts w:asciiTheme="majorHAnsi" w:hAnsiTheme="majorHAnsi" w:cstheme="majorHAnsi"/>
+                <w:sz w:val="18"/>
+              </w:rPr>
+              <w:t>mewakili</w:t>
+            </w:r>
+            <w:proofErr w:type="spellEnd"/>
+            <w:r>
+              <w:rPr>
+                <w:rFonts w:asciiTheme="majorHAnsi" w:hAnsiTheme="majorHAnsi" w:cstheme="majorHAnsi"/>
+                <w:sz w:val="18"/>
+              </w:rPr>
+              <w:t xml:space="preserve"> </w:t>
+            </w:r>
+            <w:proofErr w:type="spellStart"/>
+            <w:r>
+              <w:rPr>
+                <w:rFonts w:asciiTheme="majorHAnsi" w:hAnsiTheme="majorHAnsi" w:cstheme="majorHAnsi"/>
+                <w:sz w:val="18"/>
+              </w:rPr>
+              <w:t>selama</w:t>
+            </w:r>
+            <w:proofErr w:type="spellEnd"/>
+            <w:r>
+              <w:rPr>
+                <w:rFonts w:asciiTheme="majorHAnsi" w:hAnsiTheme="majorHAnsi" w:cstheme="majorHAnsi"/>
+                <w:sz w:val="18"/>
+              </w:rPr>
+              <w:t xml:space="preserve"> 24 jam.</w:t>
             </w:r>
           </w:p>
         </w:tc>
@@ -5428,7 +9461,23 @@
                 <w:rFonts w:asciiTheme="majorHAnsi" w:hAnsiTheme="majorHAnsi" w:cstheme="majorHAnsi"/>
                 <w:sz w:val="18"/>
               </w:rPr>
-              <w:t>90% dari bandwidth</w:t>
+              <w:t xml:space="preserve">90% </w:t>
+            </w:r>
+            <w:proofErr w:type="spellStart"/>
+            <w:r>
+              <w:rPr>
+                <w:rFonts w:asciiTheme="majorHAnsi" w:hAnsiTheme="majorHAnsi" w:cstheme="majorHAnsi"/>
+                <w:sz w:val="18"/>
+              </w:rPr>
+              <w:t>dari</w:t>
+            </w:r>
+            <w:proofErr w:type="spellEnd"/>
+            <w:r>
+              <w:rPr>
+                <w:rFonts w:asciiTheme="majorHAnsi" w:hAnsiTheme="majorHAnsi" w:cstheme="majorHAnsi"/>
+                <w:sz w:val="18"/>
+              </w:rPr>
+              <w:t xml:space="preserve"> bandwidth</w:t>
             </w:r>
           </w:p>
         </w:tc>
@@ -5544,7 +9593,6 @@
                 <w:bCs/>
                 <w:sz w:val="18"/>
               </w:rPr>
-              <w:lastRenderedPageBreak/>
               <w:t>INTERNET</w:t>
             </w:r>
           </w:p>
@@ -5686,13 +9734,143 @@
                 <w:sz w:val="18"/>
               </w:rPr>
             </w:pPr>
-            <w:r>
-              <w:rPr>
-                <w:rFonts w:asciiTheme="majorHAnsi" w:hAnsiTheme="majorHAnsi" w:cstheme="majorHAnsi"/>
-                <w:sz w:val="18"/>
-              </w:rPr>
-              <w:t>Mengirim paket 32 bytes ke POP tempat pelanggan terhubung menggunakan metode Ping standar</w:t>
-            </w:r>
+            <w:proofErr w:type="spellStart"/>
+            <w:r>
+              <w:rPr>
+                <w:rFonts w:asciiTheme="majorHAnsi" w:hAnsiTheme="majorHAnsi" w:cstheme="majorHAnsi"/>
+                <w:sz w:val="18"/>
+              </w:rPr>
+              <w:t>Mengirim</w:t>
+            </w:r>
+            <w:proofErr w:type="spellEnd"/>
+            <w:r>
+              <w:rPr>
+                <w:rFonts w:asciiTheme="majorHAnsi" w:hAnsiTheme="majorHAnsi" w:cstheme="majorHAnsi"/>
+                <w:sz w:val="18"/>
+              </w:rPr>
+              <w:t xml:space="preserve"> </w:t>
+            </w:r>
+            <w:proofErr w:type="spellStart"/>
+            <w:r>
+              <w:rPr>
+                <w:rFonts w:asciiTheme="majorHAnsi" w:hAnsiTheme="majorHAnsi" w:cstheme="majorHAnsi"/>
+                <w:sz w:val="18"/>
+              </w:rPr>
+              <w:t>paket</w:t>
+            </w:r>
+            <w:proofErr w:type="spellEnd"/>
+            <w:r>
+              <w:rPr>
+                <w:rFonts w:asciiTheme="majorHAnsi" w:hAnsiTheme="majorHAnsi" w:cstheme="majorHAnsi"/>
+                <w:sz w:val="18"/>
+              </w:rPr>
+              <w:t xml:space="preserve"> 32 bytes </w:t>
+            </w:r>
+            <w:proofErr w:type="spellStart"/>
+            <w:r>
+              <w:rPr>
+                <w:rFonts w:asciiTheme="majorHAnsi" w:hAnsiTheme="majorHAnsi" w:cstheme="majorHAnsi"/>
+                <w:sz w:val="18"/>
+              </w:rPr>
+              <w:t>ke</w:t>
+            </w:r>
+            <w:proofErr w:type="spellEnd"/>
+            <w:r>
+              <w:rPr>
+                <w:rFonts w:asciiTheme="majorHAnsi" w:hAnsiTheme="majorHAnsi" w:cstheme="majorHAnsi"/>
+                <w:sz w:val="18"/>
+              </w:rPr>
+              <w:t xml:space="preserve"> POP </w:t>
+            </w:r>
+            <w:proofErr w:type="spellStart"/>
+            <w:r>
+              <w:rPr>
+                <w:rFonts w:asciiTheme="majorHAnsi" w:hAnsiTheme="majorHAnsi" w:cstheme="majorHAnsi"/>
+                <w:sz w:val="18"/>
+              </w:rPr>
+              <w:t>tempat</w:t>
+            </w:r>
+            <w:proofErr w:type="spellEnd"/>
+            <w:r>
+              <w:rPr>
+                <w:rFonts w:asciiTheme="majorHAnsi" w:hAnsiTheme="majorHAnsi" w:cstheme="majorHAnsi"/>
+                <w:sz w:val="18"/>
+              </w:rPr>
+              <w:t xml:space="preserve"> </w:t>
+            </w:r>
+            <w:proofErr w:type="spellStart"/>
+            <w:r>
+              <w:rPr>
+                <w:rFonts w:asciiTheme="majorHAnsi" w:hAnsiTheme="majorHAnsi" w:cstheme="majorHAnsi"/>
+                <w:sz w:val="18"/>
+              </w:rPr>
+              <w:t>pelanggan</w:t>
+            </w:r>
+            <w:proofErr w:type="spellEnd"/>
+            <w:r>
+              <w:rPr>
+                <w:rFonts w:asciiTheme="majorHAnsi" w:hAnsiTheme="majorHAnsi" w:cstheme="majorHAnsi"/>
+                <w:sz w:val="18"/>
+              </w:rPr>
+              <w:t xml:space="preserve"> </w:t>
+            </w:r>
+            <w:proofErr w:type="spellStart"/>
+            <w:r>
+              <w:rPr>
+                <w:rFonts w:asciiTheme="majorHAnsi" w:hAnsiTheme="majorHAnsi" w:cstheme="majorHAnsi"/>
+                <w:sz w:val="18"/>
+              </w:rPr>
+              <w:t>terhubung</w:t>
+            </w:r>
+            <w:proofErr w:type="spellEnd"/>
+            <w:r>
+              <w:rPr>
+                <w:rFonts w:asciiTheme="majorHAnsi" w:hAnsiTheme="majorHAnsi" w:cstheme="majorHAnsi"/>
+                <w:sz w:val="18"/>
+              </w:rPr>
+              <w:t xml:space="preserve"> </w:t>
+            </w:r>
+            <w:proofErr w:type="spellStart"/>
+            <w:r>
+              <w:rPr>
+                <w:rFonts w:asciiTheme="majorHAnsi" w:hAnsiTheme="majorHAnsi" w:cstheme="majorHAnsi"/>
+                <w:sz w:val="18"/>
+              </w:rPr>
+              <w:t>menggunakan</w:t>
+            </w:r>
+            <w:proofErr w:type="spellEnd"/>
+            <w:r>
+              <w:rPr>
+                <w:rFonts w:asciiTheme="majorHAnsi" w:hAnsiTheme="majorHAnsi" w:cstheme="majorHAnsi"/>
+                <w:sz w:val="18"/>
+              </w:rPr>
+              <w:t xml:space="preserve"> </w:t>
+            </w:r>
+            <w:proofErr w:type="spellStart"/>
+            <w:r>
+              <w:rPr>
+                <w:rFonts w:asciiTheme="majorHAnsi" w:hAnsiTheme="majorHAnsi" w:cstheme="majorHAnsi"/>
+                <w:sz w:val="18"/>
+              </w:rPr>
+              <w:t>metode</w:t>
+            </w:r>
+            <w:proofErr w:type="spellEnd"/>
+            <w:r>
+              <w:rPr>
+                <w:rFonts w:asciiTheme="majorHAnsi" w:hAnsiTheme="majorHAnsi" w:cstheme="majorHAnsi"/>
+                <w:sz w:val="18"/>
+              </w:rPr>
+              <w:t xml:space="preserve"> Ping </w:t>
+            </w:r>
+            <w:proofErr w:type="spellStart"/>
+            <w:r>
+              <w:rPr>
+                <w:rFonts w:asciiTheme="majorHAnsi" w:hAnsiTheme="majorHAnsi" w:cstheme="majorHAnsi"/>
+                <w:sz w:val="18"/>
+              </w:rPr>
+              <w:t>standar</w:t>
+            </w:r>
+            <w:proofErr w:type="spellEnd"/>
           </w:p>
         </w:tc>
       </w:tr>
@@ -5713,6 +9891,7 @@
           <w:b/>
           <w:bCs/>
         </w:rPr>
+        <w:lastRenderedPageBreak/>
         <w:t>c. Fiber Optic</w:t>
       </w:r>
     </w:p>
@@ -5723,10 +9902,10 @@
         <w:tblLook w:val="04A0" w:firstRow="1" w:lastRow="0" w:firstColumn="1" w:lastColumn="0" w:noHBand="0" w:noVBand="1"/>
       </w:tblPr>
       <w:tblGrid>
-        <w:gridCol w:w="4526"/>
-        <w:gridCol w:w="1133"/>
-        <w:gridCol w:w="1133"/>
-        <w:gridCol w:w="2830"/>
+        <w:gridCol w:w="4202"/>
+        <w:gridCol w:w="1076"/>
+        <w:gridCol w:w="1083"/>
+        <w:gridCol w:w="2655"/>
       </w:tblGrid>
       <w:tr>
         <w:tc>
@@ -5741,6 +9920,7 @@
                 <w:rFonts w:asciiTheme="majorHAnsi" w:hAnsiTheme="majorHAnsi" w:cstheme="majorHAnsi"/>
               </w:rPr>
             </w:pPr>
+            <w:proofErr w:type="spellStart"/>
             <w:r>
               <w:rPr>
                 <w:rFonts w:asciiTheme="majorHAnsi" w:hAnsiTheme="majorHAnsi" w:cstheme="majorHAnsi"/>
@@ -5749,6 +9929,7 @@
               </w:rPr>
               <w:t>Pengukuran</w:t>
             </w:r>
+            <w:proofErr w:type="spellEnd"/>
           </w:p>
         </w:tc>
         <w:tc>
@@ -5881,7 +10062,23 @@
                 <w:rFonts w:asciiTheme="majorHAnsi" w:hAnsiTheme="majorHAnsi" w:cstheme="majorHAnsi"/>
                 <w:sz w:val="18"/>
               </w:rPr>
-              <w:t>Optical Power Meter (dbm)</w:t>
+              <w:t>Optical Power Meter (</w:t>
+            </w:r>
+            <w:proofErr w:type="spellStart"/>
+            <w:r>
+              <w:rPr>
+                <w:rFonts w:asciiTheme="majorHAnsi" w:hAnsiTheme="majorHAnsi" w:cstheme="majorHAnsi"/>
+                <w:sz w:val="18"/>
+              </w:rPr>
+              <w:t>dbm</w:t>
+            </w:r>
+            <w:proofErr w:type="spellEnd"/>
+            <w:r>
+              <w:rPr>
+                <w:rFonts w:asciiTheme="majorHAnsi" w:hAnsiTheme="majorHAnsi" w:cstheme="majorHAnsi"/>
+                <w:sz w:val="18"/>
+              </w:rPr>
+              <w:t>)</w:t>
             </w:r>
           </w:p>
         </w:tc>
@@ -6014,7 +10211,15 @@
                 <w:rFonts w:asciiTheme="majorHAnsi" w:hAnsiTheme="majorHAnsi" w:cstheme="majorHAnsi"/>
                 <w:sz w:val="18"/>
               </w:rPr>
-              <w:t>{{ jarak</w:t>
+              <w:t xml:space="preserve">{{ </w:t>
+            </w:r>
+            <w:proofErr w:type="spellStart"/>
+            <w:r>
+              <w:rPr>
+                <w:rFonts w:asciiTheme="majorHAnsi" w:hAnsiTheme="majorHAnsi" w:cstheme="majorHAnsi"/>
+                <w:sz w:val="18"/>
+              </w:rPr>
+              <w:t>jarak</w:t>
             </w:r>
             <w:proofErr w:type="gramEnd"/>
             <w:r>
@@ -6022,7 +10227,15 @@
                 <w:rFonts w:asciiTheme="majorHAnsi" w:hAnsiTheme="majorHAnsi" w:cstheme="majorHAnsi"/>
                 <w:sz w:val="18"/>
               </w:rPr>
-              <w:t>_otdr }}</w:t>
+              <w:t>_otdr</w:t>
+            </w:r>
+            <w:proofErr w:type="spellEnd"/>
+            <w:r>
+              <w:rPr>
+                <w:rFonts w:asciiTheme="majorHAnsi" w:hAnsiTheme="majorHAnsi" w:cstheme="majorHAnsi"/>
+                <w:sz w:val="18"/>
+              </w:rPr>
+              <w:t xml:space="preserve"> }}</w:t>
             </w:r>
           </w:p>
         </w:tc>
@@ -6057,10 +10270,10 @@
         <w:tblLook w:val="04A0" w:firstRow="1" w:lastRow="0" w:firstColumn="1" w:lastColumn="0" w:noHBand="0" w:noVBand="1"/>
       </w:tblPr>
       <w:tblGrid>
-        <w:gridCol w:w="4526"/>
-        <w:gridCol w:w="1133"/>
-        <w:gridCol w:w="1133"/>
-        <w:gridCol w:w="2830"/>
+        <w:gridCol w:w="4205"/>
+        <w:gridCol w:w="1076"/>
+        <w:gridCol w:w="1083"/>
+        <w:gridCol w:w="2652"/>
       </w:tblGrid>
       <w:tr>
         <w:tc>
@@ -6075,6 +10288,7 @@
                 <w:rFonts w:asciiTheme="majorHAnsi" w:hAnsiTheme="majorHAnsi" w:cstheme="majorHAnsi"/>
               </w:rPr>
             </w:pPr>
+            <w:proofErr w:type="spellStart"/>
             <w:r>
               <w:rPr>
                 <w:rFonts w:asciiTheme="majorHAnsi" w:hAnsiTheme="majorHAnsi" w:cstheme="majorHAnsi"/>
@@ -6083,6 +10297,7 @@
               </w:rPr>
               <w:t>Pengukuran</w:t>
             </w:r>
+            <w:proofErr w:type="spellEnd"/>
           </w:p>
         </w:tc>
         <w:tc>
@@ -6571,16 +10786,9 @@
           <w:rFonts w:asciiTheme="majorHAnsi" w:hAnsiTheme="majorHAnsi" w:cstheme="majorHAnsi"/>
         </w:rPr>
       </w:pPr>
-      <w:r>
-        <w:rPr>
-          <w:rFonts w:asciiTheme="majorHAnsi" w:hAnsiTheme="majorHAnsi" w:cstheme="majorHAnsi"/>
-        </w:rPr>
-        <w:br w:type="page"/>
-      </w:r>
     </w:p>
     <w:p>
       <w:pPr>
-        <w:spacing w:before="160" w:after="80"/>
         <w:rPr>
           <w:rFonts w:asciiTheme="majorHAnsi" w:hAnsiTheme="majorHAnsi" w:cstheme="majorHAnsi"/>
         </w:rPr>
@@ -6590,7 +10798,6 @@
           <w:rFonts w:asciiTheme="majorHAnsi" w:hAnsiTheme="majorHAnsi" w:cstheme="majorHAnsi"/>
           <w:b/>
         </w:rPr>
-        <w:lastRenderedPageBreak/>
         <w:t>5.  LAMPIRAN HASIL PENGETESAN (DOKUMENTASI)</w:t>
       </w:r>
     </w:p>
@@ -6608,16 +10815,18 @@
           <w:b/>
           <w:sz w:val="20"/>
         </w:rPr>
-        <w:t>a</w:t>
-      </w:r>
+        <w:t xml:space="preserve">a.  Ping &amp; </w:t>
+      </w:r>
+      <w:proofErr w:type="spellStart"/>
       <w:r>
         <w:rPr>
           <w:rFonts w:asciiTheme="majorHAnsi" w:hAnsiTheme="majorHAnsi" w:cstheme="majorHAnsi"/>
           <w:b/>
           <w:sz w:val="20"/>
         </w:rPr>
-        <w:t>.  Ping &amp; Speedtest</w:t>
-      </w:r>
+        <w:t>Speedtest</w:t>
+      </w:r>
+      <w:proofErr w:type="spellEnd"/>
     </w:p>
     <w:tbl>
       <w:tblPr>
@@ -6627,8 +10836,8 @@
         <w:tblLook w:val="04A0" w:firstRow="1" w:lastRow="0" w:firstColumn="1" w:lastColumn="0" w:noHBand="0" w:noVBand="1"/>
       </w:tblPr>
       <w:tblGrid>
-        <w:gridCol w:w="4811"/>
-        <w:gridCol w:w="4811"/>
+        <w:gridCol w:w="4486"/>
+        <w:gridCol w:w="4530"/>
       </w:tblGrid>
       <w:tr>
         <w:trPr>
@@ -6661,14 +10870,28 @@
               <w:rPr>
                 <w:rFonts w:asciiTheme="majorHAnsi" w:hAnsiTheme="majorHAnsi" w:cstheme="majorHAnsi"/>
               </w:rPr>
-              <w:t>{{ foto</w:t>
+              <w:t xml:space="preserve">{{ </w:t>
+            </w:r>
+            <w:proofErr w:type="spellStart"/>
+            <w:r>
+              <w:rPr>
+                <w:rFonts w:asciiTheme="majorHAnsi" w:hAnsiTheme="majorHAnsi" w:cstheme="majorHAnsi"/>
+              </w:rPr>
+              <w:t>foto</w:t>
             </w:r>
             <w:proofErr w:type="gramEnd"/>
             <w:r>
               <w:rPr>
                 <w:rFonts w:asciiTheme="majorHAnsi" w:hAnsiTheme="majorHAnsi" w:cstheme="majorHAnsi"/>
               </w:rPr>
-              <w:t>_ping }}</w:t>
+              <w:t>_ping</w:t>
+            </w:r>
+            <w:proofErr w:type="spellEnd"/>
+            <w:r>
+              <w:rPr>
+                <w:rFonts w:asciiTheme="majorHAnsi" w:hAnsiTheme="majorHAnsi" w:cstheme="majorHAnsi"/>
+              </w:rPr>
+              <w:t xml:space="preserve"> }}</w:t>
             </w:r>
           </w:p>
           <w:p>
@@ -6707,14 +10930,28 @@
               <w:rPr>
                 <w:rFonts w:asciiTheme="majorHAnsi" w:hAnsiTheme="majorHAnsi" w:cstheme="majorHAnsi"/>
               </w:rPr>
-              <w:t>{{ foto</w:t>
+              <w:t xml:space="preserve">{{ </w:t>
+            </w:r>
+            <w:proofErr w:type="spellStart"/>
+            <w:r>
+              <w:rPr>
+                <w:rFonts w:asciiTheme="majorHAnsi" w:hAnsiTheme="majorHAnsi" w:cstheme="majorHAnsi"/>
+              </w:rPr>
+              <w:t>foto</w:t>
             </w:r>
             <w:proofErr w:type="gramEnd"/>
             <w:r>
               <w:rPr>
                 <w:rFonts w:asciiTheme="majorHAnsi" w:hAnsiTheme="majorHAnsi" w:cstheme="majorHAnsi"/>
               </w:rPr>
-              <w:t>_speedtest }}</w:t>
+              <w:t>_speedtest</w:t>
+            </w:r>
+            <w:proofErr w:type="spellEnd"/>
+            <w:r>
+              <w:rPr>
+                <w:rFonts w:asciiTheme="majorHAnsi" w:hAnsiTheme="majorHAnsi" w:cstheme="majorHAnsi"/>
+              </w:rPr>
+              <w:t xml:space="preserve"> }}</w:t>
             </w:r>
           </w:p>
         </w:tc>
@@ -6741,15 +10978,43 @@
           <w:b/>
           <w:sz w:val="20"/>
         </w:rPr>
-        <w:t>b</w:t>
-      </w:r>
+        <w:t xml:space="preserve">b.  </w:t>
+      </w:r>
+      <w:proofErr w:type="spellStart"/>
       <w:r>
         <w:rPr>
           <w:rFonts w:asciiTheme="majorHAnsi" w:hAnsiTheme="majorHAnsi" w:cstheme="majorHAnsi"/>
           <w:b/>
           <w:sz w:val="20"/>
         </w:rPr>
-        <w:t>.  Dokumentasi Perangkat dan Label</w:t>
+        <w:t>Dokumentasi</w:t>
+      </w:r>
+      <w:proofErr w:type="spellEnd"/>
+      <w:r>
+        <w:rPr>
+          <w:rFonts w:asciiTheme="majorHAnsi" w:hAnsiTheme="majorHAnsi" w:cstheme="majorHAnsi"/>
+          <w:b/>
+          <w:sz w:val="20"/>
+        </w:rPr>
+        <w:t xml:space="preserve"> </w:t>
+      </w:r>
+      <w:proofErr w:type="spellStart"/>
+      <w:r>
+        <w:rPr>
+          <w:rFonts w:asciiTheme="majorHAnsi" w:hAnsiTheme="majorHAnsi" w:cstheme="majorHAnsi"/>
+          <w:b/>
+          <w:sz w:val="20"/>
+        </w:rPr>
+        <w:t>Perangkat</w:t>
+      </w:r>
+      <w:proofErr w:type="spellEnd"/>
+      <w:r>
+        <w:rPr>
+          <w:rFonts w:asciiTheme="majorHAnsi" w:hAnsiTheme="majorHAnsi" w:cstheme="majorHAnsi"/>
+          <w:b/>
+          <w:sz w:val="20"/>
+        </w:rPr>
+        <w:t xml:space="preserve"> dan Label</w:t>
       </w:r>
     </w:p>
     <w:tbl>
@@ -6760,8 +11025,8 @@
         <w:tblLook w:val="04A0" w:firstRow="1" w:lastRow="0" w:firstColumn="1" w:lastColumn="0" w:noHBand="0" w:noVBand="1"/>
       </w:tblPr>
       <w:tblGrid>
-        <w:gridCol w:w="4811"/>
-        <w:gridCol w:w="4811"/>
+        <w:gridCol w:w="4506"/>
+        <w:gridCol w:w="4510"/>
       </w:tblGrid>
       <w:tr>
         <w:trPr>
@@ -6849,7 +11114,15 @@
                 <w:rFonts w:asciiTheme="majorHAnsi" w:hAnsiTheme="majorHAnsi" w:cstheme="majorHAnsi"/>
                 <w:sz w:val="20"/>
               </w:rPr>
-              <w:t>{{ foto</w:t>
+              <w:t xml:space="preserve">{{ </w:t>
+            </w:r>
+            <w:proofErr w:type="spellStart"/>
+            <w:r>
+              <w:rPr>
+                <w:rFonts w:asciiTheme="majorHAnsi" w:hAnsiTheme="majorHAnsi" w:cstheme="majorHAnsi"/>
+                <w:sz w:val="20"/>
+              </w:rPr>
+              <w:t>foto</w:t>
             </w:r>
             <w:proofErr w:type="gramEnd"/>
             <w:r>
@@ -6857,7 +11130,15 @@
                 <w:rFonts w:asciiTheme="majorHAnsi" w:hAnsiTheme="majorHAnsi" w:cstheme="majorHAnsi"/>
                 <w:sz w:val="20"/>
               </w:rPr>
-              <w:t>_rack_pln_t }}</w:t>
+              <w:t>_rack_pln_t</w:t>
+            </w:r>
+            <w:proofErr w:type="spellEnd"/>
+            <w:r>
+              <w:rPr>
+                <w:rFonts w:asciiTheme="majorHAnsi" w:hAnsiTheme="majorHAnsi" w:cstheme="majorHAnsi"/>
+                <w:sz w:val="20"/>
+              </w:rPr>
+              <w:t xml:space="preserve"> }}</w:t>
             </w:r>
           </w:p>
           <w:p>
@@ -6896,7 +11177,15 @@
                 <w:rFonts w:asciiTheme="majorHAnsi" w:hAnsiTheme="majorHAnsi" w:cstheme="majorHAnsi"/>
                 <w:sz w:val="20"/>
               </w:rPr>
-              <w:t>{{ foto</w:t>
+              <w:t xml:space="preserve">{{ </w:t>
+            </w:r>
+            <w:proofErr w:type="spellStart"/>
+            <w:r>
+              <w:rPr>
+                <w:rFonts w:asciiTheme="majorHAnsi" w:hAnsiTheme="majorHAnsi" w:cstheme="majorHAnsi"/>
+                <w:sz w:val="20"/>
+              </w:rPr>
+              <w:t>foto</w:t>
             </w:r>
             <w:proofErr w:type="gramEnd"/>
             <w:r>
@@ -6904,7 +11193,15 @@
                 <w:rFonts w:asciiTheme="majorHAnsi" w:hAnsiTheme="majorHAnsi" w:cstheme="majorHAnsi"/>
                 <w:sz w:val="20"/>
               </w:rPr>
-              <w:t>_rack_pln_o }}</w:t>
+              <w:t>_rack_pln_o</w:t>
+            </w:r>
+            <w:proofErr w:type="spellEnd"/>
+            <w:r>
+              <w:rPr>
+                <w:rFonts w:asciiTheme="majorHAnsi" w:hAnsiTheme="majorHAnsi" w:cstheme="majorHAnsi"/>
+                <w:sz w:val="20"/>
+              </w:rPr>
+              <w:t xml:space="preserve"> }}</w:t>
             </w:r>
           </w:p>
         </w:tc>
@@ -6981,7 +11278,15 @@
                 <w:rFonts w:asciiTheme="majorHAnsi" w:hAnsiTheme="majorHAnsi" w:cstheme="majorHAnsi"/>
                 <w:sz w:val="20"/>
               </w:rPr>
-              <w:t>{{ foto</w:t>
+              <w:t xml:space="preserve">{{ </w:t>
+            </w:r>
+            <w:proofErr w:type="spellStart"/>
+            <w:r>
+              <w:rPr>
+                <w:rFonts w:asciiTheme="majorHAnsi" w:hAnsiTheme="majorHAnsi" w:cstheme="majorHAnsi"/>
+                <w:sz w:val="20"/>
+              </w:rPr>
+              <w:t>foto</w:t>
             </w:r>
             <w:proofErr w:type="gramEnd"/>
             <w:r>
@@ -6989,7 +11294,15 @@
                 <w:rFonts w:asciiTheme="majorHAnsi" w:hAnsiTheme="majorHAnsi" w:cstheme="majorHAnsi"/>
                 <w:sz w:val="20"/>
               </w:rPr>
-              <w:t>_perangkat_pln_t }}</w:t>
+              <w:t>_perangkat_pln_t</w:t>
+            </w:r>
+            <w:proofErr w:type="spellEnd"/>
+            <w:r>
+              <w:rPr>
+                <w:rFonts w:asciiTheme="majorHAnsi" w:hAnsiTheme="majorHAnsi" w:cstheme="majorHAnsi"/>
+                <w:sz w:val="20"/>
+              </w:rPr>
+              <w:t xml:space="preserve"> }}</w:t>
             </w:r>
           </w:p>
           <w:p>
@@ -7019,7 +11332,15 @@
                 <w:rFonts w:asciiTheme="majorHAnsi" w:hAnsiTheme="majorHAnsi" w:cstheme="majorHAnsi"/>
                 <w:sz w:val="20"/>
               </w:rPr>
-              <w:t>{{ foto</w:t>
+              <w:t xml:space="preserve">{{ </w:t>
+            </w:r>
+            <w:proofErr w:type="spellStart"/>
+            <w:r>
+              <w:rPr>
+                <w:rFonts w:asciiTheme="majorHAnsi" w:hAnsiTheme="majorHAnsi" w:cstheme="majorHAnsi"/>
+                <w:sz w:val="20"/>
+              </w:rPr>
+              <w:t>foto</w:t>
             </w:r>
             <w:proofErr w:type="gramEnd"/>
             <w:r>
@@ -7027,7 +11348,15 @@
                 <w:rFonts w:asciiTheme="majorHAnsi" w:hAnsiTheme="majorHAnsi" w:cstheme="majorHAnsi"/>
                 <w:sz w:val="20"/>
               </w:rPr>
-              <w:t>_perangkat_pln_o }}</w:t>
+              <w:t>_perangkat_pln_o</w:t>
+            </w:r>
+            <w:proofErr w:type="spellEnd"/>
+            <w:r>
+              <w:rPr>
+                <w:rFonts w:asciiTheme="majorHAnsi" w:hAnsiTheme="majorHAnsi" w:cstheme="majorHAnsi"/>
+                <w:sz w:val="20"/>
+              </w:rPr>
+              <w:t xml:space="preserve"> }}</w:t>
             </w:r>
           </w:p>
         </w:tc>
@@ -7048,13 +11377,23 @@
                 <w:rFonts w:asciiTheme="majorHAnsi" w:hAnsiTheme="majorHAnsi" w:cstheme="majorHAnsi"/>
               </w:rPr>
             </w:pPr>
+            <w:proofErr w:type="spellStart"/>
             <w:r>
               <w:rPr>
                 <w:rFonts w:asciiTheme="majorHAnsi" w:hAnsiTheme="majorHAnsi" w:cstheme="majorHAnsi"/>
                 <w:b/>
                 <w:sz w:val="18"/>
               </w:rPr>
-              <w:t>Perangkat PLN</w:t>
+              <w:t>Perangkat</w:t>
+            </w:r>
+            <w:proofErr w:type="spellEnd"/>
+            <w:r>
+              <w:rPr>
+                <w:rFonts w:asciiTheme="majorHAnsi" w:hAnsiTheme="majorHAnsi" w:cstheme="majorHAnsi"/>
+                <w:b/>
+                <w:sz w:val="18"/>
+              </w:rPr>
+              <w:t xml:space="preserve"> PLN</w:t>
             </w:r>
           </w:p>
         </w:tc>
@@ -7070,13 +11409,23 @@
                 <w:rFonts w:asciiTheme="majorHAnsi" w:hAnsiTheme="majorHAnsi" w:cstheme="majorHAnsi"/>
               </w:rPr>
             </w:pPr>
+            <w:proofErr w:type="spellStart"/>
             <w:r>
               <w:rPr>
                 <w:rFonts w:asciiTheme="majorHAnsi" w:hAnsiTheme="majorHAnsi" w:cstheme="majorHAnsi"/>
                 <w:b/>
                 <w:sz w:val="18"/>
               </w:rPr>
-              <w:t>Perangkat PLN</w:t>
+              <w:t>Perangkat</w:t>
+            </w:r>
+            <w:proofErr w:type="spellEnd"/>
+            <w:r>
+              <w:rPr>
+                <w:rFonts w:asciiTheme="majorHAnsi" w:hAnsiTheme="majorHAnsi" w:cstheme="majorHAnsi"/>
+                <w:b/>
+                <w:sz w:val="18"/>
+              </w:rPr>
+              <w:t xml:space="preserve"> PLN</w:t>
             </w:r>
           </w:p>
         </w:tc>
@@ -7104,7 +11453,15 @@
                 <w:rFonts w:asciiTheme="majorHAnsi" w:hAnsiTheme="majorHAnsi" w:cstheme="majorHAnsi"/>
                 <w:sz w:val="20"/>
               </w:rPr>
-              <w:t>{{ foto</w:t>
+              <w:t xml:space="preserve">{{ </w:t>
+            </w:r>
+            <w:proofErr w:type="spellStart"/>
+            <w:r>
+              <w:rPr>
+                <w:rFonts w:asciiTheme="majorHAnsi" w:hAnsiTheme="majorHAnsi" w:cstheme="majorHAnsi"/>
+                <w:sz w:val="20"/>
+              </w:rPr>
+              <w:t>foto</w:t>
             </w:r>
             <w:proofErr w:type="gramEnd"/>
             <w:r>
@@ -7112,7 +11469,15 @@
                 <w:rFonts w:asciiTheme="majorHAnsi" w:hAnsiTheme="majorHAnsi" w:cstheme="majorHAnsi"/>
                 <w:sz w:val="20"/>
               </w:rPr>
-              <w:t>_label_pln_t }}</w:t>
+              <w:t>_label_pln_t</w:t>
+            </w:r>
+            <w:proofErr w:type="spellEnd"/>
+            <w:r>
+              <w:rPr>
+                <w:rFonts w:asciiTheme="majorHAnsi" w:hAnsiTheme="majorHAnsi" w:cstheme="majorHAnsi"/>
+                <w:sz w:val="20"/>
+              </w:rPr>
+              <w:t xml:space="preserve"> }}</w:t>
             </w:r>
           </w:p>
           <w:p>
@@ -7142,7 +11507,15 @@
                 <w:rFonts w:asciiTheme="majorHAnsi" w:hAnsiTheme="majorHAnsi" w:cstheme="majorHAnsi"/>
                 <w:sz w:val="20"/>
               </w:rPr>
-              <w:t>{{ foto</w:t>
+              <w:t xml:space="preserve">{{ </w:t>
+            </w:r>
+            <w:proofErr w:type="spellStart"/>
+            <w:r>
+              <w:rPr>
+                <w:rFonts w:asciiTheme="majorHAnsi" w:hAnsiTheme="majorHAnsi" w:cstheme="majorHAnsi"/>
+                <w:sz w:val="20"/>
+              </w:rPr>
+              <w:t>foto</w:t>
             </w:r>
             <w:proofErr w:type="gramEnd"/>
             <w:r>
@@ -7150,7 +11523,15 @@
                 <w:rFonts w:asciiTheme="majorHAnsi" w:hAnsiTheme="majorHAnsi" w:cstheme="majorHAnsi"/>
                 <w:sz w:val="20"/>
               </w:rPr>
-              <w:t>_label_pln_o }}</w:t>
+              <w:t>_label_pln_o</w:t>
+            </w:r>
+            <w:proofErr w:type="spellEnd"/>
+            <w:r>
+              <w:rPr>
+                <w:rFonts w:asciiTheme="majorHAnsi" w:hAnsiTheme="majorHAnsi" w:cstheme="majorHAnsi"/>
+                <w:sz w:val="20"/>
+              </w:rPr>
+              <w:t xml:space="preserve"> }}</w:t>
             </w:r>
           </w:p>
         </w:tc>
@@ -7227,7 +11608,15 @@
                 <w:rFonts w:asciiTheme="majorHAnsi" w:hAnsiTheme="majorHAnsi" w:cstheme="majorHAnsi"/>
                 <w:sz w:val="20"/>
               </w:rPr>
-              <w:t>{{ foto</w:t>
+              <w:t xml:space="preserve">{{ </w:t>
+            </w:r>
+            <w:proofErr w:type="spellStart"/>
+            <w:r>
+              <w:rPr>
+                <w:rFonts w:asciiTheme="majorHAnsi" w:hAnsiTheme="majorHAnsi" w:cstheme="majorHAnsi"/>
+                <w:sz w:val="20"/>
+              </w:rPr>
+              <w:t>foto</w:t>
             </w:r>
             <w:proofErr w:type="gramEnd"/>
             <w:r>
@@ -7235,7 +11624,15 @@
                 <w:rFonts w:asciiTheme="majorHAnsi" w:hAnsiTheme="majorHAnsi" w:cstheme="majorHAnsi"/>
                 <w:sz w:val="20"/>
               </w:rPr>
-              <w:t>_rack_icp_t }}</w:t>
+              <w:t>_rack_icp_t</w:t>
+            </w:r>
+            <w:proofErr w:type="spellEnd"/>
+            <w:r>
+              <w:rPr>
+                <w:rFonts w:asciiTheme="majorHAnsi" w:hAnsiTheme="majorHAnsi" w:cstheme="majorHAnsi"/>
+                <w:sz w:val="20"/>
+              </w:rPr>
+              <w:t xml:space="preserve"> }}</w:t>
             </w:r>
           </w:p>
           <w:p>
@@ -7265,7 +11662,15 @@
                 <w:rFonts w:asciiTheme="majorHAnsi" w:hAnsiTheme="majorHAnsi" w:cstheme="majorHAnsi"/>
                 <w:sz w:val="20"/>
               </w:rPr>
-              <w:t>{{ foto</w:t>
+              <w:t xml:space="preserve">{{ </w:t>
+            </w:r>
+            <w:proofErr w:type="spellStart"/>
+            <w:r>
+              <w:rPr>
+                <w:rFonts w:asciiTheme="majorHAnsi" w:hAnsiTheme="majorHAnsi" w:cstheme="majorHAnsi"/>
+                <w:sz w:val="20"/>
+              </w:rPr>
+              <w:t>foto</w:t>
             </w:r>
             <w:proofErr w:type="gramEnd"/>
             <w:r>
@@ -7273,7 +11678,15 @@
                 <w:rFonts w:asciiTheme="majorHAnsi" w:hAnsiTheme="majorHAnsi" w:cstheme="majorHAnsi"/>
                 <w:sz w:val="20"/>
               </w:rPr>
-              <w:t>_rack_icp_o }}</w:t>
+              <w:t>_rack_icp_o</w:t>
+            </w:r>
+            <w:proofErr w:type="spellEnd"/>
+            <w:r>
+              <w:rPr>
+                <w:rFonts w:asciiTheme="majorHAnsi" w:hAnsiTheme="majorHAnsi" w:cstheme="majorHAnsi"/>
+                <w:sz w:val="20"/>
+              </w:rPr>
+              <w:t xml:space="preserve"> }}</w:t>
             </w:r>
           </w:p>
         </w:tc>
@@ -7300,8 +11713,18 @@
                 <w:b/>
                 <w:sz w:val="18"/>
               </w:rPr>
-              <w:t>Full Rack Iconplus</w:t>
-            </w:r>
+              <w:t xml:space="preserve">Full Rack </w:t>
+            </w:r>
+            <w:proofErr w:type="spellStart"/>
+            <w:r>
+              <w:rPr>
+                <w:rFonts w:asciiTheme="majorHAnsi" w:hAnsiTheme="majorHAnsi" w:cstheme="majorHAnsi"/>
+                <w:b/>
+                <w:sz w:val="18"/>
+              </w:rPr>
+              <w:t>Iconplus</w:t>
+            </w:r>
+            <w:proofErr w:type="spellEnd"/>
           </w:p>
         </w:tc>
         <w:tc>
@@ -7322,8 +11745,18 @@
                 <w:b/>
                 <w:sz w:val="18"/>
               </w:rPr>
-              <w:t>Full Rack Iconplus</w:t>
-            </w:r>
+              <w:t xml:space="preserve">Full Rack </w:t>
+            </w:r>
+            <w:proofErr w:type="spellStart"/>
+            <w:r>
+              <w:rPr>
+                <w:rFonts w:asciiTheme="majorHAnsi" w:hAnsiTheme="majorHAnsi" w:cstheme="majorHAnsi"/>
+                <w:b/>
+                <w:sz w:val="18"/>
+              </w:rPr>
+              <w:t>Iconplus</w:t>
+            </w:r>
+            <w:proofErr w:type="spellEnd"/>
           </w:p>
         </w:tc>
       </w:tr>
@@ -7350,7 +11783,15 @@
                 <w:rFonts w:asciiTheme="majorHAnsi" w:hAnsiTheme="majorHAnsi" w:cstheme="majorHAnsi"/>
                 <w:sz w:val="20"/>
               </w:rPr>
-              <w:t>{{ foto</w:t>
+              <w:t xml:space="preserve">{{ </w:t>
+            </w:r>
+            <w:proofErr w:type="spellStart"/>
+            <w:r>
+              <w:rPr>
+                <w:rFonts w:asciiTheme="majorHAnsi" w:hAnsiTheme="majorHAnsi" w:cstheme="majorHAnsi"/>
+                <w:sz w:val="20"/>
+              </w:rPr>
+              <w:t>foto</w:t>
             </w:r>
             <w:proofErr w:type="gramEnd"/>
             <w:r>
@@ -7358,7 +11799,15 @@
                 <w:rFonts w:asciiTheme="majorHAnsi" w:hAnsiTheme="majorHAnsi" w:cstheme="majorHAnsi"/>
                 <w:sz w:val="20"/>
               </w:rPr>
-              <w:t>_perangkat_icp_t }}</w:t>
+              <w:t>_perangkat_icp_t</w:t>
+            </w:r>
+            <w:proofErr w:type="spellEnd"/>
+            <w:r>
+              <w:rPr>
+                <w:rFonts w:asciiTheme="majorHAnsi" w:hAnsiTheme="majorHAnsi" w:cstheme="majorHAnsi"/>
+                <w:sz w:val="20"/>
+              </w:rPr>
+              <w:t xml:space="preserve"> }}</w:t>
             </w:r>
           </w:p>
           <w:p>
@@ -7388,7 +11837,15 @@
                 <w:rFonts w:asciiTheme="majorHAnsi" w:hAnsiTheme="majorHAnsi" w:cstheme="majorHAnsi"/>
                 <w:sz w:val="20"/>
               </w:rPr>
-              <w:t>{{ foto</w:t>
+              <w:t xml:space="preserve">{{ </w:t>
+            </w:r>
+            <w:proofErr w:type="spellStart"/>
+            <w:r>
+              <w:rPr>
+                <w:rFonts w:asciiTheme="majorHAnsi" w:hAnsiTheme="majorHAnsi" w:cstheme="majorHAnsi"/>
+                <w:sz w:val="20"/>
+              </w:rPr>
+              <w:t>foto</w:t>
             </w:r>
             <w:proofErr w:type="gramEnd"/>
             <w:r>
@@ -7396,7 +11853,15 @@
                 <w:rFonts w:asciiTheme="majorHAnsi" w:hAnsiTheme="majorHAnsi" w:cstheme="majorHAnsi"/>
                 <w:sz w:val="20"/>
               </w:rPr>
-              <w:t>_perangkat_icp_o }}</w:t>
+              <w:t>_perangkat_icp_o</w:t>
+            </w:r>
+            <w:proofErr w:type="spellEnd"/>
+            <w:r>
+              <w:rPr>
+                <w:rFonts w:asciiTheme="majorHAnsi" w:hAnsiTheme="majorHAnsi" w:cstheme="majorHAnsi"/>
+                <w:sz w:val="20"/>
+              </w:rPr>
+              <w:t xml:space="preserve"> }}</w:t>
             </w:r>
           </w:p>
         </w:tc>
@@ -7417,14 +11882,34 @@
                 <w:rFonts w:asciiTheme="majorHAnsi" w:hAnsiTheme="majorHAnsi" w:cstheme="majorHAnsi"/>
               </w:rPr>
             </w:pPr>
+            <w:proofErr w:type="spellStart"/>
             <w:r>
               <w:rPr>
                 <w:rFonts w:asciiTheme="majorHAnsi" w:hAnsiTheme="majorHAnsi" w:cstheme="majorHAnsi"/>
                 <w:b/>
                 <w:sz w:val="18"/>
               </w:rPr>
-              <w:t>Perangkat Iconplus</w:t>
-            </w:r>
+              <w:t>Perangkat</w:t>
+            </w:r>
+            <w:proofErr w:type="spellEnd"/>
+            <w:r>
+              <w:rPr>
+                <w:rFonts w:asciiTheme="majorHAnsi" w:hAnsiTheme="majorHAnsi" w:cstheme="majorHAnsi"/>
+                <w:b/>
+                <w:sz w:val="18"/>
+              </w:rPr>
+              <w:t xml:space="preserve"> </w:t>
+            </w:r>
+            <w:proofErr w:type="spellStart"/>
+            <w:r>
+              <w:rPr>
+                <w:rFonts w:asciiTheme="majorHAnsi" w:hAnsiTheme="majorHAnsi" w:cstheme="majorHAnsi"/>
+                <w:b/>
+                <w:sz w:val="18"/>
+              </w:rPr>
+              <w:t>Iconplus</w:t>
+            </w:r>
+            <w:proofErr w:type="spellEnd"/>
           </w:p>
         </w:tc>
         <w:tc>
@@ -7439,14 +11924,34 @@
                 <w:rFonts w:asciiTheme="majorHAnsi" w:hAnsiTheme="majorHAnsi" w:cstheme="majorHAnsi"/>
               </w:rPr>
             </w:pPr>
+            <w:proofErr w:type="spellStart"/>
             <w:r>
               <w:rPr>
                 <w:rFonts w:asciiTheme="majorHAnsi" w:hAnsiTheme="majorHAnsi" w:cstheme="majorHAnsi"/>
                 <w:b/>
                 <w:sz w:val="18"/>
               </w:rPr>
-              <w:t>Perangkat Iconplus</w:t>
-            </w:r>
+              <w:t>Perangkat</w:t>
+            </w:r>
+            <w:proofErr w:type="spellEnd"/>
+            <w:r>
+              <w:rPr>
+                <w:rFonts w:asciiTheme="majorHAnsi" w:hAnsiTheme="majorHAnsi" w:cstheme="majorHAnsi"/>
+                <w:b/>
+                <w:sz w:val="18"/>
+              </w:rPr>
+              <w:t xml:space="preserve"> </w:t>
+            </w:r>
+            <w:proofErr w:type="spellStart"/>
+            <w:r>
+              <w:rPr>
+                <w:rFonts w:asciiTheme="majorHAnsi" w:hAnsiTheme="majorHAnsi" w:cstheme="majorHAnsi"/>
+                <w:b/>
+                <w:sz w:val="18"/>
+              </w:rPr>
+              <w:t>Iconplus</w:t>
+            </w:r>
+            <w:proofErr w:type="spellEnd"/>
           </w:p>
         </w:tc>
       </w:tr>
@@ -7473,7 +11978,15 @@
                 <w:rFonts w:asciiTheme="majorHAnsi" w:hAnsiTheme="majorHAnsi" w:cstheme="majorHAnsi"/>
                 <w:sz w:val="20"/>
               </w:rPr>
-              <w:t>{{ foto</w:t>
+              <w:t xml:space="preserve">{{ </w:t>
+            </w:r>
+            <w:proofErr w:type="spellStart"/>
+            <w:r>
+              <w:rPr>
+                <w:rFonts w:asciiTheme="majorHAnsi" w:hAnsiTheme="majorHAnsi" w:cstheme="majorHAnsi"/>
+                <w:sz w:val="20"/>
+              </w:rPr>
+              <w:t>foto</w:t>
             </w:r>
             <w:proofErr w:type="gramEnd"/>
             <w:r>
@@ -7481,7 +11994,15 @@
                 <w:rFonts w:asciiTheme="majorHAnsi" w:hAnsiTheme="majorHAnsi" w:cstheme="majorHAnsi"/>
                 <w:sz w:val="20"/>
               </w:rPr>
-              <w:t>_label_icp_t }}</w:t>
+              <w:t>_label_icp_t</w:t>
+            </w:r>
+            <w:proofErr w:type="spellEnd"/>
+            <w:r>
+              <w:rPr>
+                <w:rFonts w:asciiTheme="majorHAnsi" w:hAnsiTheme="majorHAnsi" w:cstheme="majorHAnsi"/>
+                <w:sz w:val="20"/>
+              </w:rPr>
+              <w:t xml:space="preserve"> }}</w:t>
             </w:r>
           </w:p>
           <w:p>
@@ -7511,7 +12032,15 @@
                 <w:rFonts w:asciiTheme="majorHAnsi" w:hAnsiTheme="majorHAnsi" w:cstheme="majorHAnsi"/>
                 <w:sz w:val="20"/>
               </w:rPr>
-              <w:t>{{ foto</w:t>
+              <w:t xml:space="preserve">{{ </w:t>
+            </w:r>
+            <w:proofErr w:type="spellStart"/>
+            <w:r>
+              <w:rPr>
+                <w:rFonts w:asciiTheme="majorHAnsi" w:hAnsiTheme="majorHAnsi" w:cstheme="majorHAnsi"/>
+                <w:sz w:val="20"/>
+              </w:rPr>
+              <w:t>foto</w:t>
             </w:r>
             <w:proofErr w:type="gramEnd"/>
             <w:r>
@@ -7519,7 +12048,15 @@
                 <w:rFonts w:asciiTheme="majorHAnsi" w:hAnsiTheme="majorHAnsi" w:cstheme="majorHAnsi"/>
                 <w:sz w:val="20"/>
               </w:rPr>
-              <w:t>_label_icp_o }}</w:t>
+              <w:t>_label_icp_o</w:t>
+            </w:r>
+            <w:proofErr w:type="spellEnd"/>
+            <w:r>
+              <w:rPr>
+                <w:rFonts w:asciiTheme="majorHAnsi" w:hAnsiTheme="majorHAnsi" w:cstheme="majorHAnsi"/>
+                <w:sz w:val="20"/>
+              </w:rPr>
+              <w:t xml:space="preserve"> }}</w:t>
             </w:r>
           </w:p>
         </w:tc>
@@ -7546,8 +12083,18 @@
                 <w:b/>
                 <w:sz w:val="18"/>
               </w:rPr>
-              <w:t>Label Kabel Iconplus</w:t>
-            </w:r>
+              <w:t xml:space="preserve">Label Kabel </w:t>
+            </w:r>
+            <w:proofErr w:type="spellStart"/>
+            <w:r>
+              <w:rPr>
+                <w:rFonts w:asciiTheme="majorHAnsi" w:hAnsiTheme="majorHAnsi" w:cstheme="majorHAnsi"/>
+                <w:b/>
+                <w:sz w:val="18"/>
+              </w:rPr>
+              <w:t>Iconplus</w:t>
+            </w:r>
+            <w:proofErr w:type="spellEnd"/>
           </w:p>
         </w:tc>
         <w:tc>
@@ -7568,8 +12115,18 @@
                 <w:b/>
                 <w:sz w:val="18"/>
               </w:rPr>
-              <w:t>Label Kabel Iconplus</w:t>
-            </w:r>
+              <w:t xml:space="preserve">Label Kabel </w:t>
+            </w:r>
+            <w:proofErr w:type="spellStart"/>
+            <w:r>
+              <w:rPr>
+                <w:rFonts w:asciiTheme="majorHAnsi" w:hAnsiTheme="majorHAnsi" w:cstheme="majorHAnsi"/>
+                <w:b/>
+                <w:sz w:val="18"/>
+              </w:rPr>
+              <w:t>Iconplus</w:t>
+            </w:r>
+            <w:proofErr w:type="spellEnd"/>
           </w:p>
         </w:tc>
       </w:tr>
@@ -7582,10 +12139,18 @@
         </w:rPr>
       </w:pPr>
     </w:p>
+    <w:p>
+      <w:pPr>
+        <w:spacing w:before="160" w:after="80"/>
+        <w:rPr>
+          <w:rFonts w:asciiTheme="majorHAnsi" w:hAnsiTheme="majorHAnsi" w:cstheme="majorHAnsi"/>
+        </w:rPr>
+      </w:pPr>
+    </w:p>
     <w:sectPr>
-      <w:headerReference w:type="default" r:id="rId10"/>
-      <w:pgSz w:w="12240" w:h="15840"/>
-      <w:pgMar w:top="1134" w:right="1417" w:bottom="1134" w:left="1417" w:header="720" w:footer="720" w:gutter="0"/>
+      <w:type w:val="continuous"/>
+      <w:pgSz w:w="11906" w:h="16838" w:code="9"/>
+      <w:pgMar w:top="1440" w:right="1440" w:bottom="1440" w:left="1440" w:header="720" w:footer="720" w:gutter="0"/>
       <w:cols w:space="720"/>
       <w:docGrid w:linePitch="360"/>
     </w:sectPr>
@@ -7628,50 +12193,588 @@
       <w:rPr>
         <w:noProof/>
       </w:rPr>
+      <mc:AlternateContent>
+        <mc:Choice Requires="wpg">
+          <w:drawing>
+            <wp:anchor distT="0" distB="0" distL="114300" distR="114300" simplePos="0" relativeHeight="251662336" behindDoc="0" locked="0" layoutInCell="1" allowOverlap="1" wp14:anchorId="51F9DB0A" wp14:editId="29246457">
+              <wp:simplePos x="0" y="0"/>
+              <wp:positionH relativeFrom="page">
+                <wp:posOffset>3500755</wp:posOffset>
+              </wp:positionH>
+              <wp:positionV relativeFrom="page">
+                <wp:posOffset>9928860</wp:posOffset>
+              </wp:positionV>
+              <wp:extent cx="4039235" cy="748665"/>
+              <wp:effectExtent l="0" t="0" r="0" b="0"/>
+              <wp:wrapNone/>
+              <wp:docPr id="13" name="Group 2"/>
+              <wp:cNvGraphicFramePr>
+                <a:graphicFrameLocks xmlns:a="http://schemas.openxmlformats.org/drawingml/2006/main"/>
+              </wp:cNvGraphicFramePr>
+              <a:graphic xmlns:a="http://schemas.openxmlformats.org/drawingml/2006/main">
+                <a:graphicData uri="http://schemas.microsoft.com/office/word/2010/wordprocessingGroup">
+                  <wpg:wgp>
+                    <wpg:cNvGrpSpPr>
+                      <a:grpSpLocks/>
+                    </wpg:cNvGrpSpPr>
+                    <wpg:grpSpPr bwMode="auto">
+                      <a:xfrm>
+                        <a:off x="0" y="0"/>
+                        <a:ext cx="4039235" cy="748665"/>
+                        <a:chOff x="5829" y="15660"/>
+                        <a:chExt cx="6361" cy="1179"/>
+                      </a:xfrm>
+                    </wpg:grpSpPr>
+                    <wps:wsp>
+                      <wps:cNvPr id="14" name="Freeform 5"/>
+                      <wps:cNvSpPr>
+                        <a:spLocks/>
+                      </wps:cNvSpPr>
+                      <wps:spPr bwMode="auto">
+                        <a:xfrm>
+                          <a:off x="6362" y="15659"/>
+                          <a:ext cx="920" cy="883"/>
+                        </a:xfrm>
+                        <a:custGeom>
+                          <a:avLst/>
+                          <a:gdLst>
+                            <a:gd name="T0" fmla="+- 0 7282 6362"/>
+                            <a:gd name="T1" fmla="*/ T0 w 920"/>
+                            <a:gd name="T2" fmla="+- 0 15660 15660"/>
+                            <a:gd name="T3" fmla="*/ 15660 h 883"/>
+                            <a:gd name="T4" fmla="+- 0 7055 6362"/>
+                            <a:gd name="T5" fmla="*/ T4 w 920"/>
+                            <a:gd name="T6" fmla="+- 0 15660 15660"/>
+                            <a:gd name="T7" fmla="*/ 15660 h 883"/>
+                            <a:gd name="T8" fmla="+- 0 6362 6362"/>
+                            <a:gd name="T9" fmla="*/ T8 w 920"/>
+                            <a:gd name="T10" fmla="+- 0 16542 15660"/>
+                            <a:gd name="T11" fmla="*/ 16542 h 883"/>
+                            <a:gd name="T12" fmla="+- 0 6553 6362"/>
+                            <a:gd name="T13" fmla="*/ T12 w 920"/>
+                            <a:gd name="T14" fmla="+- 0 16542 15660"/>
+                            <a:gd name="T15" fmla="*/ 16542 h 883"/>
+                            <a:gd name="T16" fmla="+- 0 6575 6362"/>
+                            <a:gd name="T17" fmla="*/ T16 w 920"/>
+                            <a:gd name="T18" fmla="+- 0 16539 15660"/>
+                            <a:gd name="T19" fmla="*/ 16539 h 883"/>
+                            <a:gd name="T20" fmla="+- 0 6590 6362"/>
+                            <a:gd name="T21" fmla="*/ T20 w 920"/>
+                            <a:gd name="T22" fmla="+- 0 16533 15660"/>
+                            <a:gd name="T23" fmla="*/ 16533 h 883"/>
+                            <a:gd name="T24" fmla="+- 0 6603 6362"/>
+                            <a:gd name="T25" fmla="*/ T24 w 920"/>
+                            <a:gd name="T26" fmla="+- 0 16523 15660"/>
+                            <a:gd name="T27" fmla="*/ 16523 h 883"/>
+                            <a:gd name="T28" fmla="+- 0 6617 6362"/>
+                            <a:gd name="T29" fmla="*/ T28 w 920"/>
+                            <a:gd name="T30" fmla="+- 0 16508 15660"/>
+                            <a:gd name="T31" fmla="*/ 16508 h 883"/>
+                            <a:gd name="T32" fmla="+- 0 7282 6362"/>
+                            <a:gd name="T33" fmla="*/ T32 w 920"/>
+                            <a:gd name="T34" fmla="+- 0 15660 15660"/>
+                            <a:gd name="T35" fmla="*/ 15660 h 883"/>
+                          </a:gdLst>
+                          <a:ahLst/>
+                          <a:cxnLst>
+                            <a:cxn ang="0">
+                              <a:pos x="T1" y="T3"/>
+                            </a:cxn>
+                            <a:cxn ang="0">
+                              <a:pos x="T5" y="T7"/>
+                            </a:cxn>
+                            <a:cxn ang="0">
+                              <a:pos x="T9" y="T11"/>
+                            </a:cxn>
+                            <a:cxn ang="0">
+                              <a:pos x="T13" y="T15"/>
+                            </a:cxn>
+                            <a:cxn ang="0">
+                              <a:pos x="T17" y="T19"/>
+                            </a:cxn>
+                            <a:cxn ang="0">
+                              <a:pos x="T21" y="T23"/>
+                            </a:cxn>
+                            <a:cxn ang="0">
+                              <a:pos x="T25" y="T27"/>
+                            </a:cxn>
+                            <a:cxn ang="0">
+                              <a:pos x="T29" y="T31"/>
+                            </a:cxn>
+                            <a:cxn ang="0">
+                              <a:pos x="T33" y="T35"/>
+                            </a:cxn>
+                          </a:cxnLst>
+                          <a:rect l="0" t="0" r="r" b="b"/>
+                          <a:pathLst>
+                            <a:path w="920" h="883">
+                              <a:moveTo>
+                                <a:pt x="920" y="0"/>
+                              </a:moveTo>
+                              <a:lnTo>
+                                <a:pt x="693" y="0"/>
+                              </a:lnTo>
+                              <a:lnTo>
+                                <a:pt x="0" y="882"/>
+                              </a:lnTo>
+                              <a:lnTo>
+                                <a:pt x="191" y="882"/>
+                              </a:lnTo>
+                              <a:lnTo>
+                                <a:pt x="213" y="879"/>
+                              </a:lnTo>
+                              <a:lnTo>
+                                <a:pt x="228" y="873"/>
+                              </a:lnTo>
+                              <a:lnTo>
+                                <a:pt x="241" y="863"/>
+                              </a:lnTo>
+                              <a:lnTo>
+                                <a:pt x="255" y="848"/>
+                              </a:lnTo>
+                              <a:lnTo>
+                                <a:pt x="920" y="0"/>
+                              </a:lnTo>
+                              <a:close/>
+                            </a:path>
+                          </a:pathLst>
+                        </a:custGeom>
+                        <a:solidFill>
+                          <a:srgbClr val="16A2B9"/>
+                        </a:solidFill>
+                        <a:ln>
+                          <a:noFill/>
+                        </a:ln>
+                        <a:extLst>
+                          <a:ext uri="{91240B29-F687-4F45-9708-019B960494DF}">
+                            <a14:hiddenLine xmlns:a14="http://schemas.microsoft.com/office/drawing/2010/main" w="9525">
+                              <a:solidFill>
+                                <a:srgbClr val="000000"/>
+                              </a:solidFill>
+                              <a:round/>
+                              <a:headEnd/>
+                              <a:tailEnd/>
+                            </a14:hiddenLine>
+                          </a:ext>
+                        </a:extLst>
+                      </wps:spPr>
+                      <wps:bodyPr rot="0" vert="horz" wrap="square" lIns="91440" tIns="45720" rIns="91440" bIns="45720" anchor="t" anchorCtr="0" upright="1">
+                        <a:noAutofit/>
+                      </wps:bodyPr>
+                    </wps:wsp>
+                    <wps:wsp>
+                      <wps:cNvPr id="15" name="Freeform 4"/>
+                      <wps:cNvSpPr>
+                        <a:spLocks/>
+                      </wps:cNvSpPr>
+                      <wps:spPr bwMode="auto">
+                        <a:xfrm>
+                          <a:off x="5828" y="15867"/>
+                          <a:ext cx="649" cy="725"/>
+                        </a:xfrm>
+                        <a:custGeom>
+                          <a:avLst/>
+                          <a:gdLst>
+                            <a:gd name="T0" fmla="+- 0 6478 5829"/>
+                            <a:gd name="T1" fmla="*/ T0 w 649"/>
+                            <a:gd name="T2" fmla="+- 0 15867 15867"/>
+                            <a:gd name="T3" fmla="*/ 15867 h 725"/>
+                            <a:gd name="T4" fmla="+- 0 6398 5829"/>
+                            <a:gd name="T5" fmla="*/ T4 w 649"/>
+                            <a:gd name="T6" fmla="+- 0 15867 15867"/>
+                            <a:gd name="T7" fmla="*/ 15867 h 725"/>
+                            <a:gd name="T8" fmla="+- 0 5829 5829"/>
+                            <a:gd name="T9" fmla="*/ T8 w 649"/>
+                            <a:gd name="T10" fmla="+- 0 16592 15867"/>
+                            <a:gd name="T11" fmla="*/ 16592 h 725"/>
+                            <a:gd name="T12" fmla="+- 0 5872 5829"/>
+                            <a:gd name="T13" fmla="*/ T12 w 649"/>
+                            <a:gd name="T14" fmla="+- 0 16592 15867"/>
+                            <a:gd name="T15" fmla="*/ 16592 h 725"/>
+                            <a:gd name="T16" fmla="+- 0 5894 5829"/>
+                            <a:gd name="T17" fmla="*/ T16 w 649"/>
+                            <a:gd name="T18" fmla="+- 0 16589 15867"/>
+                            <a:gd name="T19" fmla="*/ 16589 h 725"/>
+                            <a:gd name="T20" fmla="+- 0 5909 5829"/>
+                            <a:gd name="T21" fmla="*/ T20 w 649"/>
+                            <a:gd name="T22" fmla="+- 0 16583 15867"/>
+                            <a:gd name="T23" fmla="*/ 16583 h 725"/>
+                            <a:gd name="T24" fmla="+- 0 5922 5829"/>
+                            <a:gd name="T25" fmla="*/ T24 w 649"/>
+                            <a:gd name="T26" fmla="+- 0 16573 15867"/>
+                            <a:gd name="T27" fmla="*/ 16573 h 725"/>
+                            <a:gd name="T28" fmla="+- 0 5936 5829"/>
+                            <a:gd name="T29" fmla="*/ T28 w 649"/>
+                            <a:gd name="T30" fmla="+- 0 16558 15867"/>
+                            <a:gd name="T31" fmla="*/ 16558 h 725"/>
+                            <a:gd name="T32" fmla="+- 0 6478 5829"/>
+                            <a:gd name="T33" fmla="*/ T32 w 649"/>
+                            <a:gd name="T34" fmla="+- 0 15867 15867"/>
+                            <a:gd name="T35" fmla="*/ 15867 h 725"/>
+                          </a:gdLst>
+                          <a:ahLst/>
+                          <a:cxnLst>
+                            <a:cxn ang="0">
+                              <a:pos x="T1" y="T3"/>
+                            </a:cxn>
+                            <a:cxn ang="0">
+                              <a:pos x="T5" y="T7"/>
+                            </a:cxn>
+                            <a:cxn ang="0">
+                              <a:pos x="T9" y="T11"/>
+                            </a:cxn>
+                            <a:cxn ang="0">
+                              <a:pos x="T13" y="T15"/>
+                            </a:cxn>
+                            <a:cxn ang="0">
+                              <a:pos x="T17" y="T19"/>
+                            </a:cxn>
+                            <a:cxn ang="0">
+                              <a:pos x="T21" y="T23"/>
+                            </a:cxn>
+                            <a:cxn ang="0">
+                              <a:pos x="T25" y="T27"/>
+                            </a:cxn>
+                            <a:cxn ang="0">
+                              <a:pos x="T29" y="T31"/>
+                            </a:cxn>
+                            <a:cxn ang="0">
+                              <a:pos x="T33" y="T35"/>
+                            </a:cxn>
+                          </a:cxnLst>
+                          <a:rect l="0" t="0" r="r" b="b"/>
+                          <a:pathLst>
+                            <a:path w="649" h="725">
+                              <a:moveTo>
+                                <a:pt x="649" y="0"/>
+                              </a:moveTo>
+                              <a:lnTo>
+                                <a:pt x="569" y="0"/>
+                              </a:lnTo>
+                              <a:lnTo>
+                                <a:pt x="0" y="725"/>
+                              </a:lnTo>
+                              <a:lnTo>
+                                <a:pt x="43" y="725"/>
+                              </a:lnTo>
+                              <a:lnTo>
+                                <a:pt x="65" y="722"/>
+                              </a:lnTo>
+                              <a:lnTo>
+                                <a:pt x="80" y="716"/>
+                              </a:lnTo>
+                              <a:lnTo>
+                                <a:pt x="93" y="706"/>
+                              </a:lnTo>
+                              <a:lnTo>
+                                <a:pt x="107" y="691"/>
+                              </a:lnTo>
+                              <a:lnTo>
+                                <a:pt x="649" y="0"/>
+                              </a:lnTo>
+                              <a:close/>
+                            </a:path>
+                          </a:pathLst>
+                        </a:custGeom>
+                        <a:solidFill>
+                          <a:srgbClr val="F5EC12"/>
+                        </a:solidFill>
+                        <a:ln>
+                          <a:noFill/>
+                        </a:ln>
+                        <a:extLst>
+                          <a:ext uri="{91240B29-F687-4F45-9708-019B960494DF}">
+                            <a14:hiddenLine xmlns:a14="http://schemas.microsoft.com/office/drawing/2010/main" w="9525">
+                              <a:solidFill>
+                                <a:srgbClr val="000000"/>
+                              </a:solidFill>
+                              <a:round/>
+                              <a:headEnd/>
+                              <a:tailEnd/>
+                            </a14:hiddenLine>
+                          </a:ext>
+                        </a:extLst>
+                      </wps:spPr>
+                      <wps:bodyPr rot="0" vert="horz" wrap="square" lIns="91440" tIns="45720" rIns="91440" bIns="45720" anchor="t" anchorCtr="0" upright="1">
+                        <a:noAutofit/>
+                      </wps:bodyPr>
+                    </wps:wsp>
+                    <wps:wsp>
+                      <wps:cNvPr id="16" name="AutoShape 3"/>
+                      <wps:cNvSpPr>
+                        <a:spLocks/>
+                      </wps:cNvSpPr>
+                      <wps:spPr bwMode="auto">
+                        <a:xfrm>
+                          <a:off x="5829" y="15912"/>
+                          <a:ext cx="6360" cy="926"/>
+                        </a:xfrm>
+                        <a:custGeom>
+                          <a:avLst/>
+                          <a:gdLst>
+                            <a:gd name="T0" fmla="+- 0 6638 5829"/>
+                            <a:gd name="T1" fmla="*/ T0 w 6360"/>
+                            <a:gd name="T2" fmla="+- 0 16053 15913"/>
+                            <a:gd name="T3" fmla="*/ 16053 h 926"/>
+                            <a:gd name="T4" fmla="+- 0 6443 5829"/>
+                            <a:gd name="T5" fmla="*/ T4 w 6360"/>
+                            <a:gd name="T6" fmla="+- 0 16053 15913"/>
+                            <a:gd name="T7" fmla="*/ 16053 h 926"/>
+                            <a:gd name="T8" fmla="+- 0 5829 5829"/>
+                            <a:gd name="T9" fmla="*/ T8 w 6360"/>
+                            <a:gd name="T10" fmla="+- 0 16838 15913"/>
+                            <a:gd name="T11" fmla="*/ 16838 h 926"/>
+                            <a:gd name="T12" fmla="+- 0 6024 5829"/>
+                            <a:gd name="T13" fmla="*/ T12 w 6360"/>
+                            <a:gd name="T14" fmla="+- 0 16838 15913"/>
+                            <a:gd name="T15" fmla="*/ 16838 h 926"/>
+                            <a:gd name="T16" fmla="+- 0 6638 5829"/>
+                            <a:gd name="T17" fmla="*/ T16 w 6360"/>
+                            <a:gd name="T18" fmla="+- 0 16053 15913"/>
+                            <a:gd name="T19" fmla="*/ 16053 h 926"/>
+                            <a:gd name="T20" fmla="+- 0 12189 5829"/>
+                            <a:gd name="T21" fmla="*/ T20 w 6360"/>
+                            <a:gd name="T22" fmla="+- 0 16835 15913"/>
+                            <a:gd name="T23" fmla="*/ 16835 h 926"/>
+                            <a:gd name="T24" fmla="+- 0 12186 5829"/>
+                            <a:gd name="T25" fmla="*/ T24 w 6360"/>
+                            <a:gd name="T26" fmla="+- 0 15913 15913"/>
+                            <a:gd name="T27" fmla="*/ 15913 h 926"/>
+                            <a:gd name="T28" fmla="+- 0 7448 5829"/>
+                            <a:gd name="T29" fmla="*/ T28 w 6360"/>
+                            <a:gd name="T30" fmla="+- 0 15915 15913"/>
+                            <a:gd name="T31" fmla="*/ 15915 h 926"/>
+                            <a:gd name="T32" fmla="+- 0 7372 5829"/>
+                            <a:gd name="T33" fmla="*/ T32 w 6360"/>
+                            <a:gd name="T34" fmla="+- 0 15925 15913"/>
+                            <a:gd name="T35" fmla="*/ 15925 h 926"/>
+                            <a:gd name="T36" fmla="+- 0 7304 5829"/>
+                            <a:gd name="T37" fmla="*/ T36 w 6360"/>
+                            <a:gd name="T38" fmla="+- 0 15952 15913"/>
+                            <a:gd name="T39" fmla="*/ 15952 h 926"/>
+                            <a:gd name="T40" fmla="+- 0 7245 5829"/>
+                            <a:gd name="T41" fmla="*/ T40 w 6360"/>
+                            <a:gd name="T42" fmla="+- 0 15992 15913"/>
+                            <a:gd name="T43" fmla="*/ 15992 h 926"/>
+                            <a:gd name="T44" fmla="+- 0 7200 5829"/>
+                            <a:gd name="T45" fmla="*/ T44 w 6360"/>
+                            <a:gd name="T46" fmla="+- 0 16039 15913"/>
+                            <a:gd name="T47" fmla="*/ 16039 h 926"/>
+                            <a:gd name="T48" fmla="+- 0 6586 5829"/>
+                            <a:gd name="T49" fmla="*/ T48 w 6360"/>
+                            <a:gd name="T50" fmla="+- 0 16838 15913"/>
+                            <a:gd name="T51" fmla="*/ 16838 h 926"/>
+                            <a:gd name="T52" fmla="+- 0 12189 5829"/>
+                            <a:gd name="T53" fmla="*/ T52 w 6360"/>
+                            <a:gd name="T54" fmla="+- 0 16835 15913"/>
+                            <a:gd name="T55" fmla="*/ 16835 h 926"/>
+                          </a:gdLst>
+                          <a:ahLst/>
+                          <a:cxnLst>
+                            <a:cxn ang="0">
+                              <a:pos x="T1" y="T3"/>
+                            </a:cxn>
+                            <a:cxn ang="0">
+                              <a:pos x="T5" y="T7"/>
+                            </a:cxn>
+                            <a:cxn ang="0">
+                              <a:pos x="T9" y="T11"/>
+                            </a:cxn>
+                            <a:cxn ang="0">
+                              <a:pos x="T13" y="T15"/>
+                            </a:cxn>
+                            <a:cxn ang="0">
+                              <a:pos x="T17" y="T19"/>
+                            </a:cxn>
+                            <a:cxn ang="0">
+                              <a:pos x="T21" y="T23"/>
+                            </a:cxn>
+                            <a:cxn ang="0">
+                              <a:pos x="T25" y="T27"/>
+                            </a:cxn>
+                            <a:cxn ang="0">
+                              <a:pos x="T29" y="T31"/>
+                            </a:cxn>
+                            <a:cxn ang="0">
+                              <a:pos x="T33" y="T35"/>
+                            </a:cxn>
+                            <a:cxn ang="0">
+                              <a:pos x="T37" y="T39"/>
+                            </a:cxn>
+                            <a:cxn ang="0">
+                              <a:pos x="T41" y="T43"/>
+                            </a:cxn>
+                            <a:cxn ang="0">
+                              <a:pos x="T45" y="T47"/>
+                            </a:cxn>
+                            <a:cxn ang="0">
+                              <a:pos x="T49" y="T51"/>
+                            </a:cxn>
+                            <a:cxn ang="0">
+                              <a:pos x="T53" y="T55"/>
+                            </a:cxn>
+                          </a:cxnLst>
+                          <a:rect l="0" t="0" r="r" b="b"/>
+                          <a:pathLst>
+                            <a:path w="6360" h="926">
+                              <a:moveTo>
+                                <a:pt x="809" y="140"/>
+                              </a:moveTo>
+                              <a:lnTo>
+                                <a:pt x="614" y="140"/>
+                              </a:lnTo>
+                              <a:lnTo>
+                                <a:pt x="0" y="925"/>
+                              </a:lnTo>
+                              <a:lnTo>
+                                <a:pt x="195" y="925"/>
+                              </a:lnTo>
+                              <a:lnTo>
+                                <a:pt x="809" y="140"/>
+                              </a:lnTo>
+                              <a:close/>
+                              <a:moveTo>
+                                <a:pt x="6360" y="922"/>
+                              </a:moveTo>
+                              <a:lnTo>
+                                <a:pt x="6357" y="0"/>
+                              </a:lnTo>
+                              <a:lnTo>
+                                <a:pt x="1619" y="2"/>
+                              </a:lnTo>
+                              <a:lnTo>
+                                <a:pt x="1543" y="12"/>
+                              </a:lnTo>
+                              <a:lnTo>
+                                <a:pt x="1475" y="39"/>
+                              </a:lnTo>
+                              <a:lnTo>
+                                <a:pt x="1416" y="79"/>
+                              </a:lnTo>
+                              <a:lnTo>
+                                <a:pt x="1371" y="126"/>
+                              </a:lnTo>
+                              <a:lnTo>
+                                <a:pt x="757" y="925"/>
+                              </a:lnTo>
+                              <a:lnTo>
+                                <a:pt x="6360" y="922"/>
+                              </a:lnTo>
+                              <a:close/>
+                            </a:path>
+                          </a:pathLst>
+                        </a:custGeom>
+                        <a:solidFill>
+                          <a:srgbClr val="155A73"/>
+                        </a:solidFill>
+                        <a:ln>
+                          <a:noFill/>
+                        </a:ln>
+                        <a:extLst>
+                          <a:ext uri="{91240B29-F687-4F45-9708-019B960494DF}">
+                            <a14:hiddenLine xmlns:a14="http://schemas.microsoft.com/office/drawing/2010/main" w="9525">
+                              <a:solidFill>
+                                <a:srgbClr val="000000"/>
+                              </a:solidFill>
+                              <a:round/>
+                              <a:headEnd/>
+                              <a:tailEnd/>
+                            </a14:hiddenLine>
+                          </a:ext>
+                        </a:extLst>
+                      </wps:spPr>
+                      <wps:bodyPr rot="0" vert="horz" wrap="square" lIns="91440" tIns="45720" rIns="91440" bIns="45720" anchor="t" anchorCtr="0" upright="1">
+                        <a:noAutofit/>
+                      </wps:bodyPr>
+                    </wps:wsp>
+                  </wpg:wgp>
+                </a:graphicData>
+              </a:graphic>
+              <wp14:sizeRelH relativeFrom="page">
+                <wp14:pctWidth>0</wp14:pctWidth>
+              </wp14:sizeRelH>
+              <wp14:sizeRelV relativeFrom="page">
+                <wp14:pctHeight>0</wp14:pctHeight>
+              </wp14:sizeRelV>
+            </wp:anchor>
+          </w:drawing>
+        </mc:Choice>
+        <mc:Fallback>
+          <w:pict>
+            <v:group w14:anchorId="3F4B0CBB" id="Group 2" o:spid="_x0000_s1026" style="position:absolute;margin-left:275.65pt;margin-top:781.8pt;width:318.05pt;height:58.95pt;z-index:251662336;mso-position-horizontal-relative:page;mso-position-vertical-relative:page" coordorigin="5829,15660" coordsize="6361,1179" o:gfxdata="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">
+              <v:shape id="Freeform 5" o:spid="_x0000_s1027" style="position:absolute;left:6362;top:15659;width:920;height:883;visibility:visible;mso-wrap-style:square;v-text-anchor:top" coordsize="920,883" o:gfxdata="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" path="m920,l693,,,882r191,l213,879r15,-6l241,863r14,-15l920,xe" fillcolor="#16a2b9" stroked="f">
+                <v:path arrowok="t" o:connecttype="custom" o:connectlocs="920,15660;693,15660;0,16542;191,16542;213,16539;228,16533;241,16523;255,16508;920,15660" o:connectangles="0,0,0,0,0,0,0,0,0"/>
+              </v:shape>
+              <v:shape id="Freeform 4" o:spid="_x0000_s1028" style="position:absolute;left:5828;top:15867;width:649;height:725;visibility:visible;mso-wrap-style:square;v-text-anchor:top" coordsize="649,725" o:gfxdata="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" path="m649,l569,,,725r43,l65,722r15,-6l93,706r14,-15l649,xe" fillcolor="#f5ec12" stroked="f">
+                <v:path arrowok="t" o:connecttype="custom" o:connectlocs="649,15867;569,15867;0,16592;43,16592;65,16589;80,16583;93,16573;107,16558;649,15867" o:connectangles="0,0,0,0,0,0,0,0,0"/>
+              </v:shape>
+              <v:shape id="AutoShape 3" o:spid="_x0000_s1029" style="position:absolute;left:5829;top:15912;width:6360;height:926;visibility:visible;mso-wrap-style:square;v-text-anchor:top" coordsize="6360,926" o:gfxdata="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" path="m809,140r-195,l,925r195,l809,140xm6360,922l6357,,1619,2r-76,10l1475,39r-59,40l1371,126,757,925r5603,-3xe" fillcolor="#155a73" stroked="f">
+                <v:path arrowok="t" o:connecttype="custom" o:connectlocs="809,16053;614,16053;0,16838;195,16838;809,16053;6360,16835;6357,15913;1619,15915;1543,15925;1475,15952;1416,15992;1371,16039;757,16838;6360,16835" o:connectangles="0,0,0,0,0,0,0,0,0,0,0,0,0,0"/>
+              </v:shape>
+              <w10:wrap anchorx="page" anchory="page"/>
+            </v:group>
+          </w:pict>
+        </mc:Fallback>
+      </mc:AlternateContent>
+    </w:r>
+    <w:r>
+      <w:rPr>
+        <w:noProof/>
+      </w:rPr>
       <w:drawing>
-        <wp:anchor distT="0" distB="0" distL="114300" distR="114300" simplePos="0" relativeHeight="251659264" behindDoc="0" locked="0" layoutInCell="1" hidden="0" allowOverlap="1" wp14:anchorId="12E8924A" wp14:editId="01ABDC3E">
+        <wp:anchor distT="0" distB="0" distL="114300" distR="114300" simplePos="0" relativeHeight="251667456" behindDoc="0" locked="0" layoutInCell="1" allowOverlap="1" wp14:anchorId="48140AE4" wp14:editId="070BC426">
           <wp:simplePos x="0" y="0"/>
-          <wp:positionH relativeFrom="page">
-            <wp:posOffset>-271780</wp:posOffset>
+          <wp:positionH relativeFrom="column">
+            <wp:posOffset>-723900</wp:posOffset>
           </wp:positionH>
           <wp:positionV relativeFrom="paragraph">
-            <wp:posOffset>-114300</wp:posOffset>
+            <wp:posOffset>-210820</wp:posOffset>
           </wp:positionV>
-          <wp:extent cx="8099772" cy="952500"/>
+          <wp:extent cx="5731510" cy="819785"/>
           <wp:effectExtent l="0" t="0" r="0" b="0"/>
           <wp:wrapNone/>
-          <wp:docPr id="12" name="image1.png"/>
-          <wp:cNvGraphicFramePr/>
+          <wp:docPr id="10" name="Picture 10"/>
+          <wp:cNvGraphicFramePr>
+            <a:graphicFrameLocks xmlns:a="http://schemas.openxmlformats.org/drawingml/2006/main" noChangeAspect="1"/>
+          </wp:cNvGraphicFramePr>
           <a:graphic xmlns:a="http://schemas.openxmlformats.org/drawingml/2006/main">
             <a:graphicData uri="http://schemas.openxmlformats.org/drawingml/2006/picture">
               <pic:pic xmlns:pic="http://schemas.openxmlformats.org/drawingml/2006/picture">
                 <pic:nvPicPr>
-                  <pic:cNvPr id="0" name="image1.png"/>
-                  <pic:cNvPicPr preferRelativeResize="0"/>
+                  <pic:cNvPr id="0" name="Picture 1"/>
+                  <pic:cNvPicPr>
+                    <a:picLocks noChangeAspect="1" noChangeArrowheads="1"/>
+                  </pic:cNvPicPr>
                 </pic:nvPicPr>
                 <pic:blipFill>
-                  <a:blip r:embed="rId1"/>
+                  <a:blip r:embed="rId1">
+                    <a:extLst>
+                      <a:ext uri="{28A0092B-C50C-407E-A947-70E740481C1C}">
+                        <a14:useLocalDpi xmlns:a14="http://schemas.microsoft.com/office/drawing/2010/main" val="0"/>
+                      </a:ext>
+                    </a:extLst>
+                  </a:blip>
                   <a:srcRect/>
                   <a:stretch>
                     <a:fillRect/>
                   </a:stretch>
                 </pic:blipFill>
-                <pic:spPr>
+                <pic:spPr bwMode="auto">
                   <a:xfrm>
                     <a:off x="0" y="0"/>
-                    <a:ext cx="8099772" cy="952500"/>
+                    <a:ext cx="5731510" cy="819785"/>
                   </a:xfrm>
                   <a:prstGeom prst="rect">
                     <a:avLst/>
                   </a:prstGeom>
-                  <a:ln/>
+                  <a:noFill/>
+                  <a:ln>
+                    <a:noFill/>
+                  </a:ln>
                 </pic:spPr>
               </pic:pic>
             </a:graphicData>
           </a:graphic>
-          <wp14:sizeRelH relativeFrom="margin">
-            <wp14:pctWidth>0</wp14:pctWidth>
-          </wp14:sizeRelH>
         </wp:anchor>
       </w:drawing>
     </w:r>
@@ -7714,30 +12817,494 @@
       <w:rPr>
         <w:noProof/>
       </w:rPr>
+      <mc:AlternateContent>
+        <mc:Choice Requires="wpg">
+          <w:drawing>
+            <wp:anchor distT="0" distB="0" distL="114300" distR="114300" simplePos="0" relativeHeight="251657216" behindDoc="0" locked="0" layoutInCell="1" allowOverlap="1" wp14:anchorId="043E71BB" wp14:editId="0267764D">
+              <wp:simplePos x="0" y="0"/>
+              <wp:positionH relativeFrom="column">
+                <wp:posOffset>-890270</wp:posOffset>
+              </wp:positionH>
+              <wp:positionV relativeFrom="paragraph">
+                <wp:posOffset>-447675</wp:posOffset>
+              </wp:positionV>
+              <wp:extent cx="4124325" cy="400050"/>
+              <wp:effectExtent l="0" t="0" r="9525" b="0"/>
+              <wp:wrapNone/>
+              <wp:docPr id="17" name="Group 6"/>
+              <wp:cNvGraphicFramePr/>
+              <a:graphic xmlns:a="http://schemas.openxmlformats.org/drawingml/2006/main">
+                <a:graphicData uri="http://schemas.microsoft.com/office/word/2010/wordprocessingGroup">
+                  <wpg:wgp>
+                    <wpg:cNvGrpSpPr/>
+                    <wpg:grpSpPr bwMode="auto">
+                      <a:xfrm>
+                        <a:off x="0" y="0"/>
+                        <a:ext cx="4124325" cy="400050"/>
+                        <a:chOff x="0" y="0"/>
+                        <a:chExt cx="6220" cy="672"/>
+                      </a:xfrm>
+                    </wpg:grpSpPr>
+                    <wps:wsp>
+                      <wps:cNvPr id="2" name="Freeform 10"/>
+                      <wps:cNvSpPr>
+                        <a:spLocks/>
+                      </wps:cNvSpPr>
+                      <wps:spPr bwMode="auto">
+                        <a:xfrm>
+                          <a:off x="0" y="135"/>
+                          <a:ext cx="4955" cy="369"/>
+                        </a:xfrm>
+                        <a:custGeom>
+                          <a:avLst/>
+                          <a:gdLst>
+                            <a:gd name="T0" fmla="*/ 4955 w 4955"/>
+                            <a:gd name="T1" fmla="+- 0 135 135"/>
+                            <a:gd name="T2" fmla="*/ 135 h 369"/>
+                            <a:gd name="T3" fmla="*/ 0 w 4955"/>
+                            <a:gd name="T4" fmla="+- 0 137 135"/>
+                            <a:gd name="T5" fmla="*/ 137 h 369"/>
+                            <a:gd name="T6" fmla="*/ 4 w 4955"/>
+                            <a:gd name="T7" fmla="+- 0 504 135"/>
+                            <a:gd name="T8" fmla="*/ 504 h 369"/>
+                            <a:gd name="T9" fmla="*/ 4600 w 4955"/>
+                            <a:gd name="T10" fmla="+- 0 502 135"/>
+                            <a:gd name="T11" fmla="*/ 502 h 369"/>
+                            <a:gd name="T12" fmla="*/ 4698 w 4955"/>
+                            <a:gd name="T13" fmla="+- 0 462 135"/>
+                            <a:gd name="T14" fmla="*/ 462 h 369"/>
+                            <a:gd name="T15" fmla="*/ 4762 w 4955"/>
+                            <a:gd name="T16" fmla="+- 0 385 135"/>
+                            <a:gd name="T17" fmla="*/ 385 h 369"/>
+                            <a:gd name="T18" fmla="*/ 4955 w 4955"/>
+                            <a:gd name="T19" fmla="+- 0 135 135"/>
+                            <a:gd name="T20" fmla="*/ 135 h 369"/>
+                          </a:gdLst>
+                          <a:ahLst/>
+                          <a:cxnLst>
+                            <a:cxn ang="0">
+                              <a:pos x="T0" y="T2"/>
+                            </a:cxn>
+                            <a:cxn ang="0">
+                              <a:pos x="T3" y="T5"/>
+                            </a:cxn>
+                            <a:cxn ang="0">
+                              <a:pos x="T6" y="T8"/>
+                            </a:cxn>
+                            <a:cxn ang="0">
+                              <a:pos x="T9" y="T11"/>
+                            </a:cxn>
+                            <a:cxn ang="0">
+                              <a:pos x="T12" y="T14"/>
+                            </a:cxn>
+                            <a:cxn ang="0">
+                              <a:pos x="T15" y="T17"/>
+                            </a:cxn>
+                            <a:cxn ang="0">
+                              <a:pos x="T18" y="T20"/>
+                            </a:cxn>
+                          </a:cxnLst>
+                          <a:rect l="0" t="0" r="r" b="b"/>
+                          <a:pathLst>
+                            <a:path w="4955" h="369">
+                              <a:moveTo>
+                                <a:pt x="4955" y="0"/>
+                              </a:moveTo>
+                              <a:lnTo>
+                                <a:pt x="0" y="2"/>
+                              </a:lnTo>
+                              <a:lnTo>
+                                <a:pt x="4" y="369"/>
+                              </a:lnTo>
+                              <a:lnTo>
+                                <a:pt x="4600" y="367"/>
+                              </a:lnTo>
+                              <a:lnTo>
+                                <a:pt x="4698" y="327"/>
+                              </a:lnTo>
+                              <a:lnTo>
+                                <a:pt x="4762" y="250"/>
+                              </a:lnTo>
+                              <a:lnTo>
+                                <a:pt x="4955" y="0"/>
+                              </a:lnTo>
+                              <a:close/>
+                            </a:path>
+                          </a:pathLst>
+                        </a:custGeom>
+                        <a:solidFill>
+                          <a:srgbClr val="155A73"/>
+                        </a:solidFill>
+                        <a:ln>
+                          <a:noFill/>
+                        </a:ln>
+                        <a:extLst>
+                          <a:ext uri="{91240B29-F687-4F45-9708-019B960494DF}">
+                            <a14:hiddenLine xmlns:a14="http://schemas.microsoft.com/office/drawing/2010/main" w="9525">
+                              <a:solidFill>
+                                <a:srgbClr val="000000"/>
+                              </a:solidFill>
+                              <a:round/>
+                              <a:headEnd/>
+                              <a:tailEnd/>
+                            </a14:hiddenLine>
+                          </a:ext>
+                        </a:extLst>
+                      </wps:spPr>
+                      <wps:bodyPr rot="0" vert="horz" wrap="square" lIns="91440" tIns="45720" rIns="91440" bIns="45720" anchor="t" anchorCtr="0" upright="1">
+                        <a:noAutofit/>
+                      </wps:bodyPr>
+                    </wps:wsp>
+                    <wps:wsp>
+                      <wps:cNvPr id="3" name="Freeform 9"/>
+                      <wps:cNvSpPr>
+                        <a:spLocks/>
+                      </wps:cNvSpPr>
+                      <wps:spPr bwMode="auto">
+                        <a:xfrm>
+                          <a:off x="4649" y="0"/>
+                          <a:ext cx="783" cy="672"/>
+                        </a:xfrm>
+                        <a:custGeom>
+                          <a:avLst/>
+                          <a:gdLst>
+                            <a:gd name="T0" fmla="+- 0 5208 4650"/>
+                            <a:gd name="T1" fmla="*/ T0 w 783"/>
+                            <a:gd name="T2" fmla="*/ 0 h 672"/>
+                            <a:gd name="T3" fmla="+- 0 5145 4650"/>
+                            <a:gd name="T4" fmla="*/ T3 w 783"/>
+                            <a:gd name="T5" fmla="*/ 34 h 672"/>
+                            <a:gd name="T6" fmla="+- 0 5029 4650"/>
+                            <a:gd name="T7" fmla="*/ T6 w 783"/>
+                            <a:gd name="T8" fmla="*/ 182 h 672"/>
+                            <a:gd name="T9" fmla="+- 0 4813 4650"/>
+                            <a:gd name="T10" fmla="*/ T9 w 783"/>
+                            <a:gd name="T11" fmla="*/ 463 h 672"/>
+                            <a:gd name="T12" fmla="+- 0 4650 4650"/>
+                            <a:gd name="T13" fmla="*/ T12 w 783"/>
+                            <a:gd name="T14" fmla="*/ 672 h 672"/>
+                            <a:gd name="T15" fmla="+- 0 4914 4650"/>
+                            <a:gd name="T16" fmla="*/ T15 w 783"/>
+                            <a:gd name="T17" fmla="*/ 671 h 672"/>
+                            <a:gd name="T18" fmla="+- 0 5432 4650"/>
+                            <a:gd name="T19" fmla="*/ T18 w 783"/>
+                            <a:gd name="T20" fmla="*/ 9 h 672"/>
+                            <a:gd name="T21" fmla="+- 0 5208 4650"/>
+                            <a:gd name="T22" fmla="*/ T21 w 783"/>
+                            <a:gd name="T23" fmla="*/ 0 h 672"/>
+                          </a:gdLst>
+                          <a:ahLst/>
+                          <a:cxnLst>
+                            <a:cxn ang="0">
+                              <a:pos x="T1" y="T2"/>
+                            </a:cxn>
+                            <a:cxn ang="0">
+                              <a:pos x="T4" y="T5"/>
+                            </a:cxn>
+                            <a:cxn ang="0">
+                              <a:pos x="T7" y="T8"/>
+                            </a:cxn>
+                            <a:cxn ang="0">
+                              <a:pos x="T10" y="T11"/>
+                            </a:cxn>
+                            <a:cxn ang="0">
+                              <a:pos x="T13" y="T14"/>
+                            </a:cxn>
+                            <a:cxn ang="0">
+                              <a:pos x="T16" y="T17"/>
+                            </a:cxn>
+                            <a:cxn ang="0">
+                              <a:pos x="T19" y="T20"/>
+                            </a:cxn>
+                            <a:cxn ang="0">
+                              <a:pos x="T22" y="T23"/>
+                            </a:cxn>
+                          </a:cxnLst>
+                          <a:rect l="0" t="0" r="r" b="b"/>
+                          <a:pathLst>
+                            <a:path w="783" h="672">
+                              <a:moveTo>
+                                <a:pt x="558" y="0"/>
+                              </a:moveTo>
+                              <a:lnTo>
+                                <a:pt x="495" y="34"/>
+                              </a:lnTo>
+                              <a:lnTo>
+                                <a:pt x="379" y="182"/>
+                              </a:lnTo>
+                              <a:lnTo>
+                                <a:pt x="163" y="463"/>
+                              </a:lnTo>
+                              <a:lnTo>
+                                <a:pt x="0" y="672"/>
+                              </a:lnTo>
+                              <a:lnTo>
+                                <a:pt x="264" y="671"/>
+                              </a:lnTo>
+                              <a:lnTo>
+                                <a:pt x="782" y="9"/>
+                              </a:lnTo>
+                              <a:lnTo>
+                                <a:pt x="558" y="0"/>
+                              </a:lnTo>
+                              <a:close/>
+                            </a:path>
+                          </a:pathLst>
+                        </a:custGeom>
+                        <a:solidFill>
+                          <a:srgbClr val="00A0B8"/>
+                        </a:solidFill>
+                        <a:ln>
+                          <a:noFill/>
+                        </a:ln>
+                        <a:extLst>
+                          <a:ext uri="{91240B29-F687-4F45-9708-019B960494DF}">
+                            <a14:hiddenLine xmlns:a14="http://schemas.microsoft.com/office/drawing/2010/main" w="9525">
+                              <a:solidFill>
+                                <a:srgbClr val="000000"/>
+                              </a:solidFill>
+                              <a:round/>
+                              <a:headEnd/>
+                              <a:tailEnd/>
+                            </a14:hiddenLine>
+                          </a:ext>
+                        </a:extLst>
+                      </wps:spPr>
+                      <wps:bodyPr rot="0" vert="horz" wrap="square" lIns="91440" tIns="45720" rIns="91440" bIns="45720" anchor="t" anchorCtr="0" upright="1">
+                        <a:noAutofit/>
+                      </wps:bodyPr>
+                    </wps:wsp>
+                    <pic:pic xmlns:pic="http://schemas.openxmlformats.org/drawingml/2006/picture">
+                      <pic:nvPicPr>
+                        <pic:cNvPr id="4" name="Picture 4"/>
+                        <pic:cNvPicPr>
+                          <a:picLocks noChangeAspect="1" noChangeArrowheads="1"/>
+                        </pic:cNvPicPr>
+                      </pic:nvPicPr>
+                      <pic:blipFill>
+                        <a:blip r:embed="rId1">
+                          <a:extLst>
+                            <a:ext uri="{28A0092B-C50C-407E-A947-70E740481C1C}">
+                              <a14:useLocalDpi xmlns:a14="http://schemas.microsoft.com/office/drawing/2010/main" val="0"/>
+                            </a:ext>
+                          </a:extLst>
+                        </a:blip>
+                        <a:srcRect/>
+                        <a:stretch>
+                          <a:fillRect/>
+                        </a:stretch>
+                      </pic:blipFill>
+                      <pic:spPr bwMode="auto">
+                        <a:xfrm>
+                          <a:off x="5870" y="0"/>
+                          <a:ext cx="350" cy="344"/>
+                        </a:xfrm>
+                        <a:prstGeom prst="rect">
+                          <a:avLst/>
+                        </a:prstGeom>
+                        <a:noFill/>
+                        <a:ln>
+                          <a:noFill/>
+                        </a:ln>
+                        <a:extLst>
+                          <a:ext uri="{909E8E84-426E-40DD-AFC4-6F175D3DCCD1}">
+                            <a14:hiddenFill xmlns:a14="http://schemas.microsoft.com/office/drawing/2010/main">
+                              <a:solidFill>
+                                <a:srgbClr val="FFFFFF"/>
+                              </a:solidFill>
+                            </a14:hiddenFill>
+                          </a:ext>
+                          <a:ext uri="{91240B29-F687-4F45-9708-019B960494DF}">
+                            <a14:hiddenLine xmlns:a14="http://schemas.microsoft.com/office/drawing/2010/main" w="9525">
+                              <a:solidFill>
+                                <a:srgbClr val="000000"/>
+                              </a:solidFill>
+                              <a:miter lim="800000"/>
+                              <a:headEnd/>
+                              <a:tailEnd/>
+                            </a14:hiddenLine>
+                          </a:ext>
+                        </a:extLst>
+                      </pic:spPr>
+                    </pic:pic>
+                    <wps:wsp>
+                      <wps:cNvPr id="5" name="Freeform 7"/>
+                      <wps:cNvSpPr>
+                        <a:spLocks/>
+                      </wps:cNvSpPr>
+                      <wps:spPr bwMode="auto">
+                        <a:xfrm>
+                          <a:off x="5259" y="0"/>
+                          <a:ext cx="803" cy="344"/>
+                        </a:xfrm>
+                        <a:custGeom>
+                          <a:avLst/>
+                          <a:gdLst>
+                            <a:gd name="T0" fmla="+- 0 6062 5260"/>
+                            <a:gd name="T1" fmla="*/ T0 w 803"/>
+                            <a:gd name="T2" fmla="*/ 0 h 344"/>
+                            <a:gd name="T3" fmla="+- 0 5547 5260"/>
+                            <a:gd name="T4" fmla="*/ T3 w 803"/>
+                            <a:gd name="T5" fmla="*/ 0 h 344"/>
+                            <a:gd name="T6" fmla="+- 0 5260 5260"/>
+                            <a:gd name="T7" fmla="*/ T6 w 803"/>
+                            <a:gd name="T8" fmla="*/ 343 h 344"/>
+                            <a:gd name="T9" fmla="+- 0 5775 5260"/>
+                            <a:gd name="T10" fmla="*/ T9 w 803"/>
+                            <a:gd name="T11" fmla="*/ 343 h 344"/>
+                            <a:gd name="T12" fmla="+- 0 6062 5260"/>
+                            <a:gd name="T13" fmla="*/ T12 w 803"/>
+                            <a:gd name="T14" fmla="*/ 0 h 344"/>
+                          </a:gdLst>
+                          <a:ahLst/>
+                          <a:cxnLst>
+                            <a:cxn ang="0">
+                              <a:pos x="T1" y="T2"/>
+                            </a:cxn>
+                            <a:cxn ang="0">
+                              <a:pos x="T4" y="T5"/>
+                            </a:cxn>
+                            <a:cxn ang="0">
+                              <a:pos x="T7" y="T8"/>
+                            </a:cxn>
+                            <a:cxn ang="0">
+                              <a:pos x="T10" y="T11"/>
+                            </a:cxn>
+                            <a:cxn ang="0">
+                              <a:pos x="T13" y="T14"/>
+                            </a:cxn>
+                          </a:cxnLst>
+                          <a:rect l="0" t="0" r="r" b="b"/>
+                          <a:pathLst>
+                            <a:path w="803" h="344">
+                              <a:moveTo>
+                                <a:pt x="802" y="0"/>
+                              </a:moveTo>
+                              <a:lnTo>
+                                <a:pt x="287" y="0"/>
+                              </a:lnTo>
+                              <a:lnTo>
+                                <a:pt x="0" y="343"/>
+                              </a:lnTo>
+                              <a:lnTo>
+                                <a:pt x="515" y="343"/>
+                              </a:lnTo>
+                              <a:lnTo>
+                                <a:pt x="802" y="0"/>
+                              </a:lnTo>
+                              <a:close/>
+                            </a:path>
+                          </a:pathLst>
+                        </a:custGeom>
+                        <a:solidFill>
+                          <a:srgbClr val="005470"/>
+                        </a:solidFill>
+                        <a:ln>
+                          <a:noFill/>
+                        </a:ln>
+                        <a:extLst>
+                          <a:ext uri="{91240B29-F687-4F45-9708-019B960494DF}">
+                            <a14:hiddenLine xmlns:a14="http://schemas.microsoft.com/office/drawing/2010/main" w="9525">
+                              <a:solidFill>
+                                <a:srgbClr val="000000"/>
+                              </a:solidFill>
+                              <a:round/>
+                              <a:headEnd/>
+                              <a:tailEnd/>
+                            </a14:hiddenLine>
+                          </a:ext>
+                        </a:extLst>
+                      </wps:spPr>
+                      <wps:bodyPr rot="0" vert="horz" wrap="square" lIns="91440" tIns="45720" rIns="91440" bIns="45720" anchor="t" anchorCtr="0" upright="1">
+                        <a:noAutofit/>
+                      </wps:bodyPr>
+                    </wps:wsp>
+                  </wpg:wgp>
+                </a:graphicData>
+              </a:graphic>
+              <wp14:sizeRelH relativeFrom="margin">
+                <wp14:pctWidth>0</wp14:pctWidth>
+              </wp14:sizeRelH>
+              <wp14:sizeRelV relativeFrom="margin">
+                <wp14:pctHeight>0</wp14:pctHeight>
+              </wp14:sizeRelV>
+            </wp:anchor>
+          </w:drawing>
+        </mc:Choice>
+        <mc:Fallback>
+          <w:pict>
+            <v:group w14:anchorId="30D96529" id="Group 6" o:spid="_x0000_s1026" style="position:absolute;margin-left:-70.1pt;margin-top:-35.25pt;width:324.75pt;height:31.5pt;z-index:251657216;mso-width-relative:margin;mso-height-relative:margin" coordsize="6220,672" o:gfxdata="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">
+              <v:shape id="Freeform 10" o:spid="_x0000_s1027" style="position:absolute;top:135;width:4955;height:369;visibility:visible;mso-wrap-style:square;v-text-anchor:top" coordsize="4955,369" o:gfxdata="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" path="m4955,l,2,4,369r4596,-2l4698,327r64,-77l4955,xe" fillcolor="#155a73" stroked="f">
+                <v:path arrowok="t" o:connecttype="custom" o:connectlocs="4955,135;0,137;4,504;4600,502;4698,462;4762,385;4955,135" o:connectangles="0,0,0,0,0,0,0"/>
+              </v:shape>
+              <v:shape id="Freeform 9" o:spid="_x0000_s1028" style="position:absolute;left:4649;width:783;height:672;visibility:visible;mso-wrap-style:square;v-text-anchor:top" coordsize="783,672" o:gfxdata="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" path="m558,l495,34,379,182,163,463,,672r264,-1l782,9,558,xe" fillcolor="#00a0b8" stroked="f">
+                <v:path arrowok="t" o:connecttype="custom" o:connectlocs="558,0;495,34;379,182;163,463;0,672;264,671;782,9;558,0" o:connectangles="0,0,0,0,0,0,0,0"/>
+              </v:shape>
+              <v:shapetype id="_x0000_t75" coordsize="21600,21600" o:spt="75" o:preferrelative="t" path="m@4@5l@4@11@9@11@9@5xe" filled="f" stroked="f">
+                <v:stroke joinstyle="miter"/>
+                <v:formulas>
+                  <v:f eqn="if lineDrawn pixelLineWidth 0"/>
+                  <v:f eqn="sum @0 1 0"/>
+                  <v:f eqn="sum 0 0 @1"/>
+                  <v:f eqn="prod @2 1 2"/>
+                  <v:f eqn="prod @3 21600 pixelWidth"/>
+                  <v:f eqn="prod @3 21600 pixelHeight"/>
+                  <v:f eqn="sum @0 0 1"/>
+                  <v:f eqn="prod @6 1 2"/>
+                  <v:f eqn="prod @7 21600 pixelWidth"/>
+                  <v:f eqn="sum @8 21600 0"/>
+                  <v:f eqn="prod @7 21600 pixelHeight"/>
+                  <v:f eqn="sum @10 21600 0"/>
+                </v:formulas>
+                <v:path o:extrusionok="f" gradientshapeok="t" o:connecttype="rect"/>
+                <o:lock v:ext="edit" aspectratio="t"/>
+              </v:shapetype>
+              <v:shape id="Picture 4" o:spid="_x0000_s1029" type="#_x0000_t75" style="position:absolute;left:5870;width:350;height:344;visibility:visible;mso-wrap-style:square" o:gfxdata="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">
+                <v:imagedata r:id="rId2" o:title=""/>
+              </v:shape>
+              <v:shape id="Freeform 7" o:spid="_x0000_s1030" style="position:absolute;left:5259;width:803;height:344;visibility:visible;mso-wrap-style:square;v-text-anchor:top" coordsize="803,344" o:gfxdata="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" path="m802,l287,,,343r515,l802,xe" fillcolor="#005470" stroked="f">
+                <v:path arrowok="t" o:connecttype="custom" o:connectlocs="802,0;287,0;0,343;515,343;802,0" o:connectangles="0,0,0,0,0"/>
+              </v:shape>
+            </v:group>
+          </w:pict>
+        </mc:Fallback>
+      </mc:AlternateContent>
+    </w:r>
+    <w:r>
+      <w:rPr>
+        <w:noProof/>
+      </w:rPr>
       <w:drawing>
-        <wp:anchor distT="0" distB="0" distL="114300" distR="114300" simplePos="0" relativeHeight="251658240" behindDoc="1" locked="0" layoutInCell="1" hidden="0" allowOverlap="1" wp14:anchorId="75649BFD" wp14:editId="392CD6AB">
+        <wp:anchor distT="0" distB="0" distL="114300" distR="114300" simplePos="0" relativeHeight="251652096" behindDoc="0" locked="0" layoutInCell="1" allowOverlap="1" wp14:anchorId="64C56879" wp14:editId="09ACCB75">
           <wp:simplePos x="0" y="0"/>
           <wp:positionH relativeFrom="column">
-            <wp:posOffset>-899795</wp:posOffset>
+            <wp:posOffset>4711700</wp:posOffset>
           </wp:positionH>
           <wp:positionV relativeFrom="paragraph">
-            <wp:posOffset>-454660</wp:posOffset>
+            <wp:posOffset>-141605</wp:posOffset>
           </wp:positionV>
-          <wp:extent cx="7513320" cy="923111"/>
+          <wp:extent cx="1714500" cy="620395"/>
           <wp:effectExtent l="0" t="0" r="0" b="0"/>
           <wp:wrapNone/>
-          <wp:docPr id="8" name="image2.png"/>
-          <wp:cNvGraphicFramePr/>
+          <wp:docPr id="9" name="Picture 9"/>
+          <wp:cNvGraphicFramePr>
+            <a:graphicFrameLocks xmlns:a="http://schemas.openxmlformats.org/drawingml/2006/main" noChangeAspect="1"/>
+          </wp:cNvGraphicFramePr>
           <a:graphic xmlns:a="http://schemas.openxmlformats.org/drawingml/2006/main">
             <a:graphicData uri="http://schemas.openxmlformats.org/drawingml/2006/picture">
               <pic:pic xmlns:pic="http://schemas.openxmlformats.org/drawingml/2006/picture">
                 <pic:nvPicPr>
-                  <pic:cNvPr id="0" name="image2.png"/>
-                  <pic:cNvPicPr preferRelativeResize="0"/>
+                  <pic:cNvPr id="1" name="logo-pln-Icon.png"/>
+                  <pic:cNvPicPr/>
                 </pic:nvPicPr>
                 <pic:blipFill>
-                  <a:blip r:embed="rId1"/>
-                  <a:srcRect/>
+                  <a:blip r:embed="rId3">
+                    <a:extLst>
+                      <a:ext uri="{28A0092B-C50C-407E-A947-70E740481C1C}">
+                        <a14:useLocalDpi xmlns:a14="http://schemas.microsoft.com/office/drawing/2010/main" val="0"/>
+                      </a:ext>
+                    </a:extLst>
+                  </a:blip>
                   <a:stretch>
                     <a:fillRect/>
                   </a:stretch>
@@ -7745,54 +13312,23 @@
                 <pic:spPr>
                   <a:xfrm>
                     <a:off x="0" y="0"/>
-                    <a:ext cx="7513320" cy="923111"/>
+                    <a:ext cx="1714500" cy="620395"/>
                   </a:xfrm>
                   <a:prstGeom prst="rect">
                     <a:avLst/>
                   </a:prstGeom>
-                  <a:ln/>
                 </pic:spPr>
               </pic:pic>
             </a:graphicData>
           </a:graphic>
+          <wp14:sizeRelH relativeFrom="margin">
+            <wp14:pctWidth>0</wp14:pctWidth>
+          </wp14:sizeRelH>
+          <wp14:sizeRelV relativeFrom="margin">
+            <wp14:pctHeight>0</wp14:pctHeight>
+          </wp14:sizeRelV>
         </wp:anchor>
       </w:drawing>
-    </w:r>
-  </w:p>
-  <w:p>
-    <w:pPr>
-      <w:pStyle w:val="Header"/>
-    </w:pPr>
-  </w:p>
-  <w:p>
-    <w:pPr>
-      <w:spacing w:after="0"/>
-      <w:rPr>
-        <w:b/>
-        <w:sz w:val="24"/>
-      </w:rPr>
-    </w:pPr>
-    <w:r>
-      <w:rPr>
-        <w:b/>
-        <w:sz w:val="24"/>
-      </w:rPr>
-      <w:t>PT. INDONESIA COMNETS PLUS</w:t>
-    </w:r>
-  </w:p>
-  <w:p>
-    <w:pPr>
-      <w:pBdr>
-        <w:top w:val="single" w:sz="4" w:space="1" w:color="auto"/>
-      </w:pBdr>
-      <w:spacing w:after="0"/>
-      <w:jc w:val="right"/>
-    </w:pPr>
-    <w:r>
-      <w:rPr>
-        <w:b/>
-      </w:rPr>
-      <w:t>HASIL TEST DAN COMMISSIONING</w:t>
     </w:r>
   </w:p>
 </w:hdr>
